--- a/cassia/manuscript/CASSIA_manuscript.docx
+++ b/cassia/manuscript/CASSIA_manuscript.docx
@@ -12755,7 +12755,7 @@
           <w:b/>
           <w:bCs/>
         </w:rPr>
-        <w:t xml:space="preserve">The conclusions hold across mechanisms, but transfer between mechanisms is not free (Fig. 8a; Table S6).</w:t>
+        <w:t xml:space="preserve">The conclusions hold across mechanisms, but transfer between mechanisms is not free (Fig. 5a; Table S6).</w:t>
       </w:r>
       <w:r>
         <w:t xml:space="preserve"> RF with speciation features was evaluated on five corpora for each mechanism scenario:</w:t>
@@ -12841,7 +12841,10 @@
           <w:b/>
           <w:bCs/>
         </w:rPr>
-        <w:t xml:space="preserve">More studies help, more rows do not.</w:t>
+        <w:t xml:space="preserve">More studies help, more rows do not (Fig. 5b).</w:t>
+      </w:r>
+      <w:r>
+        <w:t xml:space="preserve"> The learning curve was repeated with 8 replicate corpora per size (v0.2 used 4, and its curve was not monotonic: 0.47, 0.59, 0.56, 0.75):</w:t>
       </w:r>
     </w:p>
     <w:p>
@@ -12854,7 +12857,7 @@
         <w:spacing w:line="480" w:lineRule="auto"/>
       </w:pPr>
       <w:r>
-        <w:t xml:space="preserve">LOSO R² rose from 0.47 ± 0.14 with 12 studies to 0.59 ± 0.14 (24), 0.56 ± 0.11 (48) and 0.75 ± 0.08 (96).</w:t>
+        <w:t xml:space="preserve">LOSO R² rose from 0.31 ± 0.09 (mean ± SE) with 12 studies to 0.58 ± 0.05 (24), 0.66 ± 0.02 (48) and 0.66 ± 0.02 (96). The rank correlation between corpus size and LOSO R² was ρ = 0.58 (p &lt; 0.001, 32 corpora).</w:t>
       </w:r>
     </w:p>
     <w:p>
@@ -12867,7 +12870,7 @@
         <w:spacing w:line="480" w:lineRule="auto"/>
       </w:pPr>
       <w:r>
-        <w:t xml:space="preserve">Random-split R² stayed between 0.80 and 0.90 throughout.</w:t>
+        <w:t xml:space="preserve">With 8 replicates the curve is monotonic in its means but levels off beyond about 48 studies. The 48- and 96-study means differ by less than their SE. The v0.2 dip at 48 studies and its higher value at 96 were therefore replicate noise.</w:t>
       </w:r>
     </w:p>
     <w:p>
@@ -12880,7 +12883,33 @@
         <w:spacing w:line="480" w:lineRule="auto"/>
       </w:pPr>
       <w:r>
-        <w:t xml:space="preserve">The effective sample size for transferability is the number of independent studies. On this evidence, a literature corpus of 20–30 studies yields LOSO R² of about 0.5–0.6.</w:t>
+        <w:t xml:space="preserve">The between-replicate SD fell from 0.26 (12 studies) to 0.06 (96). Small corpora are unreliable as well as less accurate.</w:t>
+      </w:r>
+    </w:p>
+    <w:p>
+      <w:pPr>
+        <w:pStyle w:val="ListParagraph"/>
+        <w:numPr>
+          <w:ilvl w:val="0"/>
+          <w:numId w:val="2"/>
+        </w:numPr>
+        <w:spacing w:line="480" w:lineRule="auto"/>
+      </w:pPr>
+      <w:r>
+        <w:t xml:space="preserve">Random-split R² stayed between 0.85 and 0.90 throughout.</w:t>
+      </w:r>
+    </w:p>
+    <w:p>
+      <w:pPr>
+        <w:pStyle w:val="ListParagraph"/>
+        <w:numPr>
+          <w:ilvl w:val="0"/>
+          <w:numId w:val="2"/>
+        </w:numPr>
+        <w:spacing w:line="480" w:lineRule="auto"/>
+      </w:pPr>
+      <w:r>
+        <w:t xml:space="preserve">The effective sample size for transferability is the number of independent studies. On this evidence, a literature corpus of 20–30 studies yields LOSO R² of about 0.5–0.6, and the plateau near 0.66 reflects irreducible between-study heterogeneity in the simulator, not a general property of real data.</w:t>
       </w:r>
     </w:p>
     <w:p>
@@ -14304,7 +14333,77 @@
           <w:sz w:val="22"/>
           <w:szCs w:val="22"/>
         </w:rPr>
-        <w:t xml:space="preserve"> Transferability of ML models (synthetic; 20 corpora of 30 studies). (a) R² for apparent Cr(VI) uptake under five validation schemes (bars: mean; whiskers: 2.5–97.5% range across corpora). (b) Learning curve: R² against the number of independent studies (RF with speciation features; mean ± SD of 4 replicates). (c) Per-study RMSE under leave-one-study-out by family (ACc/ACp: chemically/physically activated carbon; BCw/BCm: wood/manure biochar; HC: hydrochar; PC: biomass-derived porous carbon).</w:t>
+        <w:t xml:space="preserve"> Transferability of ML models (synthetic; 20 corpora of 30 studies). (a) R² for apparent Cr(VI) uptake under five validation schemes (bars: mean; whiskers: 2.5–97.5% range across corpora). (b) Learning curve from v0.2: R² against the number of independent studies (RF with speciation features; mean ± SD of 4 replicates); superseded by the 8-replicate curve in Fig. 5b. (c) Per-study RMSE under leave-one-study-out by family (ACc/ACp: chemically/physically activated carbon; BCw/BCm: wood/manure biochar; HC: hydrochar; PC: biomass-derived porous carbon).</w:t>
+      </w:r>
+    </w:p>
+    <w:p>
+      <w:pPr>
+        <w:keepNext/>
+        <w:spacing w:after="120" w:before="240" w:line="240" w:lineRule="auto"/>
+        <w:jc w:val="center"/>
+      </w:pPr>
+      <w:r>
+        <w:drawing>
+          <wp:inline distT="0" distB="0" distL="0" distR="0">
+            <wp:extent cx="5667375" cy="2238375"/>
+            <wp:effectExtent t="0" r="0" b="0" l="0"/>
+            <wp:docPr id="1" name="fig8_mechanism_transfer.png" descr="fig8_mechanism_transfer.png" title="fig8_mechanism_transfer.png"/>
+            <wp:cNvGraphicFramePr>
+              <a:graphicFrameLocks xmlns:a="http://schemas.openxmlformats.org/drawingml/2006/main" noChangeAspect="1"/>
+            </wp:cNvGraphicFramePr>
+            <a:graphic xmlns:a="http://schemas.openxmlformats.org/drawingml/2006/main">
+              <a:graphicData uri="http://schemas.openxmlformats.org/drawingml/2006/picture">
+                <pic:pic xmlns:pic="http://schemas.openxmlformats.org/drawingml/2006/picture">
+                  <pic:nvPicPr>
+                    <pic:cNvPr id="0" name="" descr=""/>
+                    <pic:cNvPicPr>
+                      <a:picLocks noChangeAspect="1" noChangeArrowheads="1"/>
+                    </pic:cNvPicPr>
+                  </pic:nvPicPr>
+                  <pic:blipFill>
+                    <a:blip r:embed="rId12" cstate="none"/>
+                    <a:srcRect/>
+                    <a:stretch>
+                      <a:fillRect/>
+                    </a:stretch>
+                  </pic:blipFill>
+                  <pic:spPr bwMode="auto">
+                    <a:xfrm>
+                      <a:off x="0" y="0"/>
+                      <a:ext cx="5667375" cy="2238375"/>
+                    </a:xfrm>
+                    <a:prstGeom prst="rect">
+                      <a:avLst/>
+                    </a:prstGeom>
+                  </pic:spPr>
+                </pic:pic>
+              </a:graphicData>
+            </a:graphic>
+          </wp:inline>
+        </w:drawing>
+      </w:r>
+    </w:p>
+    <w:p>
+      <w:pPr>
+        <w:keepNext w:val="false"/>
+        <w:spacing w:after="240" w:line="240" w:lineRule="auto"/>
+        <w:jc w:val="both"/>
+      </w:pPr>
+      <w:r>
+        <w:rPr>
+          <w:b/>
+          <w:bCs/>
+          <w:sz w:val="22"/>
+          <w:szCs w:val="22"/>
+        </w:rPr>
+        <w:t xml:space="preserve">Fig. 5.</w:t>
+      </w:r>
+      <w:r>
+        <w:rPr>
+          <w:sz w:val="22"/>
+          <w:szCs w:val="22"/>
+        </w:rPr>
+        <w:t xml:space="preserve"> Robustness of the ML and interval results across mechanisms (synthetic). (a) Out-of-fold R² for apparent uptake by mechanism scenario (RF with speciation features; 5 corpora per scenario; bars: mean, whiskers: SD): random 5-fold, leave-one-study-out, leave-one-family-out, and models trained on scenario-E corpora and tested on the given scenario. (b) Learning curve: leave-one-study-out R² against the number of studies (8 replicate corpora per size; mean ± SE; points: replicates) and random-split R². (c) Fraction of unseen studies with ≥ 90% within-study coverage at nominal 90%, by scenario and interval method (dotted: 0.90).</w:t>
       </w:r>
     </w:p>
     <w:p>
@@ -14334,7 +14433,7 @@
         <w:jc w:val="both"/>
       </w:pPr>
       <w:r>
-        <w:t xml:space="preserve">Table 6 and Fig. 5 report outer leave-one-study-out evaluations on 10 corpora: 300 test studies for Cr(VI) endpoints and 182 for total-Cr endpoints, which are measured only in Class A/B studies.</w:t>
+        <w:t xml:space="preserve">Table 6 and Fig. 6 report outer leave-one-study-out evaluations on 10 corpora: 300 test studies for Cr(VI) endpoints and 182 for total-Cr endpoints, which are measured only in Class A/B studies.</w:t>
       </w:r>
     </w:p>
     <w:p>
@@ -14517,7 +14616,7 @@
           <w:b/>
           <w:bCs/>
         </w:rPr>
-        <w:t xml:space="preserve">The exact split-conformal interval M2s behaved as its theorem predicts (Table 6b, Fig. 5).</w:t>
+        <w:t xml:space="preserve">The exact split-conformal interval M2s behaved as its theorem predicts (Table 6b, Fig. 6).</w:t>
       </w:r>
     </w:p>
     <w:p>
@@ -14597,7 +14696,7 @@
         <w:t xml:space="preserve">Across mechanisms.</w:t>
       </w:r>
       <w:r>
-        <w:t xml:space="preserve"> The guarantee held in all five scenarios (≥ 0.92 of studies covered at ≥ 90%; Fig. 8c).</w:t>
+        <w:t xml:space="preserve"> The guarantee held in all five scenarios (≥ 0.92 of studies covered at ≥ 90%; Fig. 5c).</w:t>
       </w:r>
     </w:p>
     <w:p>
@@ -19043,7 +19142,7 @@
                     </pic:cNvPicPr>
                   </pic:nvPicPr>
                   <pic:blipFill>
-                    <a:blip r:embed="rId12" cstate="none"/>
+                    <a:blip r:embed="rId13" cstate="none"/>
                     <a:srcRect/>
                     <a:stretch>
                       <a:fillRect/>
@@ -19078,7 +19177,7 @@
           <w:sz w:val="22"/>
           <w:szCs w:val="22"/>
         </w:rPr>
-        <w:t xml:space="preserve">Fig. 5.</w:t>
+        <w:t xml:space="preserve">Fig. 6.</w:t>
       </w:r>
       <w:r>
         <w:rPr>
@@ -19122,7 +19221,7 @@
         <w:t xml:space="preserve">Set-up.</w:t>
       </w:r>
       <w:r>
-        <w:t xml:space="preserve"> Of the 300 new materials per target (20 cohorts × 15), 169 (S1) and 181 (S2) could truly meet both limits somewhere on the design grid (Table 7, Fig. 6).</w:t>
+        <w:t xml:space="preserve"> Of the 300 new materials per target (20 cohorts × 15), 169 (S1) and 181 (S2) could truly meet both limits somewhere on the design grid (Table 7, Fig. 7).</w:t>
       </w:r>
     </w:p>
     <w:p>
@@ -19361,7 +19460,7 @@
           <w:b/>
           <w:bCs/>
         </w:rPr>
-        <w:t xml:space="preserve">Verification is a sequential decision, so its false-acceptance risk was evaluated explicitly (Table 7b, Fig. 6b,c).</w:t>
+        <w:t xml:space="preserve">Verification is a sequential decision, so its false-acceptance risk was evaluated explicitly (Table 7b, Fig. 7b,c).</w:t>
       </w:r>
     </w:p>
     <w:p>
@@ -23376,7 +23475,7 @@
                     </pic:cNvPicPr>
                   </pic:nvPicPr>
                   <pic:blipFill>
-                    <a:blip r:embed="rId13" cstate="none"/>
+                    <a:blip r:embed="rId14" cstate="none"/>
                     <a:srcRect/>
                     <a:stretch>
                       <a:fillRect/>
@@ -23411,14 +23510,14 @@
           <w:sz w:val="22"/>
           <w:szCs w:val="22"/>
         </w:rPr>
-        <w:t xml:space="preserve">Fig. 6.</w:t>
+        <w:t xml:space="preserve">Fig. 7.</w:t>
       </w:r>
       <w:r>
         <w:rPr>
           <w:sz w:val="22"/>
           <w:szCs w:val="22"/>
         </w:rPr>
-        <w:t xml:space="preserve"> Treatment design for new virtual materials (synthetic; 20 cohorts × 15 materials). (a) Fraction of recommended designs that comply in truth, with Wilson 95% intervals; numbers in the bars are median doses. (b) Predicted against true total Cr at the selected designs (S1). (c) Compliance of point + verification designs under perturbations of pH and dose (S1).</w:t>
+        <w:t xml:space="preserve"> Treatment design for new virtual materials (synthetic; 20 cohorts × 15 materials per target). (a) Fraction of all materials receiving an unsafe recommendation, and fraction of attainable materials for which a compliant design was found, by design rule (point prediction; marginal and joint 90% bounds; joint 90% and 80% bounds with up to four confirmatory batches; point prediction with sequential verification); solid: S1, hatched: S2. (b) Distribution over materials of the probability of accepting a non-compliant design under the two verification rules (shared calibration bias; materials whose dose ladder contains a non-compliant dose; dotted: 5%). (c) Mean probability of acceptance within four rounds; numbers in the bars: mean batches per material.</w:t>
       </w:r>
     </w:p>
     <w:p>
@@ -23599,7 +23698,7 @@
                     </pic:cNvPicPr>
                   </pic:nvPicPr>
                   <pic:blipFill>
-                    <a:blip r:embed="rId14" cstate="none"/>
+                    <a:blip r:embed="rId15" cstate="none"/>
                     <a:srcRect/>
                     <a:stretch>
                       <a:fillRect/>
@@ -23634,7 +23733,7 @@
           <w:sz w:val="22"/>
           <w:szCs w:val="22"/>
         </w:rPr>
-        <w:t xml:space="preserve">Fig. 7.</w:t>
+        <w:t xml:space="preserve">Fig. 8.</w:t>
       </w:r>
       <w:r>
         <w:rPr>
@@ -25106,7 +25205,7 @@
         <w:t xml:space="preserve">4.	</w:t>
       </w:r>
       <w:r>
-        <w:t xml:space="preserve">LOSO R² for apparent uptake (0.48–0.65 across the five scenarios) was far below random-split R² (0.86–0.89). Speciation features did not improve it, and a corpus of 20–30 studies cannot rank learners. The learning curve rose with the number of studies but was not monotonic at the replication used (§3.4).</w:t>
+        <w:t xml:space="preserve">LOSO R² for apparent uptake (0.48–0.65 across the five scenarios) was far below random-split R² (0.86–0.89). Speciation features did not improve it, and a corpus of 20–30 studies cannot rank learners. With 8 replicates per size, LOSO R² rose from 0.31 (12 studies) to 0.66 (48) and then levelled off (0.66 at 96; §3.4).</w:t>
       </w:r>
     </w:p>
     <w:p>
@@ -25333,7 +25432,7 @@
           <w:sz w:val="20"/>
           <w:szCs w:val="20"/>
         </w:rPr>
-        <w:t xml:space="preserve">abc123</w:t>
+        <w:t xml:space="preserve">9d5a37bd6012b6abf2cacbca284a97aada468f68</w:t>
       </w:r>
       <w:r>
         <w:t xml:space="preserve">;</w:t>
@@ -25820,7 +25919,7 @@
         <w:t xml:space="preserve">ji</w:t>
       </w:r>
       <w:r>
-        <w:t xml:space="preserve">-μ̂(x</w:t>
+        <w:t xml:space="preserve">−μ̂(x</w:t>
       </w:r>
       <w:r>
         <w:rPr>
@@ -25897,7 +25996,7 @@
         <w:jc w:val="both"/>
       </w:pPr>
       <w:r>
-        <w:t xml:space="preserve">For a miscoverage level α, let k=⌈(1-α)(J+1)⌉. Set q̂=s</w:t>
+        <w:t xml:space="preserve">For a miscoverage level α, let k=⌈(1−α)(J+1)⌉. Set q̂=s</w:t>
       </w:r>
       <w:r>
         <w:rPr>
@@ -25995,7 +26094,7 @@
           <w:i/>
           <w:iCs/>
         </w:rPr>
-        <w:t xml:space="preserve">-μ̂(x</w:t>
+        <w:t xml:space="preserve">−μ̂(x</w:t>
       </w:r>
       <w:r>
         <w:rPr>
@@ -26025,7 +26124,7 @@
           <w:i/>
           <w:iCs/>
         </w:rPr>
-        <w:t xml:space="preserve">⌉) ≥ 1-α .</w:t>
+        <w:t xml:space="preserve">⌉) ≥ 1−α .</w:t>
       </w:r>
     </w:p>
     <w:p>
@@ -26035,7 +26134,7 @@
         <w:jc w:val="both"/>
       </w:pPr>
       <w:r>
-        <w:t xml:space="preserve">In words: with probability at least 1-α, at least ⌈β n</w:t>
+        <w:t xml:space="preserve">In words: with probability at least 1−α, at least ⌈β n</w:t>
       </w:r>
       <w:r>
         <w:rPr>
@@ -26053,7 +26152,7 @@
         <w:t xml:space="preserve">J+1</w:t>
       </w:r>
       <w:r>
-        <w:t xml:space="preserve"> observations of a new study lie inside its intervals, so its within-study coverage is at least ⌈β n⌉/n≥β. If the scores are almost surely distinct, the probability is also at most 1-α+1/(J+1).</w:t>
+        <w:t xml:space="preserve"> observations of a new study lie inside its intervals, so its within-study coverage is at least ⌈β n⌉/n≥β. If the scores are almost surely distinct, the probability is also at most 1−α+1/(J+1).</w:t>
       </w:r>
     </w:p>
     <w:p>
@@ -26160,7 +26259,7 @@
         <w:t xml:space="preserve">(k)</w:t>
       </w:r>
       <w:r>
-        <w:t xml:space="preserve">)≥ k/(J+1)≥ 1-α.</w:t>
+        <w:t xml:space="preserve">)≥ k/(J+1)≥ 1−α.</w:t>
       </w:r>
     </w:p>
     <w:p>
@@ -26306,7 +26405,7 @@
         <w:t xml:space="preserve">Minimum number of calibration studies.</w:t>
       </w:r>
       <w:r>
-        <w:t xml:space="preserve"> The interval is finite only if J≥(1-α)/α: at least 9 calibration studies for α=0.10 and 19 for α=0.05. With half of the 29 training studies used for calibration (about 14), M2s is bounded at 90% and unbounded at 95%. For total-Cr endpoints only about 8 calibration studies are available, so M2s is unbounded even at 90%. This finite-sample limit is reported as a result, not hidden.</w:t>
+        <w:t xml:space="preserve"> The interval is finite only if J≥(1−α)/α: at least 9 calibration studies for α=0.10 and 19 for α=0.05. With half of the 29 training studies used for calibration (about 14), M2s is bounded at 90% and unbounded at 95%. For total-Cr endpoints only about 8 calibration studies are available, so M2s is unbounded even at 90%. This finite-sample limit is reported as a result, not hidden.</w:t>
       </w:r>
     </w:p>
     <w:p>
@@ -26338,7 +26437,7 @@
         <w:t xml:space="preserve">single random observation</w:t>
       </w:r>
       <w:r>
-        <w:t xml:space="preserve"> from a new group, using pooling, subsampling or repeated subsampling. M1 is our analogue of their weighted pooling. M2s targets a different, group-level (β,1-α) tolerance statement: a fraction β of a new study's observations, with confidence 1-α.</w:t>
+        <w:t xml:space="preserve"> from a new group, using pooling, subsampling or repeated subsampling. M1 is our analogue of their weighted pooling. M2s targets a different, group-level (β,1−α) tolerance statement: a fraction β of a new study's observations, with confidence 1−α.</w:t>
       </w:r>
     </w:p>
     <w:p>
@@ -26360,7 +26459,7 @@
         <w:t xml:space="preserve">M2 (CV+) has no proven guarantee.</w:t>
       </w:r>
       <w:r>
-        <w:t xml:space="preserve"> M2 uses the same study scores, but with K-fold models instead of a single split, as in the CV+ construction (Barber et al., 2021). The CV+ guarantee is proven for scalar residual scores of exchangeable data points. We have not shown that it extends to within-study quantile scores, so the v0.2 statement of a 1-2α guarantee for M2 is withdrawn. M2 is reported as an empirical method only.</w:t>
+        <w:t xml:space="preserve"> M2 uses the same study scores, but with K-fold models instead of a single split, as in the CV+ construction (Barber et al., 2021). The CV+ guarantee is proven for scalar residual scores of exchangeable data points. We have not shown that it extends to within-study quantile scores, so the v0.2 statement of a 1−2α guarantee for M2 is withdrawn. M2 is reported as an empirical method only.</w:t>
       </w:r>
     </w:p>
     <w:p>
@@ -26814,7 +26913,7 @@
         <w:t xml:space="preserve">o</w:t>
       </w:r>
       <w:r>
-        <w:t xml:space="preserve">bs-n</w:t>
+        <w:t xml:space="preserve">bs−n</w:t>
       </w:r>
       <w:r>
         <w:rPr>
@@ -27136,7 +27235,7 @@
         <w:rPr>
           <w:vertAlign w:val="superscript"/>
         </w:rPr>
-        <w:t xml:space="preserve">-1</w:t>
+        <w:t xml:space="preserve">−1</w:t>
       </w:r>
       <w:r>
         <w:t xml:space="preserve">_{ν,λ</w:t>
@@ -27671,6 +27770,7 @@
 <w:ftr xmlns:wpc="http://schemas.microsoft.com/office/word/2010/wordprocessingCanvas" xmlns:mc="http://schemas.openxmlformats.org/markup-compatibility/2006" xmlns:o="urn:schemas-microsoft-com:office:office" xmlns:r="http://schemas.openxmlformats.org/officeDocument/2006/relationships" xmlns:m="http://schemas.openxmlformats.org/officeDocument/2006/math" xmlns:v="urn:schemas-microsoft-com:vml" xmlns:wp14="http://schemas.microsoft.com/office/word/2010/wordprocessingDrawing" xmlns:wp="http://schemas.openxmlformats.org/drawingml/2006/wordprocessingDrawing" xmlns:w10="urn:schemas-microsoft-com:office:word" xmlns:w="http://schemas.openxmlformats.org/wordprocessingml/2006/main" xmlns:w14="http://schemas.microsoft.com/office/word/2010/wordml" xmlns:w15="http://schemas.microsoft.com/office/word/2012/wordml" xmlns:wpg="http://schemas.microsoft.com/office/word/2010/wordprocessingGroup" xmlns:wpi="http://schemas.microsoft.com/office/word/2010/wordprocessingInk" xmlns:wne="http://schemas.microsoft.com/office/word/2006/wordml" xmlns:wps="http://schemas.microsoft.com/office/word/2010/wordprocessingShape">
   <w:p>
     <w:pPr>
+      <w:suppressLineNumbers/>
       <w:jc w:val="center"/>
     </w:pPr>
     <w:r>

--- a/cassia/manuscript/CASSIA_manuscript.docx
+++ b/cassia/manuscript/CASSIA_manuscript.docx
@@ -2127,7 +2127,7 @@
         <w:t xml:space="preserve">Cr(III) solubility.</w:t>
       </w:r>
       <w:r>
-        <w:t xml:space="preserve"> The v0.1 analysis relied on convergence of the PHREEQC phase-boundary option, which the reviewer rightly criticised. The saturation index of the Cr(III) hydroxide (Cr(OH)₃(am) in minteq.v4; Cr(OH)₃(A) in minteq) is now evaluated directly for solutions of prescribed dissolved Cr(III). Saturation is located by bisection on log₁₀ C between 10⁻⁶ and 5,000 mg L⁻¹. Every evaluation returns a status:</w:t>
+        <w:t xml:space="preserve"> Non-convergence of the PHREEQC phase-boundary option does not show that no solubility constraint exists, so it is not used. Instead, the saturation index of the Cr(III) hydroxide (Cr(OH)₃(am) in minteq.v4; Cr(OH)₃(A) in minteq) is evaluated directly for solutions of prescribed dissolved Cr(III). Saturation is located by bisection on log₁₀ C between 10⁻⁶ and 5,000 mg L⁻¹. Every evaluation returns a status:</w:t>
       </w:r>
     </w:p>
     <w:p>
@@ -3247,7 +3247,7 @@
         <w:t xml:space="preserve">pzc</w:t>
       </w:r>
       <w:r>
-        <w:t xml:space="preserve">. The family-level means of reductant capacity, leachable reductant and specific capacity are redrawn for every corpus from a common hyper-prior, so which family is most reductive is itself random across replicates. This removes the circularity identified by the reviewer, where the most reductive family was fixed by construction.</w:t>
+        <w:t xml:space="preserve">. The family-level means of reductant capacity, leachable reductant and specific capacity are redrawn for every corpus from a common hyper-prior, so which family is most reductive is itself random across replicates. No family is therefore most reductive by construction, and family rankings of reduction share in the outputs are not imposed by fixed inputs.</w:t>
       </w:r>
     </w:p>
     <w:p>
@@ -3338,7 +3338,34 @@
         <w:t xml:space="preserve">XPS</w:t>
       </w:r>
       <w:r>
-        <w:t xml:space="preserve"> is surface-sensitive. The reported Cr(III) fraction is e·f/(e·f + 1 − f) + b·(1 − ·), where f is the true fraction, e a per-study surface-enrichment factor (log-normal, SD 0.4) and b ~ U(0, 0.15) beam- or vacuum-induced reduction of Cr(VI) during analysis; the fitting noise is 0.05.</w:t>
+        <w:t xml:space="preserve"> is surface-sensitive. The reported Cr(III) fraction is f</w:t>
+      </w:r>
+      <w:r>
+        <w:rPr>
+          <w:vertAlign w:val="subscript"/>
+        </w:rPr>
+        <w:t xml:space="preserve">s</w:t>
+      </w:r>
+      <w:r>
+        <w:t xml:space="preserve"> + b(1 − f</w:t>
+      </w:r>
+      <w:r>
+        <w:rPr>
+          <w:vertAlign w:val="subscript"/>
+        </w:rPr>
+        <w:t xml:space="preserve">s</w:t>
+      </w:r>
+      <w:r>
+        <w:t xml:space="preserve">), with surface fraction f</w:t>
+      </w:r>
+      <w:r>
+        <w:rPr>
+          <w:vertAlign w:val="subscript"/>
+        </w:rPr>
+        <w:t xml:space="preserve">s</w:t>
+      </w:r>
+      <w:r>
+        <w:t xml:space="preserve"> = e·f/(e·f + 1 − f), where f is the true fraction, e a per-study surface-enrichment factor (log-normal, SD 0.4) and b ~ U(0, 0.15) beam- or vacuum-induced reduction of Cr(VI) during analysis; the fitting noise is 0.05.</w:t>
       </w:r>
     </w:p>
     <w:p>
@@ -3644,6 +3671,34 @@
       </w:pPr>
       <w:r>
         <w:t xml:space="preserve">Across-replicate variability gives Monte Carlo standard errors (MCSE).</w:t>
+      </w:r>
+    </w:p>
+    <w:p>
+      <w:pPr>
+        <w:keepNext w:val="false"/>
+        <w:spacing w:line="480" w:lineRule="auto"/>
+        <w:jc w:val="both"/>
+      </w:pPr>
+      <w:r>
+        <w:rPr>
+          <w:b/>
+          <w:bCs/>
+        </w:rPr>
+        <w:t xml:space="preserve">Number of replicates.</w:t>
+      </w:r>
+      <w:r>
+        <w:t xml:space="preserve"> The 100 replicate corpora per scenario were checked by a Monte Carlo precision analysis (</w:t>
+      </w:r>
+      <w:r>
+        <w:rPr>
+          <w:rFonts w:ascii="Courier New" w:cs="Courier New" w:eastAsia="Courier New" w:hAnsi="Courier New"/>
+          <w:sz w:val="20"/>
+          <w:szCs w:val="20"/>
+        </w:rPr>
+        <w:t xml:space="preserve">scripts/bench_partition.py</w:t>
+      </w:r>
+      <w:r>
+        <w:t xml:space="preserve">, Table S12). For each headline rate, the between-replicate SD s gives MCSE = s/√R and the number of replicates R = (1.96 s/h)² needed for a 95% half-width h. With R = 100, the MCSE was ≤ 0.010 for unconditional fit rates, ≤ 0.018 for rates conditional on reduction share &gt; 0.2, ≤ 0.006 for mean reduction shares and ≤ 0.020 for Spearman correlations. The contrasts on which conclusions rest are 0.1–0.4. A half-width of 0.01 on the unconditional fit rates would need 228–357 replicates; this precision is not needed for any conclusion and was not pursued.</w:t>
       </w:r>
     </w:p>
     <w:p>
@@ -4282,7 +4337,7 @@
         <w:jc w:val="both"/>
       </w:pPr>
       <w:r>
-        <w:t xml:space="preserve">(The v0.2 design D4, with unbiased solid oxidation state, is retained only for the profile likelihoods in Supplementary Fig. S1.)</w:t>
+        <w:t xml:space="preserve">(A further design, D4u, with an unbiased solid oxidation state, is used only for the profile likelihoods in Supplementary Fig. S1.)</w:t>
       </w:r>
     </w:p>
     <w:p>
@@ -4646,7 +4701,7 @@
         <w:t xml:space="preserve">assumed</w:t>
       </w:r>
       <w:r>
-        <w:t xml:space="preserve">). These v0.2 analyses use designs D1 and D3.</w:t>
+        <w:t xml:space="preserve">). These analyses use designs D1 and D3.</w:t>
       </w:r>
     </w:p>
     <w:p>
@@ -5157,7 +5212,608 @@
         <w:jc w:val="both"/>
       </w:pPr>
       <w:r>
-        <w:t xml:space="preserve">Three interval constructions were compared. All are calibrated on out-of-study residuals, with the study as the unit.</w:t>
+        <w:t xml:space="preserve">Four interval constructions were compared. All are calibrated on out-of-study residuals, with the study as the unit of resampling. They differ in the unit of the conformity score and in their guarantee:</w:t>
+      </w:r>
+    </w:p>
+    <w:tbl>
+      <w:tblPr>
+        <w:tblW w:type="dxa" w:w="9026"/>
+        <w:tblBorders>
+          <w:top w:val="single" w:color="000000" w:sz="8"/>
+          <w:left w:val="none" w:color="FFFFFF" w:sz="0"/>
+          <w:bottom w:val="single" w:color="000000" w:sz="8"/>
+          <w:right w:val="none" w:color="FFFFFF" w:sz="0"/>
+          <w:insideH w:val="none" w:color="FFFFFF" w:sz="0"/>
+          <w:insideV w:val="none" w:color="FFFFFF" w:sz="0"/>
+        </w:tblBorders>
+      </w:tblPr>
+      <w:tblGrid>
+        <w:gridCol w:w="882"/>
+        <w:gridCol w:w="2714"/>
+        <w:gridCol w:w="2714"/>
+        <w:gridCol w:w="2716"/>
+      </w:tblGrid>
+      <w:tr>
+        <w:trPr>
+          <w:tblHeader/>
+        </w:trPr>
+        <w:tc>
+          <w:tcPr>
+            <w:tcW w:type="dxa" w:w="882"/>
+            <w:tcBorders>
+              <w:top w:val="single" w:color="000000" w:sz="8"/>
+              <w:bottom w:val="single" w:color="000000" w:sz="8"/>
+            </w:tcBorders>
+            <w:tcMar>
+              <w:top w:type="dxa" w:w="40"/>
+              <w:left w:type="dxa" w:w="80"/>
+              <w:bottom w:type="dxa" w:w="40"/>
+              <w:right w:type="dxa" w:w="80"/>
+            </w:tcMar>
+          </w:tcPr>
+          <w:p>
+            <w:pPr>
+              <w:spacing w:line="240" w:lineRule="auto"/>
+            </w:pPr>
+            <w:r>
+              <w:rPr>
+                <w:b/>
+                <w:bCs/>
+                <w:sz w:val="20"/>
+                <w:szCs w:val="20"/>
+              </w:rPr>
+              <w:t xml:space="preserve">Method</w:t>
+            </w:r>
+          </w:p>
+        </w:tc>
+        <w:tc>
+          <w:tcPr>
+            <w:tcW w:type="dxa" w:w="2714"/>
+            <w:tcBorders>
+              <w:top w:val="single" w:color="000000" w:sz="8"/>
+              <w:bottom w:val="single" w:color="000000" w:sz="8"/>
+            </w:tcBorders>
+            <w:tcMar>
+              <w:top w:type="dxa" w:w="40"/>
+              <w:left w:type="dxa" w:w="80"/>
+              <w:bottom w:type="dxa" w:w="40"/>
+              <w:right w:type="dxa" w:w="80"/>
+            </w:tcMar>
+          </w:tcPr>
+          <w:p>
+            <w:pPr>
+              <w:spacing w:line="240" w:lineRule="auto"/>
+            </w:pPr>
+            <w:r>
+              <w:rPr>
+                <w:b/>
+                <w:bCs/>
+                <w:sz w:val="20"/>
+                <w:szCs w:val="20"/>
+              </w:rPr>
+              <w:t xml:space="preserve">Conformity score</w:t>
+            </w:r>
+          </w:p>
+        </w:tc>
+        <w:tc>
+          <w:tcPr>
+            <w:tcW w:type="dxa" w:w="2714"/>
+            <w:tcBorders>
+              <w:top w:val="single" w:color="000000" w:sz="8"/>
+              <w:bottom w:val="single" w:color="000000" w:sz="8"/>
+            </w:tcBorders>
+            <w:tcMar>
+              <w:top w:type="dxa" w:w="40"/>
+              <w:left w:type="dxa" w:w="80"/>
+              <w:bottom w:type="dxa" w:w="40"/>
+              <w:right w:type="dxa" w:w="80"/>
+            </w:tcMar>
+          </w:tcPr>
+          <w:p>
+            <w:pPr>
+              <w:spacing w:line="240" w:lineRule="auto"/>
+            </w:pPr>
+            <w:r>
+              <w:rPr>
+                <w:b/>
+                <w:bCs/>
+                <w:sz w:val="20"/>
+                <w:szCs w:val="20"/>
+              </w:rPr>
+              <w:t xml:space="preserve">Procedure class</w:t>
+            </w:r>
+          </w:p>
+        </w:tc>
+        <w:tc>
+          <w:tcPr>
+            <w:tcW w:type="dxa" w:w="2716"/>
+            <w:tcBorders>
+              <w:top w:val="single" w:color="000000" w:sz="8"/>
+              <w:bottom w:val="single" w:color="000000" w:sz="8"/>
+            </w:tcBorders>
+            <w:tcMar>
+              <w:top w:type="dxa" w:w="40"/>
+              <w:left w:type="dxa" w:w="80"/>
+              <w:bottom w:type="dxa" w:w="40"/>
+              <w:right w:type="dxa" w:w="80"/>
+            </w:tcMar>
+          </w:tcPr>
+          <w:p>
+            <w:pPr>
+              <w:spacing w:line="240" w:lineRule="auto"/>
+            </w:pPr>
+            <w:r>
+              <w:rPr>
+                <w:b/>
+                <w:bCs/>
+                <w:sz w:val="20"/>
+                <w:szCs w:val="20"/>
+              </w:rPr>
+              <w:t xml:space="preserve">Coverage statement</w:t>
+            </w:r>
+          </w:p>
+        </w:tc>
+      </w:tr>
+      <w:tr>
+        <w:trPr>
+          <w:tblHeader w:val="false"/>
+        </w:trPr>
+        <w:tc>
+          <w:tcPr>
+            <w:tcW w:type="dxa" w:w="882"/>
+            <w:tcMar>
+              <w:top w:type="dxa" w:w="40"/>
+              <w:left w:type="dxa" w:w="80"/>
+              <w:bottom w:type="dxa" w:w="40"/>
+              <w:right w:type="dxa" w:w="80"/>
+            </w:tcMar>
+          </w:tcPr>
+          <w:p>
+            <w:pPr>
+              <w:spacing w:line="240" w:lineRule="auto"/>
+            </w:pPr>
+            <w:r>
+              <w:rPr>
+                <w:b w:val="false"/>
+                <w:bCs w:val="false"/>
+                <w:sz w:val="20"/>
+                <w:szCs w:val="20"/>
+              </w:rPr>
+              <w:t xml:space="preserve">M0</w:t>
+            </w:r>
+          </w:p>
+        </w:tc>
+        <w:tc>
+          <w:tcPr>
+            <w:tcW w:type="dxa" w:w="2714"/>
+            <w:tcMar>
+              <w:top w:type="dxa" w:w="40"/>
+              <w:left w:type="dxa" w:w="80"/>
+              <w:bottom w:type="dxa" w:w="40"/>
+              <w:right w:type="dxa" w:w="80"/>
+            </w:tcMar>
+          </w:tcPr>
+          <w:p>
+            <w:pPr>
+              <w:spacing w:line="240" w:lineRule="auto"/>
+            </w:pPr>
+            <w:r>
+              <w:rPr>
+                <w:b w:val="false"/>
+                <w:bCs w:val="false"/>
+                <w:sz w:val="20"/>
+                <w:szCs w:val="20"/>
+              </w:rPr>
+              <w:t xml:space="preserve">one score per observation, pooled</w:t>
+            </w:r>
+          </w:p>
+        </w:tc>
+        <w:tc>
+          <w:tcPr>
+            <w:tcW w:type="dxa" w:w="2714"/>
+            <w:tcMar>
+              <w:top w:type="dxa" w:w="40"/>
+              <w:left w:type="dxa" w:w="80"/>
+              <w:bottom w:type="dxa" w:w="40"/>
+              <w:right w:type="dxa" w:w="80"/>
+            </w:tcMar>
+          </w:tcPr>
+          <w:p>
+            <w:pPr>
+              <w:spacing w:line="240" w:lineRule="auto"/>
+            </w:pPr>
+            <w:r>
+              <w:rPr>
+                <w:b w:val="false"/>
+                <w:bCs w:val="false"/>
+                <w:sz w:val="20"/>
+                <w:szCs w:val="20"/>
+              </w:rPr>
+              <w:t xml:space="preserve">inner grouped K-fold residuals (cross-validation residual method; neither split nor cross-conformal in the formal sense)</w:t>
+            </w:r>
+          </w:p>
+        </w:tc>
+        <w:tc>
+          <w:tcPr>
+            <w:tcW w:type="dxa" w:w="2716"/>
+            <w:tcMar>
+              <w:top w:type="dxa" w:w="40"/>
+              <w:left w:type="dxa" w:w="80"/>
+              <w:bottom w:type="dxa" w:w="40"/>
+              <w:right w:type="dxa" w:w="80"/>
+            </w:tcMar>
+          </w:tcPr>
+          <w:p>
+            <w:pPr>
+              <w:spacing w:line="240" w:lineRule="auto"/>
+            </w:pPr>
+            <w:r>
+              <w:rPr>
+                <w:b w:val="false"/>
+                <w:bCs w:val="false"/>
+                <w:sz w:val="20"/>
+                <w:szCs w:val="20"/>
+              </w:rPr>
+              <w:t xml:space="preserve">none for a new study</w:t>
+            </w:r>
+          </w:p>
+        </w:tc>
+      </w:tr>
+      <w:tr>
+        <w:trPr>
+          <w:tblHeader w:val="false"/>
+        </w:trPr>
+        <w:tc>
+          <w:tcPr>
+            <w:tcW w:type="dxa" w:w="882"/>
+            <w:tcMar>
+              <w:top w:type="dxa" w:w="40"/>
+              <w:left w:type="dxa" w:w="80"/>
+              <w:bottom w:type="dxa" w:w="40"/>
+              <w:right w:type="dxa" w:w="80"/>
+            </w:tcMar>
+          </w:tcPr>
+          <w:p>
+            <w:pPr>
+              <w:spacing w:line="240" w:lineRule="auto"/>
+            </w:pPr>
+            <w:r>
+              <w:rPr>
+                <w:b w:val="false"/>
+                <w:bCs w:val="false"/>
+                <w:sz w:val="20"/>
+                <w:szCs w:val="20"/>
+              </w:rPr>
+              <w:t xml:space="preserve">M1</w:t>
+            </w:r>
+          </w:p>
+        </w:tc>
+        <w:tc>
+          <w:tcPr>
+            <w:tcW w:type="dxa" w:w="2714"/>
+            <w:tcMar>
+              <w:top w:type="dxa" w:w="40"/>
+              <w:left w:type="dxa" w:w="80"/>
+              <w:bottom w:type="dxa" w:w="40"/>
+              <w:right w:type="dxa" w:w="80"/>
+            </w:tcMar>
+          </w:tcPr>
+          <w:p>
+            <w:pPr>
+              <w:spacing w:line="240" w:lineRule="auto"/>
+            </w:pPr>
+            <w:r>
+              <w:rPr>
+                <w:b w:val="false"/>
+                <w:bCs w:val="false"/>
+                <w:sz w:val="20"/>
+                <w:szCs w:val="20"/>
+              </w:rPr>
+              <w:t xml:space="preserve">one score per observation, weighted 1/n</w:t>
+            </w:r>
+            <w:r>
+              <w:rPr>
+                <w:b w:val="false"/>
+                <w:bCs w:val="false"/>
+                <w:sz w:val="20"/>
+                <w:szCs w:val="20"/>
+                <w:vertAlign w:val="subscript"/>
+              </w:rPr>
+              <w:t xml:space="preserve">j</w:t>
+            </w:r>
+            <w:r>
+              <w:rPr>
+                <w:b w:val="false"/>
+                <w:bCs w:val="false"/>
+                <w:sz w:val="20"/>
+                <w:szCs w:val="20"/>
+              </w:rPr>
+              <w:t xml:space="preserve"> per study</w:t>
+            </w:r>
+          </w:p>
+        </w:tc>
+        <w:tc>
+          <w:tcPr>
+            <w:tcW w:type="dxa" w:w="2714"/>
+            <w:tcMar>
+              <w:top w:type="dxa" w:w="40"/>
+              <w:left w:type="dxa" w:w="80"/>
+              <w:bottom w:type="dxa" w:w="40"/>
+              <w:right w:type="dxa" w:w="80"/>
+            </w:tcMar>
+          </w:tcPr>
+          <w:p>
+            <w:pPr>
+              <w:spacing w:line="240" w:lineRule="auto"/>
+            </w:pPr>
+            <w:r>
+              <w:rPr>
+                <w:b w:val="false"/>
+                <w:bCs w:val="false"/>
+                <w:sz w:val="20"/>
+                <w:szCs w:val="20"/>
+              </w:rPr>
+              <w:t xml:space="preserve">study-level CV+ (Barber et al., 2021) with group weights</w:t>
+            </w:r>
+          </w:p>
+        </w:tc>
+        <w:tc>
+          <w:tcPr>
+            <w:tcW w:type="dxa" w:w="2716"/>
+            <w:tcMar>
+              <w:top w:type="dxa" w:w="40"/>
+              <w:left w:type="dxa" w:w="80"/>
+              <w:bottom w:type="dxa" w:w="40"/>
+              <w:right w:type="dxa" w:w="80"/>
+            </w:tcMar>
+          </w:tcPr>
+          <w:p>
+            <w:pPr>
+              <w:spacing w:line="240" w:lineRule="auto"/>
+            </w:pPr>
+            <w:r>
+              <w:rPr>
+                <w:b w:val="false"/>
+                <w:bCs w:val="false"/>
+                <w:sz w:val="20"/>
+                <w:szCs w:val="20"/>
+              </w:rPr>
+              <w:t xml:space="preserve">none claimed; targets coverage of a random observation of a new study</w:t>
+            </w:r>
+          </w:p>
+        </w:tc>
+      </w:tr>
+      <w:tr>
+        <w:trPr>
+          <w:tblHeader w:val="false"/>
+        </w:trPr>
+        <w:tc>
+          <w:tcPr>
+            <w:tcW w:type="dxa" w:w="882"/>
+            <w:tcMar>
+              <w:top w:type="dxa" w:w="40"/>
+              <w:left w:type="dxa" w:w="80"/>
+              <w:bottom w:type="dxa" w:w="40"/>
+              <w:right w:type="dxa" w:w="80"/>
+            </w:tcMar>
+          </w:tcPr>
+          <w:p>
+            <w:pPr>
+              <w:spacing w:line="240" w:lineRule="auto"/>
+            </w:pPr>
+            <w:r>
+              <w:rPr>
+                <w:b w:val="false"/>
+                <w:bCs w:val="false"/>
+                <w:sz w:val="20"/>
+                <w:szCs w:val="20"/>
+              </w:rPr>
+              <w:t xml:space="preserve">M2</w:t>
+            </w:r>
+          </w:p>
+        </w:tc>
+        <w:tc>
+          <w:tcPr>
+            <w:tcW w:type="dxa" w:w="2714"/>
+            <w:tcMar>
+              <w:top w:type="dxa" w:w="40"/>
+              <w:left w:type="dxa" w:w="80"/>
+              <w:bottom w:type="dxa" w:w="40"/>
+              <w:right w:type="dxa" w:w="80"/>
+            </w:tcMar>
+          </w:tcPr>
+          <w:p>
+            <w:pPr>
+              <w:spacing w:line="240" w:lineRule="auto"/>
+            </w:pPr>
+            <w:r>
+              <w:rPr>
+                <w:b w:val="false"/>
+                <w:bCs w:val="false"/>
+                <w:sz w:val="20"/>
+                <w:szCs w:val="20"/>
+              </w:rPr>
+              <w:t xml:space="preserve">one score per study (within-study 0.9-quantile)</w:t>
+            </w:r>
+          </w:p>
+        </w:tc>
+        <w:tc>
+          <w:tcPr>
+            <w:tcW w:type="dxa" w:w="2714"/>
+            <w:tcMar>
+              <w:top w:type="dxa" w:w="40"/>
+              <w:left w:type="dxa" w:w="80"/>
+              <w:bottom w:type="dxa" w:w="40"/>
+              <w:right w:type="dxa" w:w="80"/>
+            </w:tcMar>
+          </w:tcPr>
+          <w:p>
+            <w:pPr>
+              <w:spacing w:line="240" w:lineRule="auto"/>
+            </w:pPr>
+            <w:r>
+              <w:rPr>
+                <w:b w:val="false"/>
+                <w:bCs w:val="false"/>
+                <w:sz w:val="20"/>
+                <w:szCs w:val="20"/>
+              </w:rPr>
+              <w:t xml:space="preserve">study-level CV+</w:t>
+            </w:r>
+          </w:p>
+        </w:tc>
+        <w:tc>
+          <w:tcPr>
+            <w:tcW w:type="dxa" w:w="2716"/>
+            <w:tcMar>
+              <w:top w:type="dxa" w:w="40"/>
+              <w:left w:type="dxa" w:w="80"/>
+              <w:bottom w:type="dxa" w:w="40"/>
+              <w:right w:type="dxa" w:w="80"/>
+            </w:tcMar>
+          </w:tcPr>
+          <w:p>
+            <w:pPr>
+              <w:spacing w:line="240" w:lineRule="auto"/>
+            </w:pPr>
+            <w:r>
+              <w:rPr>
+                <w:b w:val="false"/>
+                <w:bCs w:val="false"/>
+                <w:sz w:val="20"/>
+                <w:szCs w:val="20"/>
+              </w:rPr>
+              <w:t xml:space="preserve">none claimed (Appendix A, Remark 5)</w:t>
+            </w:r>
+          </w:p>
+        </w:tc>
+      </w:tr>
+      <w:tr>
+        <w:trPr>
+          <w:tblHeader w:val="false"/>
+        </w:trPr>
+        <w:tc>
+          <w:tcPr>
+            <w:tcW w:type="dxa" w:w="882"/>
+            <w:tcBorders>
+              <w:bottom w:val="single" w:color="000000" w:sz="8"/>
+            </w:tcBorders>
+            <w:tcMar>
+              <w:top w:type="dxa" w:w="40"/>
+              <w:left w:type="dxa" w:w="80"/>
+              <w:bottom w:type="dxa" w:w="40"/>
+              <w:right w:type="dxa" w:w="80"/>
+            </w:tcMar>
+          </w:tcPr>
+          <w:p>
+            <w:pPr>
+              <w:spacing w:line="240" w:lineRule="auto"/>
+            </w:pPr>
+            <w:r>
+              <w:rPr>
+                <w:b w:val="false"/>
+                <w:bCs w:val="false"/>
+                <w:sz w:val="20"/>
+                <w:szCs w:val="20"/>
+              </w:rPr>
+              <w:t xml:space="preserve">M2s</w:t>
+            </w:r>
+          </w:p>
+        </w:tc>
+        <w:tc>
+          <w:tcPr>
+            <w:tcW w:type="dxa" w:w="2714"/>
+            <w:tcBorders>
+              <w:bottom w:val="single" w:color="000000" w:sz="8"/>
+            </w:tcBorders>
+            <w:tcMar>
+              <w:top w:type="dxa" w:w="40"/>
+              <w:left w:type="dxa" w:w="80"/>
+              <w:bottom w:type="dxa" w:w="40"/>
+              <w:right w:type="dxa" w:w="80"/>
+            </w:tcMar>
+          </w:tcPr>
+          <w:p>
+            <w:pPr>
+              <w:spacing w:line="240" w:lineRule="auto"/>
+            </w:pPr>
+            <w:r>
+              <w:rPr>
+                <w:b w:val="false"/>
+                <w:bCs w:val="false"/>
+                <w:sz w:val="20"/>
+                <w:szCs w:val="20"/>
+              </w:rPr>
+              <w:t xml:space="preserve">one score per study (within-study 0.9-quantile)</w:t>
+            </w:r>
+          </w:p>
+        </w:tc>
+        <w:tc>
+          <w:tcPr>
+            <w:tcW w:type="dxa" w:w="2714"/>
+            <w:tcBorders>
+              <w:bottom w:val="single" w:color="000000" w:sz="8"/>
+            </w:tcBorders>
+            <w:tcMar>
+              <w:top w:type="dxa" w:w="40"/>
+              <w:left w:type="dxa" w:w="80"/>
+              <w:bottom w:type="dxa" w:w="40"/>
+              <w:right w:type="dxa" w:w="80"/>
+            </w:tcMar>
+          </w:tcPr>
+          <w:p>
+            <w:pPr>
+              <w:spacing w:line="240" w:lineRule="auto"/>
+            </w:pPr>
+            <w:r>
+              <w:rPr>
+                <w:b w:val="false"/>
+                <w:bCs w:val="false"/>
+                <w:sz w:val="20"/>
+                <w:szCs w:val="20"/>
+              </w:rPr>
+              <w:t xml:space="preserve">split conformal over studies</w:t>
+            </w:r>
+          </w:p>
+        </w:tc>
+        <w:tc>
+          <w:tcPr>
+            <w:tcW w:type="dxa" w:w="2716"/>
+            <w:tcBorders>
+              <w:bottom w:val="single" w:color="000000" w:sz="8"/>
+            </w:tcBorders>
+            <w:tcMar>
+              <w:top w:type="dxa" w:w="40"/>
+              <w:left w:type="dxa" w:w="80"/>
+              <w:bottom w:type="dxa" w:w="40"/>
+              <w:right w:type="dxa" w:w="80"/>
+            </w:tcMar>
+          </w:tcPr>
+          <w:p>
+            <w:pPr>
+              <w:spacing w:line="240" w:lineRule="auto"/>
+            </w:pPr>
+            <w:r>
+              <w:rPr>
+                <w:b w:val="false"/>
+                <w:bCs w:val="false"/>
+                <w:sz w:val="20"/>
+                <w:szCs w:val="20"/>
+              </w:rPr>
+              <w:t xml:space="preserve">exact: P(≥ ⌈0.9 n⌉ of a new study's n observations covered) ≥ 1 − α (Appendix A)</w:t>
+            </w:r>
+          </w:p>
+        </w:tc>
+      </w:tr>
+    </w:tbl>
+    <w:p>
+      <w:pPr>
+        <w:keepNext w:val="false"/>
+        <w:spacing w:before="200" w:line="480" w:lineRule="auto"/>
+        <w:jc w:val="both"/>
+      </w:pPr>
+      <w:r>
+        <w:t xml:space="preserve">Only M2s carries a proven study-level guarantee. The coverage of M0–M2 for unseen studies is established empirically, by outer leave-one-study-out evaluation, and reported per study.</w:t>
       </w:r>
     </w:p>
     <w:p>
@@ -5174,7 +5830,7 @@
           <w:b/>
           <w:bCs/>
         </w:rPr>
-        <w:t xml:space="preserve">M0 – pooled residuals (v0.1 method).</w:t>
+        <w:t xml:space="preserve">M0 – pooled residuals (the conventional approach).</w:t>
       </w:r>
       <w:r>
         <w:t xml:space="preserve"> The half-width is the ⌈(n+1)(1−α)⌉/n quantile of pooled absolute residuals from an inner grouped 10-fold CV. Residuals within a study are dependent, so M0 has no formal guarantee for a new study.</w:t>
@@ -5347,7 +6003,7 @@
         <w:t xml:space="preserve">Status:</w:t>
       </w:r>
       <w:r>
-        <w:t xml:space="preserve"> the v0.2 claim of a 1 − 2α guarantee is withdrawn. The CV+ bound is proven for scalar scores of exchangeable points, and its extension to within-study quantile scores is not established (Appendix A).</w:t>
+        <w:t xml:space="preserve"> no coverage guarantee is claimed. The CV+ bound is proven for scalar scores of exchangeable points, and its extension to within-study quantile scores is not established (Appendix A).</w:t>
       </w:r>
     </w:p>
     <w:p>
@@ -5552,7 +6208,7 @@
         <w:t xml:space="preserve">Models.</w:t>
       </w:r>
       <w:r>
-        <w:t xml:space="preserve"> Residual Cr(VI) and residual total Cr are modelled directly (Section 2.7), each with its own M1 interval. Modelling effluent through q, as in v0.1, is ill-conditioned when removal approaches completeness.</w:t>
+        <w:t xml:space="preserve"> Residual Cr(VI) and residual total Cr are modelled directly (Section 2.7), each with its own M1 interval. Modelling effluent indirectly through q is ill-conditioned when removal approaches completeness.</w:t>
       </w:r>
     </w:p>
     <w:p>
@@ -5757,7 +6413,7 @@
           <w:b/>
           <w:bCs/>
         </w:rPr>
-        <w:t xml:space="preserve">(i) v0.2 rule:</w:t>
+        <w:t xml:space="preserve">(i) Simple rule:</w:t>
       </w:r>
       <w:r>
         <w:t xml:space="preserve"> duplicates; accept when both mean measured concentrations are ≤ 90% of their limits.</w:t>
@@ -6222,7 +6878,7 @@
         <w:t xml:space="preserve">Safeguards.</w:t>
       </w:r>
       <w:r>
-        <w:t xml:space="preserve"> The scientific design and the reviewer-driven changes were specified by the author. The correctness checks built into the work are:</w:t>
+        <w:t xml:space="preserve"> The scientific design and all methodological choices were specified by the author. The correctness checks built into the work are:</w:t>
       </w:r>
     </w:p>
     <w:p>
@@ -6474,7 +7130,7 @@
         <w:spacing w:line="480" w:lineRule="auto"/>
       </w:pPr>
       <w:r>
-        <w:t xml:space="preserve">A single isotherm spanning 5–300 mg L⁻¹ therefore samples materially different sorbate mixtures. This is why the revised simulator evaluates speciation at the current dissolved Cr(VI) (reviewer comment 3A).</w:t>
+        <w:t xml:space="preserve">A single isotherm spanning 5–300 mg L⁻¹ therefore samples materially different sorbate mixtures. This is why the revised simulator evaluates speciation at the current dissolved Cr(VI).</w:t>
       </w:r>
     </w:p>
     <w:p>
@@ -7053,7 +7709,7 @@
         <w:t xml:space="preserve">between-database</w:t>
       </w:r>
       <w:r>
-        <w:t xml:space="preserve"> difference, not an independently validated uncertainty interval for real systems (reviewer comment 3C).</w:t>
+        <w:t xml:space="preserve"> difference, not an independently validated uncertainty interval for real systems.</w:t>
       </w:r>
     </w:p>
     <w:p>
@@ -7930,7 +8586,7 @@
         <w:jc w:val="both"/>
       </w:pPr>
       <w:r>
-        <w:t xml:space="preserve">In scenario E the removed chromium was distributed as follows (medians): 0.62 adsorbed Cr(VI), 0.24 dissolved Cr(III), 0.045 Cr(III) on the solid and essentially no precipitate (95th percentile 0.065), consistent with the Cr(OH)₃ undersaturation at the isotherm pH of 1.8–3.5 (Section 3.1). The distributions are shown in Fig. 2a,d.</w:t>
+        <w:t xml:space="preserve">In scenario E the removed chromium was distributed as follows (medians): 0.62 adsorbed Cr(VI), 0.24 dissolved Cr(III), 0.045 Cr(III) on the solid and essentially no precipitate (95th percentile 0.065), consistent with the Cr(OH)₃ undersaturation at the isotherm pH of 1.8–3.5 (Section 3.1). The distributions are shown in Fig. 2a,d, and the full partition (adsorbed Cr(VI), dissolved Cr(III), Cr(III) on the solid, precipitate) for every scenario is given in Table S11. Precipitation was absent in scenarios A–D by construction and small in E (mean 0.017). All headline rates have MCSE ≤ 0.02 at 100 replicates (Table S12).</w:t>
       </w:r>
     </w:p>
     <w:p>
@@ -9015,7 +9671,7 @@
         <w:spacing w:line="480" w:lineRule="auto"/>
       </w:pPr>
       <w:r>
-        <w:t xml:space="preserve">This is a property of the simulator and must not be read as an empirical statement about hydrochars (reviewer comment 2).</w:t>
+        <w:t xml:space="preserve">This is a property of the simulator and must not be read as an empirical statement about hydrochars.</w:t>
       </w:r>
     </w:p>
     <w:p>
@@ -11639,7 +12295,7 @@
           <w:b/>
           <w:bCs/>
         </w:rPr>
-        <w:t xml:space="preserve">Profile likelihood (Supplementary Fig. S1; v0.2 designs).</w:t>
+        <w:t xml:space="preserve">Profile likelihood (Supplementary Fig. S1; designs D1, D3, D4u).</w:t>
       </w:r>
       <w:r>
         <w:t xml:space="preserve"> All profile points met the optimiser convergence criterion, but some profiles are not smooth (e.g. a peak at +0.6 log units for study VS002), indicating local optima at those points; the true profile lies at or below the plotted curve, so these profiles are indicative only; the minimum −2 log L was consistent with the number of observations (3.4 for n = 14 under D1; 21–79 for n = 44–61 under D3/D4).</w:t>
@@ -11726,7 +12382,7 @@
           <w:b/>
           <w:bCs/>
         </w:rPr>
-        <w:t xml:space="preserve">Misreported metadata (v0.2 designs D1, D3).</w:t>
+        <w:t xml:space="preserve">Misreported metadata (designs D1, D3).</w:t>
       </w:r>
     </w:p>
     <w:p>
@@ -12701,7 +13357,7 @@
         <w:jc w:val="both"/>
       </w:pPr>
       <w:r>
-        <w:t xml:space="preserve">The hypothesis that chemistry-informed features improve predictive reliability (RQ1 of v0.1) is not supported. The speciation fractions are smooth functions of pH, C₀, I and T, which are already inputs, so tree models gain nothing from them (§4.3).</w:t>
+        <w:t xml:space="preserve">The hypothesis that chemistry-informed features improve predictive reliability is not supported. The speciation fractions are smooth functions of pH, C₀, I and T, which are already inputs, so tree models gain nothing from them (§4.3).</w:t>
       </w:r>
     </w:p>
     <w:p>
@@ -12844,7 +13500,7 @@
         <w:t xml:space="preserve">More studies help, more rows do not (Fig. 5b).</w:t>
       </w:r>
       <w:r>
-        <w:t xml:space="preserve"> The learning curve was repeated with 8 replicate corpora per size (v0.2 used 4, and its curve was not monotonic: 0.47, 0.59, 0.56, 0.75):</w:t>
+        <w:t xml:space="preserve"> The learning curve was computed with 8 replicate corpora per size. An earlier run with 4 replicates (Fig. 4b) was not monotonic (0.47, 0.59, 0.56, 0.75):</w:t>
       </w:r>
     </w:p>
     <w:p>
@@ -12870,7 +13526,7 @@
         <w:spacing w:line="480" w:lineRule="auto"/>
       </w:pPr>
       <w:r>
-        <w:t xml:space="preserve">With 8 replicates the curve is monotonic in its means but levels off beyond about 48 studies. The 48- and 96-study means differ by less than their SE. The v0.2 dip at 48 studies and its higher value at 96 were therefore replicate noise.</w:t>
+        <w:t xml:space="preserve">With 8 replicates the curve is monotonic in its means but levels off beyond about 48 studies. The 48- and 96-study means differ by less than their SE. The dip at 48 studies in the 4-replicate run and its higher value at 96 were therefore replicate noise.</w:t>
       </w:r>
     </w:p>
     <w:p>
@@ -14333,7 +14989,7 @@
           <w:sz w:val="22"/>
           <w:szCs w:val="22"/>
         </w:rPr>
-        <w:t xml:space="preserve"> Transferability of ML models (synthetic; 20 corpora of 30 studies). (a) R² for apparent Cr(VI) uptake under five validation schemes (bars: mean; whiskers: 2.5–97.5% range across corpora). (b) Learning curve from v0.2: R² against the number of independent studies (RF with speciation features; mean ± SD of 4 replicates); superseded by the 8-replicate curve in Fig. 5b. (c) Per-study RMSE under leave-one-study-out by family (ACc/ACp: chemically/physically activated carbon; BCw/BCm: wood/manure biochar; HC: hydrochar; PC: biomass-derived porous carbon).</w:t>
+        <w:t xml:space="preserve"> Transferability of ML models (synthetic; 20 corpora of 30 studies). (a) R² for apparent Cr(VI) uptake under five validation schemes (bars: mean; whiskers: 2.5–97.5% range across corpora). (b) Learning curve with 4 replicates: R² against the number of independent studies (RF with speciation features; mean ± SD of 4 replicates); superseded by the 8-replicate curve in Fig. 5b. (c) Per-study RMSE under leave-one-study-out by family (ACc/ACp: chemically/physically activated carbon; BCw/BCm: wood/manure biochar; HC: hydrochar; PC: biomass-derived porous carbon).</w:t>
       </w:r>
     </w:p>
     <w:p>
@@ -14460,7 +15116,7 @@
         <w:spacing w:line="480" w:lineRule="auto"/>
       </w:pPr>
       <w:r>
-        <w:t xml:space="preserve">The pooled-residual interval M0 (the v0.1 method) reached its nominal </w:t>
+        <w:t xml:space="preserve">The pooled-residual interval M0 (the conventional approach) reached its nominal </w:t>
       </w:r>
       <w:r>
         <w:rPr>
@@ -19513,7 +20169,7 @@
         <w:spacing w:line="480" w:lineRule="auto"/>
       </w:pPr>
       <w:r>
-        <w:t xml:space="preserve">v0.2 rule (duplicates, mean ≤ 90% of each limit): mean 0.01% across materials, worst material 1.4–1.7%;</w:t>
+        <w:t xml:space="preserve">simple rule (duplicates, mean ≤ 90% of each limit): mean 0.01% across materials, worst material 1.4–1.7%;</w:t>
       </w:r>
     </w:p>
     <w:p>
@@ -19644,7 +20300,7 @@
                 <w:sz w:val="20"/>
                 <w:szCs w:val="20"/>
               </w:rPr>
-              <w:t xml:space="preserve">v0.2 rule</w:t>
+              <w:t xml:space="preserve">Simple rule</w:t>
             </w:r>
           </w:p>
         </w:tc>
@@ -19988,13 +20644,13 @@
         </w:tblBorders>
       </w:tblPr>
       <w:tblGrid>
-        <w:gridCol w:w="961"/>
-        <w:gridCol w:w="2293"/>
-        <w:gridCol w:w="961"/>
-        <w:gridCol w:w="1775"/>
-        <w:gridCol w:w="1035"/>
-        <w:gridCol w:w="1035"/>
-        <w:gridCol w:w="966"/>
+        <w:gridCol w:w="953"/>
+        <w:gridCol w:w="2348"/>
+        <w:gridCol w:w="953"/>
+        <w:gridCol w:w="1761"/>
+        <w:gridCol w:w="1027"/>
+        <w:gridCol w:w="1027"/>
+        <w:gridCol w:w="957"/>
       </w:tblGrid>
       <w:tr>
         <w:trPr>
@@ -20002,7 +20658,7 @@
         </w:trPr>
         <w:tc>
           <w:tcPr>
-            <w:tcW w:type="dxa" w:w="961"/>
+            <w:tcW w:type="dxa" w:w="953"/>
             <w:tcBorders>
               <w:top w:val="single" w:color="000000" w:sz="8"/>
               <w:bottom w:val="single" w:color="000000" w:sz="8"/>
@@ -20031,7 +20687,7 @@
         </w:tc>
         <w:tc>
           <w:tcPr>
-            <w:tcW w:type="dxa" w:w="2293"/>
+            <w:tcW w:type="dxa" w:w="2348"/>
             <w:tcBorders>
               <w:top w:val="single" w:color="000000" w:sz="8"/>
               <w:bottom w:val="single" w:color="000000" w:sz="8"/>
@@ -20060,7 +20716,7 @@
         </w:tc>
         <w:tc>
           <w:tcPr>
-            <w:tcW w:type="dxa" w:w="961"/>
+            <w:tcW w:type="dxa" w:w="953"/>
             <w:tcBorders>
               <w:top w:val="single" w:color="000000" w:sz="8"/>
               <w:bottom w:val="single" w:color="000000" w:sz="8"/>
@@ -20089,7 +20745,7 @@
         </w:tc>
         <w:tc>
           <w:tcPr>
-            <w:tcW w:type="dxa" w:w="1775"/>
+            <w:tcW w:type="dxa" w:w="1761"/>
             <w:tcBorders>
               <w:top w:val="single" w:color="000000" w:sz="8"/>
               <w:bottom w:val="single" w:color="000000" w:sz="8"/>
@@ -20118,7 +20774,7 @@
         </w:tc>
         <w:tc>
           <w:tcPr>
-            <w:tcW w:type="dxa" w:w="1035"/>
+            <w:tcW w:type="dxa" w:w="1027"/>
             <w:tcBorders>
               <w:top w:val="single" w:color="000000" w:sz="8"/>
               <w:bottom w:val="single" w:color="000000" w:sz="8"/>
@@ -20147,7 +20803,7 @@
         </w:tc>
         <w:tc>
           <w:tcPr>
-            <w:tcW w:type="dxa" w:w="1035"/>
+            <w:tcW w:type="dxa" w:w="1027"/>
             <w:tcBorders>
               <w:top w:val="single" w:color="000000" w:sz="8"/>
               <w:bottom w:val="single" w:color="000000" w:sz="8"/>
@@ -20176,7 +20832,7 @@
         </w:tc>
         <w:tc>
           <w:tcPr>
-            <w:tcW w:type="dxa" w:w="966"/>
+            <w:tcW w:type="dxa" w:w="957"/>
             <w:tcBorders>
               <w:top w:val="single" w:color="000000" w:sz="8"/>
               <w:bottom w:val="single" w:color="000000" w:sz="8"/>
@@ -20210,7 +20866,7 @@
         </w:trPr>
         <w:tc>
           <w:tcPr>
-            <w:tcW w:type="dxa" w:w="961"/>
+            <w:tcW w:type="dxa" w:w="953"/>
             <w:tcMar>
               <w:top w:type="dxa" w:w="40"/>
               <w:left w:type="dxa" w:w="80"/>
@@ -20235,32 +20891,32 @@
         </w:tc>
         <w:tc>
           <w:tcPr>
-            <w:tcW w:type="dxa" w:w="2293"/>
-            <w:tcMar>
-              <w:top w:type="dxa" w:w="40"/>
-              <w:left w:type="dxa" w:w="80"/>
-              <w:bottom w:type="dxa" w:w="40"/>
-              <w:right w:type="dxa" w:w="80"/>
-            </w:tcMar>
-          </w:tcPr>
-          <w:p>
-            <w:pPr>
-              <w:spacing w:line="240" w:lineRule="auto"/>
-            </w:pPr>
-            <w:r>
-              <w:rPr>
-                <w:b w:val="false"/>
-                <w:bCs w:val="false"/>
-                <w:sz w:val="20"/>
-                <w:szCs w:val="20"/>
-              </w:rPr>
-              <w:t xml:space="preserve">v0.2 (n = 2, mean ≤ 0.9·limit)</w:t>
-            </w:r>
-          </w:p>
-        </w:tc>
-        <w:tc>
-          <w:tcPr>
-            <w:tcW w:type="dxa" w:w="961"/>
+            <w:tcW w:type="dxa" w:w="2348"/>
+            <w:tcMar>
+              <w:top w:type="dxa" w:w="40"/>
+              <w:left w:type="dxa" w:w="80"/>
+              <w:bottom w:type="dxa" w:w="40"/>
+              <w:right w:type="dxa" w:w="80"/>
+            </w:tcMar>
+          </w:tcPr>
+          <w:p>
+            <w:pPr>
+              <w:spacing w:line="240" w:lineRule="auto"/>
+            </w:pPr>
+            <w:r>
+              <w:rPr>
+                <w:b w:val="false"/>
+                <w:bCs w:val="false"/>
+                <w:sz w:val="20"/>
+                <w:szCs w:val="20"/>
+              </w:rPr>
+              <w:t xml:space="preserve">simple (n = 2, mean ≤ 0.9·limit)</w:t>
+            </w:r>
+          </w:p>
+        </w:tc>
+        <w:tc>
+          <w:tcPr>
+            <w:tcW w:type="dxa" w:w="953"/>
             <w:tcMar>
               <w:top w:type="dxa" w:w="40"/>
               <w:left w:type="dxa" w:w="80"/>
@@ -20285,7 +20941,7 @@
         </w:tc>
         <w:tc>
           <w:tcPr>
-            <w:tcW w:type="dxa" w:w="1775"/>
+            <w:tcW w:type="dxa" w:w="1761"/>
             <w:tcMar>
               <w:top w:type="dxa" w:w="40"/>
               <w:left w:type="dxa" w:w="80"/>
@@ -20310,7 +20966,7 @@
         </w:tc>
         <w:tc>
           <w:tcPr>
-            <w:tcW w:type="dxa" w:w="1035"/>
+            <w:tcW w:type="dxa" w:w="1027"/>
             <w:tcMar>
               <w:top w:type="dxa" w:w="40"/>
               <w:left w:type="dxa" w:w="80"/>
@@ -20335,7 +20991,7 @@
         </w:tc>
         <w:tc>
           <w:tcPr>
-            <w:tcW w:type="dxa" w:w="1035"/>
+            <w:tcW w:type="dxa" w:w="1027"/>
             <w:tcMar>
               <w:top w:type="dxa" w:w="40"/>
               <w:left w:type="dxa" w:w="80"/>
@@ -20360,7 +21016,7 @@
         </w:tc>
         <w:tc>
           <w:tcPr>
-            <w:tcW w:type="dxa" w:w="966"/>
+            <w:tcW w:type="dxa" w:w="957"/>
             <w:tcMar>
               <w:top w:type="dxa" w:w="40"/>
               <w:left w:type="dxa" w:w="80"/>
@@ -20390,7 +21046,7 @@
         </w:trPr>
         <w:tc>
           <w:tcPr>
-            <w:tcW w:type="dxa" w:w="961"/>
+            <w:tcW w:type="dxa" w:w="953"/>
             <w:tcMar>
               <w:top w:type="dxa" w:w="40"/>
               <w:left w:type="dxa" w:w="80"/>
@@ -20415,7 +21071,7 @@
         </w:tc>
         <w:tc>
           <w:tcPr>
-            <w:tcW w:type="dxa" w:w="2293"/>
+            <w:tcW w:type="dxa" w:w="2348"/>
             <w:tcMar>
               <w:top w:type="dxa" w:w="40"/>
               <w:left w:type="dxa" w:w="80"/>
@@ -20440,7 +21096,7 @@
         </w:tc>
         <w:tc>
           <w:tcPr>
-            <w:tcW w:type="dxa" w:w="961"/>
+            <w:tcW w:type="dxa" w:w="953"/>
             <w:tcMar>
               <w:top w:type="dxa" w:w="40"/>
               <w:left w:type="dxa" w:w="80"/>
@@ -20465,7 +21121,7 @@
         </w:tc>
         <w:tc>
           <w:tcPr>
-            <w:tcW w:type="dxa" w:w="1775"/>
+            <w:tcW w:type="dxa" w:w="1761"/>
             <w:tcMar>
               <w:top w:type="dxa" w:w="40"/>
               <w:left w:type="dxa" w:w="80"/>
@@ -20490,7 +21146,7 @@
         </w:tc>
         <w:tc>
           <w:tcPr>
-            <w:tcW w:type="dxa" w:w="1035"/>
+            <w:tcW w:type="dxa" w:w="1027"/>
             <w:tcMar>
               <w:top w:type="dxa" w:w="40"/>
               <w:left w:type="dxa" w:w="80"/>
@@ -20515,7 +21171,7 @@
         </w:tc>
         <w:tc>
           <w:tcPr>
-            <w:tcW w:type="dxa" w:w="1035"/>
+            <w:tcW w:type="dxa" w:w="1027"/>
             <w:tcMar>
               <w:top w:type="dxa" w:w="40"/>
               <w:left w:type="dxa" w:w="80"/>
@@ -20540,7 +21196,7 @@
         </w:tc>
         <w:tc>
           <w:tcPr>
-            <w:tcW w:type="dxa" w:w="966"/>
+            <w:tcW w:type="dxa" w:w="957"/>
             <w:tcMar>
               <w:top w:type="dxa" w:w="40"/>
               <w:left w:type="dxa" w:w="80"/>
@@ -20570,7 +21226,7 @@
         </w:trPr>
         <w:tc>
           <w:tcPr>
-            <w:tcW w:type="dxa" w:w="961"/>
+            <w:tcW w:type="dxa" w:w="953"/>
             <w:tcMar>
               <w:top w:type="dxa" w:w="40"/>
               <w:left w:type="dxa" w:w="80"/>
@@ -20595,32 +21251,32 @@
         </w:tc>
         <w:tc>
           <w:tcPr>
-            <w:tcW w:type="dxa" w:w="2293"/>
-            <w:tcMar>
-              <w:top w:type="dxa" w:w="40"/>
-              <w:left w:type="dxa" w:w="80"/>
-              <w:bottom w:type="dxa" w:w="40"/>
-              <w:right w:type="dxa" w:w="80"/>
-            </w:tcMar>
-          </w:tcPr>
-          <w:p>
-            <w:pPr>
-              <w:spacing w:line="240" w:lineRule="auto"/>
-            </w:pPr>
-            <w:r>
-              <w:rPr>
-                <w:b w:val="false"/>
-                <w:bCs w:val="false"/>
-                <w:sz w:val="20"/>
-                <w:szCs w:val="20"/>
-              </w:rPr>
-              <w:t xml:space="preserve">v0.2</w:t>
-            </w:r>
-          </w:p>
-        </w:tc>
-        <w:tc>
-          <w:tcPr>
-            <w:tcW w:type="dxa" w:w="961"/>
+            <w:tcW w:type="dxa" w:w="2348"/>
+            <w:tcMar>
+              <w:top w:type="dxa" w:w="40"/>
+              <w:left w:type="dxa" w:w="80"/>
+              <w:bottom w:type="dxa" w:w="40"/>
+              <w:right w:type="dxa" w:w="80"/>
+            </w:tcMar>
+          </w:tcPr>
+          <w:p>
+            <w:pPr>
+              <w:spacing w:line="240" w:lineRule="auto"/>
+            </w:pPr>
+            <w:r>
+              <w:rPr>
+                <w:b w:val="false"/>
+                <w:bCs w:val="false"/>
+                <w:sz w:val="20"/>
+                <w:szCs w:val="20"/>
+              </w:rPr>
+              <w:t xml:space="preserve">simple</w:t>
+            </w:r>
+          </w:p>
+        </w:tc>
+        <w:tc>
+          <w:tcPr>
+            <w:tcW w:type="dxa" w:w="953"/>
             <w:tcMar>
               <w:top w:type="dxa" w:w="40"/>
               <w:left w:type="dxa" w:w="80"/>
@@ -20645,7 +21301,7 @@
         </w:tc>
         <w:tc>
           <w:tcPr>
-            <w:tcW w:type="dxa" w:w="1775"/>
+            <w:tcW w:type="dxa" w:w="1761"/>
             <w:tcMar>
               <w:top w:type="dxa" w:w="40"/>
               <w:left w:type="dxa" w:w="80"/>
@@ -20670,7 +21326,7 @@
         </w:tc>
         <w:tc>
           <w:tcPr>
-            <w:tcW w:type="dxa" w:w="1035"/>
+            <w:tcW w:type="dxa" w:w="1027"/>
             <w:tcMar>
               <w:top w:type="dxa" w:w="40"/>
               <w:left w:type="dxa" w:w="80"/>
@@ -20695,7 +21351,7 @@
         </w:tc>
         <w:tc>
           <w:tcPr>
-            <w:tcW w:type="dxa" w:w="1035"/>
+            <w:tcW w:type="dxa" w:w="1027"/>
             <w:tcMar>
               <w:top w:type="dxa" w:w="40"/>
               <w:left w:type="dxa" w:w="80"/>
@@ -20720,7 +21376,7 @@
         </w:tc>
         <w:tc>
           <w:tcPr>
-            <w:tcW w:type="dxa" w:w="966"/>
+            <w:tcW w:type="dxa" w:w="957"/>
             <w:tcMar>
               <w:top w:type="dxa" w:w="40"/>
               <w:left w:type="dxa" w:w="80"/>
@@ -20750,7 +21406,7 @@
         </w:trPr>
         <w:tc>
           <w:tcPr>
-            <w:tcW w:type="dxa" w:w="961"/>
+            <w:tcW w:type="dxa" w:w="953"/>
             <w:tcMar>
               <w:top w:type="dxa" w:w="40"/>
               <w:left w:type="dxa" w:w="80"/>
@@ -20775,7 +21431,7 @@
         </w:tc>
         <w:tc>
           <w:tcPr>
-            <w:tcW w:type="dxa" w:w="2293"/>
+            <w:tcW w:type="dxa" w:w="2348"/>
             <w:tcMar>
               <w:top w:type="dxa" w:w="40"/>
               <w:left w:type="dxa" w:w="80"/>
@@ -20800,7 +21456,7 @@
         </w:tc>
         <w:tc>
           <w:tcPr>
-            <w:tcW w:type="dxa" w:w="961"/>
+            <w:tcW w:type="dxa" w:w="953"/>
             <w:tcMar>
               <w:top w:type="dxa" w:w="40"/>
               <w:left w:type="dxa" w:w="80"/>
@@ -20825,7 +21481,7 @@
         </w:tc>
         <w:tc>
           <w:tcPr>
-            <w:tcW w:type="dxa" w:w="1775"/>
+            <w:tcW w:type="dxa" w:w="1761"/>
             <w:tcMar>
               <w:top w:type="dxa" w:w="40"/>
               <w:left w:type="dxa" w:w="80"/>
@@ -20850,7 +21506,7 @@
         </w:tc>
         <w:tc>
           <w:tcPr>
-            <w:tcW w:type="dxa" w:w="1035"/>
+            <w:tcW w:type="dxa" w:w="1027"/>
             <w:tcMar>
               <w:top w:type="dxa" w:w="40"/>
               <w:left w:type="dxa" w:w="80"/>
@@ -20875,7 +21531,7 @@
         </w:tc>
         <w:tc>
           <w:tcPr>
-            <w:tcW w:type="dxa" w:w="1035"/>
+            <w:tcW w:type="dxa" w:w="1027"/>
             <w:tcMar>
               <w:top w:type="dxa" w:w="40"/>
               <w:left w:type="dxa" w:w="80"/>
@@ -20900,7 +21556,7 @@
         </w:tc>
         <w:tc>
           <w:tcPr>
-            <w:tcW w:type="dxa" w:w="966"/>
+            <w:tcW w:type="dxa" w:w="957"/>
             <w:tcMar>
               <w:top w:type="dxa" w:w="40"/>
               <w:left w:type="dxa" w:w="80"/>
@@ -20930,7 +21586,7 @@
         </w:trPr>
         <w:tc>
           <w:tcPr>
-            <w:tcW w:type="dxa" w:w="961"/>
+            <w:tcW w:type="dxa" w:w="953"/>
             <w:tcMar>
               <w:top w:type="dxa" w:w="40"/>
               <w:left w:type="dxa" w:w="80"/>
@@ -20955,32 +21611,32 @@
         </w:tc>
         <w:tc>
           <w:tcPr>
-            <w:tcW w:type="dxa" w:w="2293"/>
-            <w:tcMar>
-              <w:top w:type="dxa" w:w="40"/>
-              <w:left w:type="dxa" w:w="80"/>
-              <w:bottom w:type="dxa" w:w="40"/>
-              <w:right w:type="dxa" w:w="80"/>
-            </w:tcMar>
-          </w:tcPr>
-          <w:p>
-            <w:pPr>
-              <w:spacing w:line="240" w:lineRule="auto"/>
-            </w:pPr>
-            <w:r>
-              <w:rPr>
-                <w:b w:val="false"/>
-                <w:bCs w:val="false"/>
-                <w:sz w:val="20"/>
-                <w:szCs w:val="20"/>
-              </w:rPr>
-              <w:t xml:space="preserve">v0.2</w:t>
-            </w:r>
-          </w:p>
-        </w:tc>
-        <w:tc>
-          <w:tcPr>
-            <w:tcW w:type="dxa" w:w="961"/>
+            <w:tcW w:type="dxa" w:w="2348"/>
+            <w:tcMar>
+              <w:top w:type="dxa" w:w="40"/>
+              <w:left w:type="dxa" w:w="80"/>
+              <w:bottom w:type="dxa" w:w="40"/>
+              <w:right w:type="dxa" w:w="80"/>
+            </w:tcMar>
+          </w:tcPr>
+          <w:p>
+            <w:pPr>
+              <w:spacing w:line="240" w:lineRule="auto"/>
+            </w:pPr>
+            <w:r>
+              <w:rPr>
+                <w:b w:val="false"/>
+                <w:bCs w:val="false"/>
+                <w:sz w:val="20"/>
+                <w:szCs w:val="20"/>
+              </w:rPr>
+              <w:t xml:space="preserve">simple</w:t>
+            </w:r>
+          </w:p>
+        </w:tc>
+        <w:tc>
+          <w:tcPr>
+            <w:tcW w:type="dxa" w:w="953"/>
             <w:tcMar>
               <w:top w:type="dxa" w:w="40"/>
               <w:left w:type="dxa" w:w="80"/>
@@ -21005,7 +21661,7 @@
         </w:tc>
         <w:tc>
           <w:tcPr>
-            <w:tcW w:type="dxa" w:w="1775"/>
+            <w:tcW w:type="dxa" w:w="1761"/>
             <w:tcMar>
               <w:top w:type="dxa" w:w="40"/>
               <w:left w:type="dxa" w:w="80"/>
@@ -21030,7 +21686,7 @@
         </w:tc>
         <w:tc>
           <w:tcPr>
-            <w:tcW w:type="dxa" w:w="1035"/>
+            <w:tcW w:type="dxa" w:w="1027"/>
             <w:tcMar>
               <w:top w:type="dxa" w:w="40"/>
               <w:left w:type="dxa" w:w="80"/>
@@ -21055,7 +21711,7 @@
         </w:tc>
         <w:tc>
           <w:tcPr>
-            <w:tcW w:type="dxa" w:w="1035"/>
+            <w:tcW w:type="dxa" w:w="1027"/>
             <w:tcMar>
               <w:top w:type="dxa" w:w="40"/>
               <w:left w:type="dxa" w:w="80"/>
@@ -21080,7 +21736,7 @@
         </w:tc>
         <w:tc>
           <w:tcPr>
-            <w:tcW w:type="dxa" w:w="966"/>
+            <w:tcW w:type="dxa" w:w="957"/>
             <w:tcMar>
               <w:top w:type="dxa" w:w="40"/>
               <w:left w:type="dxa" w:w="80"/>
@@ -21110,7 +21766,7 @@
         </w:trPr>
         <w:tc>
           <w:tcPr>
-            <w:tcW w:type="dxa" w:w="961"/>
+            <w:tcW w:type="dxa" w:w="953"/>
             <w:tcBorders>
               <w:bottom w:val="single" w:color="000000" w:sz="8"/>
             </w:tcBorders>
@@ -21138,7 +21794,7 @@
         </w:tc>
         <w:tc>
           <w:tcPr>
-            <w:tcW w:type="dxa" w:w="2293"/>
+            <w:tcW w:type="dxa" w:w="2348"/>
             <w:tcBorders>
               <w:bottom w:val="single" w:color="000000" w:sz="8"/>
             </w:tcBorders>
@@ -21166,7 +21822,7 @@
         </w:tc>
         <w:tc>
           <w:tcPr>
-            <w:tcW w:type="dxa" w:w="961"/>
+            <w:tcW w:type="dxa" w:w="953"/>
             <w:tcBorders>
               <w:bottom w:val="single" w:color="000000" w:sz="8"/>
             </w:tcBorders>
@@ -21194,7 +21850,7 @@
         </w:tc>
         <w:tc>
           <w:tcPr>
-            <w:tcW w:type="dxa" w:w="1775"/>
+            <w:tcW w:type="dxa" w:w="1761"/>
             <w:tcBorders>
               <w:bottom w:val="single" w:color="000000" w:sz="8"/>
             </w:tcBorders>
@@ -21222,7 +21878,7 @@
         </w:tc>
         <w:tc>
           <w:tcPr>
-            <w:tcW w:type="dxa" w:w="1035"/>
+            <w:tcW w:type="dxa" w:w="1027"/>
             <w:tcBorders>
               <w:bottom w:val="single" w:color="000000" w:sz="8"/>
             </w:tcBorders>
@@ -21250,7 +21906,7 @@
         </w:tc>
         <w:tc>
           <w:tcPr>
-            <w:tcW w:type="dxa" w:w="1035"/>
+            <w:tcW w:type="dxa" w:w="1027"/>
             <w:tcBorders>
               <w:bottom w:val="single" w:color="000000" w:sz="8"/>
             </w:tcBorders>
@@ -21278,7 +21934,7 @@
         </w:tc>
         <w:tc>
           <w:tcPr>
-            <w:tcW w:type="dxa" w:w="966"/>
+            <w:tcW w:type="dxa" w:w="957"/>
             <w:tcBorders>
               <w:bottom w:val="single" w:color="000000" w:sz="8"/>
             </w:tcBorders>
@@ -21357,6 +22013,645 @@
       </w:pPr>
       <w:r>
         <w:t xml:space="preserve">A 20% dose reduction gave 83% compliance.</w:t>
+      </w:r>
+    </w:p>
+    <w:p>
+      <w:pPr>
+        <w:keepNext w:val="false"/>
+        <w:spacing w:line="480" w:lineRule="auto"/>
+        <w:jc w:val="both"/>
+      </w:pPr>
+      <w:r>
+        <w:rPr>
+          <w:b/>
+          <w:bCs/>
+        </w:rPr>
+        <w:t xml:space="preserve">Out-of-study accuracy of the endpoint models (Table S13).</w:t>
+      </w:r>
+      <w:r>
+        <w:t xml:space="preserve"> The design layer uses four RF models: Cr(VI) and total Cr, as uptake and as effluent concentration. The total-Cr models are trained only on rows with a total-Cr measurement, from about 18 Class A/B studies per corpus. Under leave-one-study-out (10 corpora), the R² on the log scale was:</w:t>
+      </w:r>
+    </w:p>
+    <w:tbl>
+      <w:tblPr>
+        <w:tblW w:type="dxa" w:w="9026"/>
+        <w:tblBorders>
+          <w:top w:val="single" w:color="000000" w:sz="8"/>
+          <w:left w:val="none" w:color="FFFFFF" w:sz="0"/>
+          <w:bottom w:val="single" w:color="000000" w:sz="8"/>
+          <w:right w:val="none" w:color="FFFFFF" w:sz="0"/>
+          <w:insideH w:val="none" w:color="FFFFFF" w:sz="0"/>
+          <w:insideV w:val="none" w:color="FFFFFF" w:sz="0"/>
+        </w:tblBorders>
+      </w:tblPr>
+      <w:tblGrid>
+        <w:gridCol w:w="1725"/>
+        <w:gridCol w:w="1991"/>
+        <w:gridCol w:w="3052"/>
+        <w:gridCol w:w="2258"/>
+      </w:tblGrid>
+      <w:tr>
+        <w:trPr>
+          <w:tblHeader/>
+        </w:trPr>
+        <w:tc>
+          <w:tcPr>
+            <w:tcW w:type="dxa" w:w="1725"/>
+            <w:tcBorders>
+              <w:top w:val="single" w:color="000000" w:sz="8"/>
+              <w:bottom w:val="single" w:color="000000" w:sz="8"/>
+            </w:tcBorders>
+            <w:tcMar>
+              <w:top w:type="dxa" w:w="40"/>
+              <w:left w:type="dxa" w:w="80"/>
+              <w:bottom w:type="dxa" w:w="40"/>
+              <w:right w:type="dxa" w:w="80"/>
+            </w:tcMar>
+          </w:tcPr>
+          <w:p>
+            <w:pPr>
+              <w:spacing w:line="240" w:lineRule="auto"/>
+            </w:pPr>
+            <w:r>
+              <w:rPr>
+                <w:b/>
+                <w:bCs/>
+                <w:sz w:val="20"/>
+                <w:szCs w:val="20"/>
+              </w:rPr>
+              <w:t xml:space="preserve">Endpoint</w:t>
+            </w:r>
+          </w:p>
+        </w:tc>
+        <w:tc>
+          <w:tcPr>
+            <w:tcW w:type="dxa" w:w="1991"/>
+            <w:tcBorders>
+              <w:top w:val="single" w:color="000000" w:sz="8"/>
+              <w:bottom w:val="single" w:color="000000" w:sz="8"/>
+            </w:tcBorders>
+            <w:tcMar>
+              <w:top w:type="dxa" w:w="40"/>
+              <w:left w:type="dxa" w:w="80"/>
+              <w:bottom w:type="dxa" w:w="40"/>
+              <w:right w:type="dxa" w:w="80"/>
+            </w:tcMar>
+          </w:tcPr>
+          <w:p>
+            <w:pPr>
+              <w:spacing w:line="240" w:lineRule="auto"/>
+            </w:pPr>
+            <w:r>
+              <w:rPr>
+                <w:b/>
+                <w:bCs/>
+                <w:sz w:val="20"/>
+                <w:szCs w:val="20"/>
+              </w:rPr>
+              <w:t xml:space="preserve">LOSO R² (log₁₀)</w:t>
+            </w:r>
+          </w:p>
+        </w:tc>
+        <w:tc>
+          <w:tcPr>
+            <w:tcW w:type="dxa" w:w="3052"/>
+            <w:tcBorders>
+              <w:top w:val="single" w:color="000000" w:sz="8"/>
+              <w:bottom w:val="single" w:color="000000" w:sz="8"/>
+            </w:tcBorders>
+            <w:tcMar>
+              <w:top w:type="dxa" w:w="40"/>
+              <w:left w:type="dxa" w:w="80"/>
+              <w:bottom w:type="dxa" w:w="40"/>
+              <w:right w:type="dxa" w:w="80"/>
+            </w:tcMar>
+          </w:tcPr>
+          <w:p>
+            <w:pPr>
+              <w:spacing w:line="240" w:lineRule="auto"/>
+            </w:pPr>
+            <w:r>
+              <w:rPr>
+                <w:b/>
+                <w:bCs/>
+                <w:sz w:val="20"/>
+                <w:szCs w:val="20"/>
+              </w:rPr>
+              <w:t xml:space="preserve">Random-split R² (log₁₀)</w:t>
+            </w:r>
+          </w:p>
+        </w:tc>
+        <w:tc>
+          <w:tcPr>
+            <w:tcW w:type="dxa" w:w="2258"/>
+            <w:tcBorders>
+              <w:top w:val="single" w:color="000000" w:sz="8"/>
+              <w:bottom w:val="single" w:color="000000" w:sz="8"/>
+            </w:tcBorders>
+            <w:tcMar>
+              <w:top w:type="dxa" w:w="40"/>
+              <w:left w:type="dxa" w:w="80"/>
+              <w:bottom w:type="dxa" w:w="40"/>
+              <w:right w:type="dxa" w:w="80"/>
+            </w:tcMar>
+          </w:tcPr>
+          <w:p>
+            <w:pPr>
+              <w:spacing w:line="240" w:lineRule="auto"/>
+            </w:pPr>
+            <w:r>
+              <w:rPr>
+                <w:b/>
+                <w:bCs/>
+                <w:sz w:val="20"/>
+                <w:szCs w:val="20"/>
+              </w:rPr>
+              <w:t xml:space="preserve">LOSO RMSE (log₁₀)</w:t>
+            </w:r>
+          </w:p>
+        </w:tc>
+      </w:tr>
+      <w:tr>
+        <w:trPr>
+          <w:tblHeader w:val="false"/>
+        </w:trPr>
+        <w:tc>
+          <w:tcPr>
+            <w:tcW w:type="dxa" w:w="1725"/>
+            <w:tcMar>
+              <w:top w:type="dxa" w:w="40"/>
+              <w:left w:type="dxa" w:w="80"/>
+              <w:bottom w:type="dxa" w:w="40"/>
+              <w:right w:type="dxa" w:w="80"/>
+            </w:tcMar>
+          </w:tcPr>
+          <w:p>
+            <w:pPr>
+              <w:spacing w:line="240" w:lineRule="auto"/>
+            </w:pPr>
+            <w:r>
+              <w:rPr>
+                <w:b w:val="false"/>
+                <w:bCs w:val="false"/>
+                <w:sz w:val="20"/>
+                <w:szCs w:val="20"/>
+              </w:rPr>
+              <w:t xml:space="preserve">C</w:t>
+            </w:r>
+            <w:r>
+              <w:rPr>
+                <w:b w:val="false"/>
+                <w:bCs w:val="false"/>
+                <w:sz w:val="20"/>
+                <w:szCs w:val="20"/>
+                <w:vertAlign w:val="subscript"/>
+              </w:rPr>
+              <w:t xml:space="preserve">e,VI</w:t>
+            </w:r>
+          </w:p>
+        </w:tc>
+        <w:tc>
+          <w:tcPr>
+            <w:tcW w:type="dxa" w:w="1991"/>
+            <w:tcMar>
+              <w:top w:type="dxa" w:w="40"/>
+              <w:left w:type="dxa" w:w="80"/>
+              <w:bottom w:type="dxa" w:w="40"/>
+              <w:right w:type="dxa" w:w="80"/>
+            </w:tcMar>
+          </w:tcPr>
+          <w:p>
+            <w:pPr>
+              <w:spacing w:line="240" w:lineRule="auto"/>
+            </w:pPr>
+            <w:r>
+              <w:rPr>
+                <w:b w:val="false"/>
+                <w:bCs w:val="false"/>
+                <w:sz w:val="20"/>
+                <w:szCs w:val="20"/>
+              </w:rPr>
+              <w:t xml:space="preserve">0.74 ± 0.06</w:t>
+            </w:r>
+          </w:p>
+        </w:tc>
+        <w:tc>
+          <w:tcPr>
+            <w:tcW w:type="dxa" w:w="3052"/>
+            <w:tcMar>
+              <w:top w:type="dxa" w:w="40"/>
+              <w:left w:type="dxa" w:w="80"/>
+              <w:bottom w:type="dxa" w:w="40"/>
+              <w:right w:type="dxa" w:w="80"/>
+            </w:tcMar>
+          </w:tcPr>
+          <w:p>
+            <w:pPr>
+              <w:spacing w:line="240" w:lineRule="auto"/>
+            </w:pPr>
+            <w:r>
+              <w:rPr>
+                <w:b w:val="false"/>
+                <w:bCs w:val="false"/>
+                <w:sz w:val="20"/>
+                <w:szCs w:val="20"/>
+              </w:rPr>
+              <w:t xml:space="preserve">0.94</w:t>
+            </w:r>
+          </w:p>
+        </w:tc>
+        <w:tc>
+          <w:tcPr>
+            <w:tcW w:type="dxa" w:w="2258"/>
+            <w:tcMar>
+              <w:top w:type="dxa" w:w="40"/>
+              <w:left w:type="dxa" w:w="80"/>
+              <w:bottom w:type="dxa" w:w="40"/>
+              <w:right w:type="dxa" w:w="80"/>
+            </w:tcMar>
+          </w:tcPr>
+          <w:p>
+            <w:pPr>
+              <w:spacing w:line="240" w:lineRule="auto"/>
+            </w:pPr>
+            <w:r>
+              <w:rPr>
+                <w:b w:val="false"/>
+                <w:bCs w:val="false"/>
+                <w:sz w:val="20"/>
+                <w:szCs w:val="20"/>
+              </w:rPr>
+              <w:t xml:space="preserve">0.49</w:t>
+            </w:r>
+          </w:p>
+        </w:tc>
+      </w:tr>
+      <w:tr>
+        <w:trPr>
+          <w:tblHeader w:val="false"/>
+        </w:trPr>
+        <w:tc>
+          <w:tcPr>
+            <w:tcW w:type="dxa" w:w="1725"/>
+            <w:tcMar>
+              <w:top w:type="dxa" w:w="40"/>
+              <w:left w:type="dxa" w:w="80"/>
+              <w:bottom w:type="dxa" w:w="40"/>
+              <w:right w:type="dxa" w:w="80"/>
+            </w:tcMar>
+          </w:tcPr>
+          <w:p>
+            <w:pPr>
+              <w:spacing w:line="240" w:lineRule="auto"/>
+            </w:pPr>
+            <w:r>
+              <w:rPr>
+                <w:b w:val="false"/>
+                <w:bCs w:val="false"/>
+                <w:sz w:val="20"/>
+                <w:szCs w:val="20"/>
+              </w:rPr>
+              <w:t xml:space="preserve">C</w:t>
+            </w:r>
+            <w:r>
+              <w:rPr>
+                <w:b w:val="false"/>
+                <w:bCs w:val="false"/>
+                <w:sz w:val="20"/>
+                <w:szCs w:val="20"/>
+                <w:vertAlign w:val="subscript"/>
+              </w:rPr>
+              <w:t xml:space="preserve">e,tot</w:t>
+            </w:r>
+          </w:p>
+        </w:tc>
+        <w:tc>
+          <w:tcPr>
+            <w:tcW w:type="dxa" w:w="1991"/>
+            <w:tcMar>
+              <w:top w:type="dxa" w:w="40"/>
+              <w:left w:type="dxa" w:w="80"/>
+              <w:bottom w:type="dxa" w:w="40"/>
+              <w:right w:type="dxa" w:w="80"/>
+            </w:tcMar>
+          </w:tcPr>
+          <w:p>
+            <w:pPr>
+              <w:spacing w:line="240" w:lineRule="auto"/>
+            </w:pPr>
+            <w:r>
+              <w:rPr>
+                <w:b w:val="false"/>
+                <w:bCs w:val="false"/>
+                <w:sz w:val="20"/>
+                <w:szCs w:val="20"/>
+              </w:rPr>
+              <w:t xml:space="preserve">0.65 ± 0.09</w:t>
+            </w:r>
+          </w:p>
+        </w:tc>
+        <w:tc>
+          <w:tcPr>
+            <w:tcW w:type="dxa" w:w="3052"/>
+            <w:tcMar>
+              <w:top w:type="dxa" w:w="40"/>
+              <w:left w:type="dxa" w:w="80"/>
+              <w:bottom w:type="dxa" w:w="40"/>
+              <w:right w:type="dxa" w:w="80"/>
+            </w:tcMar>
+          </w:tcPr>
+          <w:p>
+            <w:pPr>
+              <w:spacing w:line="240" w:lineRule="auto"/>
+            </w:pPr>
+            <w:r>
+              <w:rPr>
+                <w:b w:val="false"/>
+                <w:bCs w:val="false"/>
+                <w:sz w:val="20"/>
+                <w:szCs w:val="20"/>
+              </w:rPr>
+              <w:t xml:space="preserve">0.91</w:t>
+            </w:r>
+          </w:p>
+        </w:tc>
+        <w:tc>
+          <w:tcPr>
+            <w:tcW w:type="dxa" w:w="2258"/>
+            <w:tcMar>
+              <w:top w:type="dxa" w:w="40"/>
+              <w:left w:type="dxa" w:w="80"/>
+              <w:bottom w:type="dxa" w:w="40"/>
+              <w:right w:type="dxa" w:w="80"/>
+            </w:tcMar>
+          </w:tcPr>
+          <w:p>
+            <w:pPr>
+              <w:spacing w:line="240" w:lineRule="auto"/>
+            </w:pPr>
+            <w:r>
+              <w:rPr>
+                <w:b w:val="false"/>
+                <w:bCs w:val="false"/>
+                <w:sz w:val="20"/>
+                <w:szCs w:val="20"/>
+              </w:rPr>
+              <w:t xml:space="preserve">0.37</w:t>
+            </w:r>
+          </w:p>
+        </w:tc>
+      </w:tr>
+      <w:tr>
+        <w:trPr>
+          <w:tblHeader w:val="false"/>
+        </w:trPr>
+        <w:tc>
+          <w:tcPr>
+            <w:tcW w:type="dxa" w:w="1725"/>
+            <w:tcMar>
+              <w:top w:type="dxa" w:w="40"/>
+              <w:left w:type="dxa" w:w="80"/>
+              <w:bottom w:type="dxa" w:w="40"/>
+              <w:right w:type="dxa" w:w="80"/>
+            </w:tcMar>
+          </w:tcPr>
+          <w:p>
+            <w:pPr>
+              <w:spacing w:line="240" w:lineRule="auto"/>
+            </w:pPr>
+            <w:r>
+              <w:rPr>
+                <w:b w:val="false"/>
+                <w:bCs w:val="false"/>
+                <w:sz w:val="20"/>
+                <w:szCs w:val="20"/>
+              </w:rPr>
+              <w:t xml:space="preserve">q</w:t>
+            </w:r>
+            <w:r>
+              <w:rPr>
+                <w:b w:val="false"/>
+                <w:bCs w:val="false"/>
+                <w:sz w:val="20"/>
+                <w:szCs w:val="20"/>
+                <w:vertAlign w:val="subscript"/>
+              </w:rPr>
+              <w:t xml:space="preserve">app,VI</w:t>
+            </w:r>
+          </w:p>
+        </w:tc>
+        <w:tc>
+          <w:tcPr>
+            <w:tcW w:type="dxa" w:w="1991"/>
+            <w:tcMar>
+              <w:top w:type="dxa" w:w="40"/>
+              <w:left w:type="dxa" w:w="80"/>
+              <w:bottom w:type="dxa" w:w="40"/>
+              <w:right w:type="dxa" w:w="80"/>
+            </w:tcMar>
+          </w:tcPr>
+          <w:p>
+            <w:pPr>
+              <w:spacing w:line="240" w:lineRule="auto"/>
+            </w:pPr>
+            <w:r>
+              <w:rPr>
+                <w:b w:val="false"/>
+                <w:bCs w:val="false"/>
+                <w:sz w:val="20"/>
+                <w:szCs w:val="20"/>
+              </w:rPr>
+              <w:t xml:space="preserve">0.39 ± 0.16</w:t>
+            </w:r>
+          </w:p>
+        </w:tc>
+        <w:tc>
+          <w:tcPr>
+            <w:tcW w:type="dxa" w:w="3052"/>
+            <w:tcMar>
+              <w:top w:type="dxa" w:w="40"/>
+              <w:left w:type="dxa" w:w="80"/>
+              <w:bottom w:type="dxa" w:w="40"/>
+              <w:right w:type="dxa" w:w="80"/>
+            </w:tcMar>
+          </w:tcPr>
+          <w:p>
+            <w:pPr>
+              <w:spacing w:line="240" w:lineRule="auto"/>
+            </w:pPr>
+            <w:r>
+              <w:rPr>
+                <w:b w:val="false"/>
+                <w:bCs w:val="false"/>
+                <w:sz w:val="20"/>
+                <w:szCs w:val="20"/>
+              </w:rPr>
+              <w:t xml:space="preserve">0.77</w:t>
+            </w:r>
+          </w:p>
+        </w:tc>
+        <w:tc>
+          <w:tcPr>
+            <w:tcW w:type="dxa" w:w="2258"/>
+            <w:tcMar>
+              <w:top w:type="dxa" w:w="40"/>
+              <w:left w:type="dxa" w:w="80"/>
+              <w:bottom w:type="dxa" w:w="40"/>
+              <w:right w:type="dxa" w:w="80"/>
+            </w:tcMar>
+          </w:tcPr>
+          <w:p>
+            <w:pPr>
+              <w:spacing w:line="240" w:lineRule="auto"/>
+            </w:pPr>
+            <w:r>
+              <w:rPr>
+                <w:b w:val="false"/>
+                <w:bCs w:val="false"/>
+                <w:sz w:val="20"/>
+                <w:szCs w:val="20"/>
+              </w:rPr>
+              <w:t xml:space="preserve">0.51</w:t>
+            </w:r>
+          </w:p>
+        </w:tc>
+      </w:tr>
+      <w:tr>
+        <w:trPr>
+          <w:tblHeader w:val="false"/>
+        </w:trPr>
+        <w:tc>
+          <w:tcPr>
+            <w:tcW w:type="dxa" w:w="1725"/>
+            <w:tcBorders>
+              <w:bottom w:val="single" w:color="000000" w:sz="8"/>
+            </w:tcBorders>
+            <w:tcMar>
+              <w:top w:type="dxa" w:w="40"/>
+              <w:left w:type="dxa" w:w="80"/>
+              <w:bottom w:type="dxa" w:w="40"/>
+              <w:right w:type="dxa" w:w="80"/>
+            </w:tcMar>
+          </w:tcPr>
+          <w:p>
+            <w:pPr>
+              <w:spacing w:line="240" w:lineRule="auto"/>
+            </w:pPr>
+            <w:r>
+              <w:rPr>
+                <w:b w:val="false"/>
+                <w:bCs w:val="false"/>
+                <w:sz w:val="20"/>
+                <w:szCs w:val="20"/>
+              </w:rPr>
+              <w:t xml:space="preserve">q</w:t>
+            </w:r>
+            <w:r>
+              <w:rPr>
+                <w:b w:val="false"/>
+                <w:bCs w:val="false"/>
+                <w:sz w:val="20"/>
+                <w:szCs w:val="20"/>
+                <w:vertAlign w:val="subscript"/>
+              </w:rPr>
+              <w:t xml:space="preserve">tot,aq</w:t>
+            </w:r>
+          </w:p>
+        </w:tc>
+        <w:tc>
+          <w:tcPr>
+            <w:tcW w:type="dxa" w:w="1991"/>
+            <w:tcBorders>
+              <w:bottom w:val="single" w:color="000000" w:sz="8"/>
+            </w:tcBorders>
+            <w:tcMar>
+              <w:top w:type="dxa" w:w="40"/>
+              <w:left w:type="dxa" w:w="80"/>
+              <w:bottom w:type="dxa" w:w="40"/>
+              <w:right w:type="dxa" w:w="80"/>
+            </w:tcMar>
+          </w:tcPr>
+          <w:p>
+            <w:pPr>
+              <w:spacing w:line="240" w:lineRule="auto"/>
+            </w:pPr>
+            <w:r>
+              <w:rPr>
+                <w:b w:val="false"/>
+                <w:bCs w:val="false"/>
+                <w:sz w:val="20"/>
+                <w:szCs w:val="20"/>
+              </w:rPr>
+              <w:t xml:space="preserve">0.42 ± 0.17</w:t>
+            </w:r>
+          </w:p>
+        </w:tc>
+        <w:tc>
+          <w:tcPr>
+            <w:tcW w:type="dxa" w:w="3052"/>
+            <w:tcBorders>
+              <w:bottom w:val="single" w:color="000000" w:sz="8"/>
+            </w:tcBorders>
+            <w:tcMar>
+              <w:top w:type="dxa" w:w="40"/>
+              <w:left w:type="dxa" w:w="80"/>
+              <w:bottom w:type="dxa" w:w="40"/>
+              <w:right w:type="dxa" w:w="80"/>
+            </w:tcMar>
+          </w:tcPr>
+          <w:p>
+            <w:pPr>
+              <w:spacing w:line="240" w:lineRule="auto"/>
+            </w:pPr>
+            <w:r>
+              <w:rPr>
+                <w:b w:val="false"/>
+                <w:bCs w:val="false"/>
+                <w:sz w:val="20"/>
+                <w:szCs w:val="20"/>
+              </w:rPr>
+              <w:t xml:space="preserve">0.75</w:t>
+            </w:r>
+          </w:p>
+        </w:tc>
+        <w:tc>
+          <w:tcPr>
+            <w:tcW w:type="dxa" w:w="2258"/>
+            <w:tcBorders>
+              <w:bottom w:val="single" w:color="000000" w:sz="8"/>
+            </w:tcBorders>
+            <w:tcMar>
+              <w:top w:type="dxa" w:w="40"/>
+              <w:left w:type="dxa" w:w="80"/>
+              <w:bottom w:type="dxa" w:w="40"/>
+              <w:right w:type="dxa" w:w="80"/>
+            </w:tcMar>
+          </w:tcPr>
+          <w:p>
+            <w:pPr>
+              <w:spacing w:line="240" w:lineRule="auto"/>
+            </w:pPr>
+            <w:r>
+              <w:rPr>
+                <w:b w:val="false"/>
+                <w:bCs w:val="false"/>
+                <w:sz w:val="20"/>
+                <w:szCs w:val="20"/>
+              </w:rPr>
+              <w:t xml:space="preserve">0.52</w:t>
+            </w:r>
+          </w:p>
+        </w:tc>
+      </w:tr>
+    </w:tbl>
+    <w:p>
+      <w:pPr>
+        <w:keepNext w:val="false"/>
+        <w:spacing w:before="200" w:line="480" w:lineRule="auto"/>
+        <w:jc w:val="both"/>
+      </w:pPr>
+      <w:r>
+        <w:t xml:space="preserve">R² on the log scale weights low concentrations, which matter for compliance, more than the linear-scale R² of Table 5 (linear-scale LOSO R² here: 0.87, 0.85, 0.56 and 0.52). The total-Cr models are less accurate than the Cr(VI) models, as expected from fewer training studies, and both lose about 0.2–0.4 in R² between random and study-level validation. Their study-level intervals are reported in Table 6.</w:t>
       </w:r>
     </w:p>
     <w:p>
@@ -23641,6 +24936,54 @@
     </w:p>
     <w:p>
       <w:pPr>
+        <w:pStyle w:val="ListParagraph"/>
+        <w:numPr>
+          <w:ilvl w:val="0"/>
+          <w:numId w:val="2"/>
+        </w:numPr>
+        <w:spacing w:line="480" w:lineRule="auto"/>
+      </w:pPr>
+      <w:r>
+        <w:t xml:space="preserve">The 95th percentile of true residual total Cr at the accepted designs was 0.08–1.38 mg L⁻¹ across materials, below the 2 mg L⁻¹ limit.</w:t>
+      </w:r>
+    </w:p>
+    <w:p>
+      <w:pPr>
+        <w:keepNext w:val="false"/>
+        <w:spacing w:line="480" w:lineRule="auto"/>
+        <w:jc w:val="both"/>
+      </w:pPr>
+      <w:r>
+        <w:rPr>
+          <w:b/>
+          <w:bCs/>
+        </w:rPr>
+        <w:t xml:space="preserve">Capacity level.</w:t>
+      </w:r>
+      <w:r>
+        <w:t xml:space="preserve"> A conventional isotherm fit uses neither ionic strength nor the pH basis, so unreported solution chemistry does not change the fitted q</w:t>
+      </w:r>
+      <w:r>
+        <w:rPr>
+          <w:vertAlign w:val="subscript"/>
+        </w:rPr>
+        <w:t xml:space="preserve">max</w:t>
+      </w:r>
+      <w:r>
+        <w:t xml:space="preserve"> itself. It changes what q</w:t>
+      </w:r>
+      <w:r>
+        <w:rPr>
+          <w:vertAlign w:val="subscript"/>
+        </w:rPr>
+        <w:t xml:space="preserve">max</w:t>
+      </w:r>
+      <w:r>
+        <w:t xml:space="preserve"> means: the inferred reduction share and the speciation-based affinity (mechanistic level below).</w:t>
+      </w:r>
+    </w:p>
+    <w:p>
+      <w:pPr>
         <w:keepNext w:val="false"/>
         <w:spacing w:line="480" w:lineRule="auto"/>
         <w:jc w:val="both"/>
@@ -23777,7 +25120,7 @@
         <w:t xml:space="preserve">Not done.</w:t>
       </w:r>
       <w:r>
-        <w:t xml:space="preserve"> No published experimental observation was analysed in this revision. The seed dataset (Ramirez et al., 2020; Data in Brief 29, 105292) and the systematic search were blocked: the hosts required to retrieve articles and supplementary files (PubMed Central, ScienceDirect, Crossref, Europe PMC, Zenodo, Mendeley Data, Figshare) were not reachable from the computational environment. No values were transcribed from memory or estimated.</w:t>
+        <w:t xml:space="preserve"> No published experimental observation was analysed. The seed dataset (Ramirez et al., 2020; Data in Brief 29, 105292) is openly available through PubMed Central (PMC7044665) with its raw isotherm and kinetic files as supplementary material. It reports Cr(VI) removal by a ZnCl₂-activated teakwood-sawdust carbon; its interpretation is in a companion article (J. Environ. Chem. Eng. 8, 103702; doi:10.1016/j.jece.2020.103702). It measures residual Cr(VI) only and is therefore a Class C benchmark: it can test whether CASSIA processes genuine observations, not whether it recovers the true Cr(VI)/Cr(III) distribution. Neither this dataset nor the articles of the systematic search could be retrieved, because the hosts that serve them (PubMed Central, NCBI, ScienceDirect, doi.org, Crossref, Europe PMC, Mendeley Data, Zenodo, Figshare and the institutional repository) were not reachable from the computational environment. No values were transcribed from memory, estimated or digitised from figures.</w:t>
       </w:r>
     </w:p>
     <w:p>
@@ -23935,7 +25278,7 @@
         <w:t xml:space="preserve">1.	</w:t>
       </w:r>
       <w:r>
-        <w:t xml:space="preserve">Extract the Ramirez et al. data as a Class C benchmark of the workflow.</w:t>
+        <w:t xml:space="preserve">Extract the Ramirez et al. data (isotherm and kinetic series with pH, C₀, dose, volume, temperature and contact time) and run the full workflow as a Class C benchmark.</w:t>
       </w:r>
     </w:p>
     <w:p>
@@ -23950,7 +25293,18 @@
         <w:t xml:space="preserve">2.	</w:t>
       </w:r>
       <w:r>
-        <w:t xml:space="preserve">Carry out the registered search and extraction, identifying the subset of studies with total-Cr and XPS/XANES evidence.</w:t>
+        <w:t xml:space="preserve">Extract at least 20 further Cr(VI)–carbon studies by the registered protocol (</w:t>
+      </w:r>
+      <w:r>
+        <w:rPr>
+          <w:rFonts w:ascii="Courier New" w:cs="Courier New" w:eastAsia="Courier New" w:hAnsi="Courier New"/>
+          <w:sz w:val="20"/>
+          <w:szCs w:val="20"/>
+        </w:rPr>
+        <w:t xml:space="preserve">data/PROTOCOL.md</w:t>
+      </w:r>
+      <w:r>
+        <w:t xml:space="preserve">), reconstructing pH (initial and final), C₀, dose, solution volume, temperature, contact time, background electrolyte and ionic strength.</w:t>
       </w:r>
     </w:p>
     <w:p>
@@ -23965,7 +25319,37 @@
         <w:t xml:space="preserve">3.	</w:t>
       </w:r>
       <w:r>
-        <w:t xml:space="preserve">Apply the identifiability and validation analyses of §3.3–3.6 to the real corpus, keeping the evidence classes separate.</w:t>
+        <w:t xml:space="preserve">Classify every observation (C, B, A1, A2), identifying the studies that report total Cr and those with XPS or XANES evidence.</w:t>
+      </w:r>
+    </w:p>
+    <w:p>
+      <w:pPr>
+        <w:tabs>
+          <w:tab w:val="left" w:pos="567"/>
+        </w:tabs>
+        <w:spacing w:line="480" w:lineRule="auto"/>
+        <w:ind w:left="567" w:hanging="567"/>
+      </w:pPr>
+      <w:r>
+        <w:t xml:space="preserve">4.	</w:t>
+      </w:r>
+      <w:r>
+        <w:t xml:space="preserve">Apply the equivalence and identifiability tests (§3.3), the LOSO/LOFO validation (§3.4) and the study-level intervals (§3.5) to the real corpus, keeping evidence classes separate.</w:t>
+      </w:r>
+    </w:p>
+    <w:p>
+      <w:pPr>
+        <w:tabs>
+          <w:tab w:val="left" w:pos="567"/>
+        </w:tabs>
+        <w:spacing w:line="480" w:lineRule="auto"/>
+        <w:ind w:left="567" w:hanging="567"/>
+      </w:pPr>
+      <w:r>
+        <w:t xml:space="preserve">5.	</w:t>
+      </w:r>
+      <w:r>
+        <w:t xml:space="preserve">Report empirical findings in a section separate from the synthetic benchmark.</w:t>
       </w:r>
     </w:p>
     <w:p>
@@ -24944,7 +26328,7 @@
         <w:t xml:space="preserve">No empirical validation.</w:t>
       </w:r>
       <w:r>
-        <w:t xml:space="preserve"> All findings in §3.2–3.7 come from simulations. The extraction of the seed dataset (Ramirez et al., 2020) and of 20–30 further studies was not carried out, because the publisher and repository hosts were not reachable from the computational environment (§3.8). This is the main limitation of the paper, and the reviewer's requirement of an empirical application remains unmet in this revision.</w:t>
+        <w:t xml:space="preserve"> All findings in §3.2–3.7 come from simulations. The extraction of the seed dataset (Ramirez et al., 2020) and of 20–30 further studies was not carried out, because the publisher and repository hosts were not reachable from the computational environment (§3.8). This is the main limitation of the paper: the empirical application is still outstanding.</w:t>
       </w:r>
     </w:p>
     <w:p>
@@ -24988,7 +26372,7 @@
         <w:t xml:space="preserve">Thermodynamic validation.</w:t>
       </w:r>
       <w:r>
-        <w:t xml:space="preserve"> Three USGS databases were compared. An independent validation against critically evaluated constants (Ball and Nordstrom, 1998; Rai et al., 1987) is outstanding: those constants could not be retrieved and verified in this revision. NaCl, NaNO₃ and Na₂SO₄ backgrounds were compared (§3.1); Ca²⁺, Mg²⁺, carbonate and dissolved organic matter were not.</w:t>
+        <w:t xml:space="preserve"> Three USGS databases were compared. An independent validation against critically evaluated constants (Ball and Nordstrom, 1998; Rai et al., 1987) is outstanding: those constants could not be retrieved and verified from the computational environment. NaCl, NaNO₃ and Na₂SO₄ backgrounds were compared (§3.1); Ca²⁺, Mg²⁺, carbonate and dissolved organic matter were not.</w:t>
       </w:r>
     </w:p>
     <w:p>
@@ -25372,7 +26756,7 @@
         <w:t xml:space="preserve">karthice1/adsorption</w:t>
       </w:r>
       <w:r>
-        <w:t xml:space="preserve"> (CASSIA 0.3.0).</w:t>
+        <w:t xml:space="preserve"> (CASSIA 0.3.1).</w:t>
       </w:r>
     </w:p>
     <w:p>
@@ -25432,7 +26816,7 @@
           <w:sz w:val="20"/>
           <w:szCs w:val="20"/>
         </w:rPr>
-        <w:t xml:space="preserve">9d5a37bd6012b6abf2cacbca284a97aada468f68</w:t>
+        <w:t xml:space="preserve">0528c60cc3dcd567b246e9e883f41b5ef20de0ef</w:t>
       </w:r>
       <w:r>
         <w:t xml:space="preserve">;</w:t>
@@ -25538,10 +26922,10 @@
           <w:sz w:val="20"/>
           <w:szCs w:val="20"/>
         </w:rPr>
-        <w:t xml:space="preserve">cassia-v0.3.0</w:t>
-      </w:r>
-      <w:r>
-        <w:t xml:space="preserve">) of this commit, archived in Zenodo, will provide the permanent DOI. The tag and archive are created by the author at submission of the revision, because they could not be created from the computational environment; the commit hash and manifest above identify the content unambiguously in the meantime.</w:t>
+        <w:t xml:space="preserve">cassia-v0.3.1</w:t>
+      </w:r>
+      <w:r>
+        <w:t xml:space="preserve">) of this commit, archived in Zenodo, will provide the permanent DOI. The tag and archive are created by the author at submission, because they could not be created from the computational environment; the commit hash and manifest above identify the content unambiguously in the meantime.</w:t>
       </w:r>
     </w:p>
     <w:p>
@@ -25603,7 +26987,7 @@
         <w:t xml:space="preserve">Software versions.</w:t>
       </w:r>
       <w:r>
-        <w:t xml:space="preserve"> CASSIA 0.3.0; phreeqpython 1.6.2 (Vitens); PHREEQC databases minteq.v4.dat, minteq.dat and llnl.dat (revisions in Table S2); adsorption 0.1.0 (Amvro23); pyGAPS 4.3.1.dev693; NumPy 2.5.3; SciPy 1.18.1; pandas 3.0.5; scikit-learn 1.9.1; XGBoost 3.4.1; matplotlib 3.11.2; Python 3.13.17.</w:t>
+        <w:t xml:space="preserve"> CASSIA 0.3.1; phreeqpython 1.6.2 (Vitens); PHREEQC databases minteq.v4.dat, minteq.dat and llnl.dat (revisions in Table S2); adsorption 0.1.0 (Amvro23); pyGAPS 4.3.1.dev693; NumPy 2.5.3; SciPy 1.18.1; pandas 3.0.5; scikit-learn 1.9.1; XGBoost 3.4.1; matplotlib 3.11.2; Python 3.13.17.</w:t>
       </w:r>
     </w:p>
     <w:p>
@@ -26459,7 +27843,7 @@
         <w:t xml:space="preserve">M2 (CV+) has no proven guarantee.</w:t>
       </w:r>
       <w:r>
-        <w:t xml:space="preserve"> M2 uses the same study scores, but with K-fold models instead of a single split, as in the CV+ construction (Barber et al., 2021). The CV+ guarantee is proven for scalar residual scores of exchangeable data points. We have not shown that it extends to within-study quantile scores, so the v0.2 statement of a 1−2α guarantee for M2 is withdrawn. M2 is reported as an empirical method only.</w:t>
+        <w:t xml:space="preserve"> M2 uses the same study scores, but with K-fold models instead of a single split, as in the CV+ construction (Barber et al., 2021). The CV+ guarantee is proven for scalar residual scores of exchangeable data points. We have not shown that it extends to within-study quantile scores, so no 1−2α guarantee is claimed for M2. M2 is reported as an empirical method only.</w:t>
       </w:r>
     </w:p>
     <w:p>
@@ -26980,7 +28364,7 @@
         <w:t xml:space="preserve">ν</w:t>
       </w:r>
       <w:r>
-        <w:t xml:space="preserve">. The nominal test therefore over-rejects: 3–13% at nominal 5% in v0.2.</w:t>
+        <w:t xml:space="preserve">. The nominal test therefore over-rejects (6.7–15% at nominal 5%; §3.3).</w:t>
       </w:r>
     </w:p>
     <w:p>

--- a/cassia/manuscript/CASSIA_manuscript.docx
+++ b/cassia/manuscript/CASSIA_manuscript.docx
@@ -14,7 +14,7 @@
           <w:sz w:val="32"/>
           <w:szCs w:val="32"/>
         </w:rPr>
-        <w:t xml:space="preserve">CASSIA: A Provenance-Aware Computational Framework for Evidence-Constrained Analysis of Cr(VI) Removal by Carbonaceous Materials</w:t>
+        <w:t xml:space="preserve">CASSIA: A Provenance-Aware Computational Framework and Known-Truth Benchmark for Evidence-Constrained Analysis of Cr(VI) Removal by Carbonaceous Materials</w:t>
       </w:r>
     </w:p>
     <w:p>
@@ -125,7 +125,7 @@
         <w:spacing w:line="480" w:lineRule="auto"/>
       </w:pPr>
       <w:r>
-        <w:t xml:space="preserve">Simulated Cr(VI)-only data were often equivalent to adsorption-only fits within 10%</w:t>
+        <w:t xml:space="preserve">Known-truth benchmark of what Cr(VI)-removal data can show about mechanism</w:t>
       </w:r>
     </w:p>
     <w:p>
@@ -138,7 +138,7 @@
         <w:spacing w:line="480" w:lineRule="auto"/>
       </w:pPr>
       <w:r>
-        <w:t xml:space="preserve">In the benchmark, total-Cr and solid-phase data raised rejection power to 80–96%</w:t>
+        <w:t xml:space="preserve">Simulated Cr(VI)-only data were often equivalent to adsorption-only fits within 10%</w:t>
       </w:r>
     </w:p>
     <w:p>
@@ -151,7 +151,7 @@
         <w:spacing w:line="480" w:lineRule="auto"/>
       </w:pPr>
       <w:r>
-        <w:t xml:space="preserve">PHREEQC databases differ by 63–83 mV in the Cr(VI)/Cr(III) redox boundary</w:t>
+        <w:t xml:space="preserve">At about 5% type-I error, total-Cr and solid-phase data gave 80–98% rejection power</w:t>
       </w:r>
     </w:p>
     <w:p>
@@ -164,7 +164,7 @@
         <w:spacing w:line="480" w:lineRule="auto"/>
       </w:pPr>
       <w:r>
-        <w:t xml:space="preserve">Exact study-level conformal intervals hold coverage but span over 3 log units</w:t>
+        <w:t xml:space="preserve">Exact study-level coverage holds; intervals are too wide for some engineering uses</w:t>
       </w:r>
     </w:p>
     <w:p>
@@ -206,7 +206,7 @@
         <w:jc w:val="both"/>
       </w:pPr>
       <w:r>
-        <w:t xml:space="preserve">Loss of dissolved Cr(VI) on carbonaceous materials is routinely reported as adsorption, although Cr(VI) is also reduced to Cr(III). CASSIA is an open, provenance-aware framework that separates apparent removal, total-aqueous-Cr removal and adsorption, assigns observation-level evidence classes (C, B, A1, A2), and tests which mechanisms a measurement design can identify. Three PHREEQC databases agreed on Cr(VI) speciation within 0.044 but differed by 63–83 mV in the Cr(VI)/Cr(III) boundary. In known-truth simulations with five mechanism scenarios, adsorption-only was not rejected by a calibrated χ² test for 63–76% of high-reduction studies observed through residual Cr(VI) alone, and a noncentral-χ² equivalence test showed it equivalent within a 10% margin for 43–65%. With total Cr, calibrated power was 80–88% (cross-validated type-I error 3–5%); with XPS or XANES, 90–96%. Random cross-validation overstated transferability (random-forest R² 0.86–0.89 versus 0.48–0.65 leave-one-study-out across scenarios), and speciation features did not improve prediction. An exact study-level split-conformal interval met its proven coverage guarantee but spanned 3.3 log₁₀ units at 90%. Point-prediction treatment designs were unsafe for 7–21% of new virtual materials; with sequential confirmatory testing, no unsafe accepted design was observed (Wilson 95% upper bound 1.3%). All results are synthetic or thermodynamic: no published experimental data were analysed, and the extraction protocol and tested pipeline are released for that step.</w:t>
+        <w:t xml:space="preserve">This methodological study uses known-truth simulations to establish what common analyses of Cr(VI) removal by carbonaceous materials can and cannot recover. Loss of dissolved Cr(VI) is routinely reported as adsorption, although Cr(VI) is also reduced to Cr(III). CASSIA is an open, provenance-aware framework that separates apparent removal, total-aqueous-Cr removal and adsorption, assigns observation-level evidence classes (C, B, A1, A2), and tests which mechanisms a measurement design can identify. Three PHREEQC databases agreed on Cr(VI) speciation within 0.044 but differed by 63–83 mV in the Cr(VI)/Cr(III) boundary. Across five simulated mechanism scenarios, adsorption-only was not rejected for 65–78% of high-reduction studies observed through residual Cr(VI) alone, and a noncentral-χ² equivalence test showed it equivalent within a 10% margin for 43–73%. Calibrated on 360 negative controls from 18 corpora, the rejection test had a type-I error of 4.7–5.6% for every measurement design on average across corpora (95% intervals within 2.5–8.6%); its power was 80–88% with total Cr and 92–98% with XPS or XANES. Random cross-validation overstated transferability (random-forest R² 0.86–0.89 versus 0.48–0.65 leave-one-study-out). An exact study-level split-conformal interval achieved its stated coverage guarantee, but the 90% interval for apparent Cr(VI) uptake spanned approximately 3.3 log₁₀ units; intervals for total-chromium endpoints were frequently unbounded with literature-scale calibration samples. With sequential confirmatory testing, no unsafe accepted design was observed (Wilson 95% upper bound 1.3% of materials, 3.5–3.8% of accepted designs). No published experimental data were analysed; the framework is benchmarked, not experimentally validated.</w:t>
       </w:r>
     </w:p>
     <w:p>
@@ -223,7 +223,7 @@
         <w:t xml:space="preserve">Keywords:</w:t>
       </w:r>
       <w:r>
-        <w:t xml:space="preserve"> hexavalent chromium; carbonaceous adsorbents; PHREEQC; mechanism identifiability; leave-one-study-out validation; conformal prediction; data provenance</w:t>
+        <w:t xml:space="preserve"> hexavalent chromium; carbonaceous adsorbents; known-truth simulation benchmark; PHREEQC; mechanism identifiability; leave-one-study-out validation; conformal prediction; data provenance</w:t>
       </w:r>
     </w:p>
     <w:p>
@@ -521,10 +521,10 @@
           <w:b/>
           <w:bCs/>
         </w:rPr>
-        <w:t xml:space="preserve">Status of empirical data.</w:t>
-      </w:r>
-      <w:r>
-        <w:t xml:space="preserve"> The application to published experimental data is defined (schema, evidence classes, extraction protocol, seed dataset) but has not yet been carried out (Section 3.8). No result in this paper is an empirical finding about a real carbon.</w:t>
+        <w:t xml:space="preserve">Scope: a methodological benchmark, not an experimentally validated framework.</w:t>
+      </w:r>
+      <w:r>
+        <w:t xml:space="preserve"> This paper is a computational-methodology study. It establishes, against a known truth, what the methods in CASSIA can and cannot recover and how reliable their outputs are. It does not establish that CASSIA interprets real chromium-removal experiments reliably; that requires the empirical application, which is defined (schema, evidence classes, extraction protocol, the open-access seed dataset of Ramirez et al., 2020) but has not been carried out (Section 3.8). No result in this paper is an empirical finding about a real carbon, and the framework should not be described as experimentally validated until that application is reported.</w:t>
       </w:r>
     </w:p>
     <w:p>
@@ -885,7 +885,7 @@
         <w:jc w:val="both"/>
       </w:pPr>
       <w:r>
-        <w:t xml:space="preserve">CASSIA 0.2.0 is organised in six layers (Table 1).</w:t>
+        <w:t xml:space="preserve">CASSIA 0.3.2 is organised in six layers (Table 1). Analyses are run by scripts that are listed, with their outputs, in Table 2.</w:t>
       </w:r>
     </w:p>
     <w:p>
@@ -924,9 +924,9 @@
         </w:tblBorders>
       </w:tblPr>
       <w:tblGrid>
-        <w:gridCol w:w="2144"/>
-        <w:gridCol w:w="3306"/>
-        <w:gridCol w:w="3576"/>
+        <w:gridCol w:w="2082"/>
+        <w:gridCol w:w="3471"/>
+        <w:gridCol w:w="3473"/>
       </w:tblGrid>
       <w:tr>
         <w:trPr>
@@ -934,7 +934,7 @@
         </w:trPr>
         <w:tc>
           <w:tcPr>
-            <w:tcW w:type="dxa" w:w="2144"/>
+            <w:tcW w:type="dxa" w:w="2082"/>
             <w:tcBorders>
               <w:top w:val="single" w:color="000000" w:sz="8"/>
               <w:bottom w:val="single" w:color="000000" w:sz="8"/>
@@ -963,7 +963,7 @@
         </w:tc>
         <w:tc>
           <w:tcPr>
-            <w:tcW w:type="dxa" w:w="3306"/>
+            <w:tcW w:type="dxa" w:w="3471"/>
             <w:tcBorders>
               <w:top w:val="single" w:color="000000" w:sz="8"/>
               <w:bottom w:val="single" w:color="000000" w:sz="8"/>
@@ -992,7 +992,7 @@
         </w:tc>
         <w:tc>
           <w:tcPr>
-            <w:tcW w:type="dxa" w:w="3576"/>
+            <w:tcW w:type="dxa" w:w="3473"/>
             <w:tcBorders>
               <w:top w:val="single" w:color="000000" w:sz="8"/>
               <w:bottom w:val="single" w:color="000000" w:sz="8"/>
@@ -1026,7 +1026,7 @@
         </w:trPr>
         <w:tc>
           <w:tcPr>
-            <w:tcW w:type="dxa" w:w="2144"/>
+            <w:tcW w:type="dxa" w:w="2082"/>
             <w:tcMar>
               <w:top w:type="dxa" w:w="40"/>
               <w:left w:type="dxa" w:w="80"/>
@@ -1051,7 +1051,7 @@
         </w:tc>
         <w:tc>
           <w:tcPr>
-            <w:tcW w:type="dxa" w:w="3306"/>
+            <w:tcW w:type="dxa" w:w="3471"/>
             <w:tcMar>
               <w:top w:type="dxa" w:w="40"/>
               <w:left w:type="dxa" w:w="80"/>
@@ -1077,26 +1077,26 @@
         </w:tc>
         <w:tc>
           <w:tcPr>
-            <w:tcW w:type="dxa" w:w="3576"/>
-            <w:tcMar>
-              <w:top w:type="dxa" w:w="40"/>
-              <w:left w:type="dxa" w:w="80"/>
-              <w:bottom w:type="dxa" w:w="40"/>
-              <w:right w:type="dxa" w:w="80"/>
-            </w:tcMar>
-          </w:tcPr>
-          <w:p>
-            <w:pPr>
-              <w:spacing w:line="240" w:lineRule="auto"/>
-            </w:pPr>
-            <w:r>
-              <w:rPr>
-                <w:b w:val="false"/>
-                <w:bCs w:val="false"/>
-                <w:sz w:val="20"/>
-                <w:szCs w:val="20"/>
-              </w:rPr>
-              <w:t xml:space="preserve">34-field schema with DOI and source location per row; validation and QC flags; endpoints; observation-level evidence classes</w:t>
+            <w:tcW w:type="dxa" w:w="3473"/>
+            <w:tcMar>
+              <w:top w:type="dxa" w:w="40"/>
+              <w:left w:type="dxa" w:w="80"/>
+              <w:bottom w:type="dxa" w:w="40"/>
+              <w:right w:type="dxa" w:w="80"/>
+            </w:tcMar>
+          </w:tcPr>
+          <w:p>
+            <w:pPr>
+              <w:spacing w:line="240" w:lineRule="auto"/>
+            </w:pPr>
+            <w:r>
+              <w:rPr>
+                <w:b w:val="false"/>
+                <w:bCs w:val="false"/>
+                <w:sz w:val="20"/>
+                <w:szCs w:val="20"/>
+              </w:rPr>
+              <w:t xml:space="preserve">37-field schema with DOI and source location per row; validation and QC flags; endpoints; observation-level evidence classes C, B, A1, A2</w:t>
             </w:r>
           </w:p>
         </w:tc>
@@ -1107,7 +1107,7 @@
         </w:trPr>
         <w:tc>
           <w:tcPr>
-            <w:tcW w:type="dxa" w:w="2144"/>
+            <w:tcW w:type="dxa" w:w="2082"/>
             <w:tcMar>
               <w:top w:type="dxa" w:w="40"/>
               <w:left w:type="dxa" w:w="80"/>
@@ -1132,7 +1132,7 @@
         </w:tc>
         <w:tc>
           <w:tcPr>
-            <w:tcW w:type="dxa" w:w="3306"/>
+            <w:tcW w:type="dxa" w:w="3471"/>
             <w:tcMar>
               <w:top w:type="dxa" w:w="40"/>
               <w:left w:type="dxa" w:w="80"/>
@@ -1158,26 +1158,26 @@
         </w:tc>
         <w:tc>
           <w:tcPr>
-            <w:tcW w:type="dxa" w:w="3576"/>
-            <w:tcMar>
-              <w:top w:type="dxa" w:w="40"/>
-              <w:left w:type="dxa" w:w="80"/>
-              <w:bottom w:type="dxa" w:w="40"/>
-              <w:right w:type="dxa" w:w="80"/>
-            </w:tcMar>
-          </w:tcPr>
-          <w:p>
-            <w:pPr>
-              <w:spacing w:line="240" w:lineRule="auto"/>
-            </w:pPr>
-            <w:r>
-              <w:rPr>
-                <w:b w:val="false"/>
-                <w:bCs w:val="false"/>
-                <w:sz w:val="20"/>
-                <w:szCs w:val="20"/>
-              </w:rPr>
-              <w:t xml:space="preserve">PHREEQC adapter (phreeqpython 1.6.2): Cr(VI) speciation, a 4-D speciation grid, redox scenarios, Cr(III) saturation, database provenance</w:t>
+            <w:tcW w:type="dxa" w:w="3473"/>
+            <w:tcMar>
+              <w:top w:type="dxa" w:w="40"/>
+              <w:left w:type="dxa" w:w="80"/>
+              <w:bottom w:type="dxa" w:w="40"/>
+              <w:right w:type="dxa" w:w="80"/>
+            </w:tcMar>
+          </w:tcPr>
+          <w:p>
+            <w:pPr>
+              <w:spacing w:line="240" w:lineRule="auto"/>
+            </w:pPr>
+            <w:r>
+              <w:rPr>
+                <w:b w:val="false"/>
+                <w:bCs w:val="false"/>
+                <w:sz w:val="20"/>
+                <w:szCs w:val="20"/>
+              </w:rPr>
+              <w:t xml:space="preserve">PHREEQC adapter (phreeqpython 1.6.2): Cr(VI) speciation, the 4-D speciation grid, redox scenarios, Cr(III) saturation indices, background electrolytes, database provenance</w:t>
             </w:r>
           </w:p>
         </w:tc>
@@ -1188,7 +1188,7 @@
         </w:trPr>
         <w:tc>
           <w:tcPr>
-            <w:tcW w:type="dxa" w:w="2144"/>
+            <w:tcW w:type="dxa" w:w="2082"/>
             <w:tcMar>
               <w:top w:type="dxa" w:w="40"/>
               <w:left w:type="dxa" w:w="80"/>
@@ -1213,7 +1213,7 @@
         </w:tc>
         <w:tc>
           <w:tcPr>
-            <w:tcW w:type="dxa" w:w="3306"/>
+            <w:tcW w:type="dxa" w:w="3471"/>
             <w:tcMar>
               <w:top w:type="dxa" w:w="40"/>
               <w:left w:type="dxa" w:w="80"/>
@@ -1235,30 +1235,49 @@
               </w:rPr>
               <w:t xml:space="preserve">cassia.simulate</w:t>
             </w:r>
-          </w:p>
-        </w:tc>
-        <w:tc>
-          <w:tcPr>
-            <w:tcW w:type="dxa" w:w="3576"/>
-            <w:tcMar>
-              <w:top w:type="dxa" w:w="40"/>
-              <w:left w:type="dxa" w:w="80"/>
-              <w:bottom w:type="dxa" w:w="40"/>
-              <w:right w:type="dxa" w:w="80"/>
-            </w:tcMar>
-          </w:tcPr>
-          <w:p>
-            <w:pPr>
-              <w:spacing w:line="240" w:lineRule="auto"/>
-            </w:pPr>
-            <w:r>
-              <w:rPr>
-                <w:b w:val="false"/>
-                <w:bCs w:val="false"/>
-                <w:sz w:val="20"/>
-                <w:szCs w:val="20"/>
-              </w:rPr>
-              <w:t xml:space="preserve">Known-truth multi-mechanism batch model (scenarios A–E), mass and electron balances, measurement model</w:t>
+            <w:r>
+              <w:rPr>
+                <w:b w:val="false"/>
+                <w:bCs w:val="false"/>
+                <w:sz w:val="20"/>
+                <w:szCs w:val="20"/>
+              </w:rPr>
+              <w:t xml:space="preserve">, </w:t>
+            </w:r>
+            <w:r>
+              <w:rPr>
+                <w:rFonts w:ascii="Courier New" w:cs="Courier New" w:eastAsia="Courier New" w:hAnsi="Courier New"/>
+                <w:b w:val="false"/>
+                <w:bCs w:val="false"/>
+                <w:sz w:val="20"/>
+                <w:szCs w:val="20"/>
+              </w:rPr>
+              <w:t xml:space="preserve">cassia.measurement</w:t>
+            </w:r>
+          </w:p>
+        </w:tc>
+        <w:tc>
+          <w:tcPr>
+            <w:tcW w:type="dxa" w:w="3473"/>
+            <w:tcMar>
+              <w:top w:type="dxa" w:w="40"/>
+              <w:left w:type="dxa" w:w="80"/>
+              <w:bottom w:type="dxa" w:w="40"/>
+              <w:right w:type="dxa" w:w="80"/>
+            </w:tcMar>
+          </w:tcPr>
+          <w:p>
+            <w:pPr>
+              <w:spacing w:line="240" w:lineRule="auto"/>
+            </w:pPr>
+            <w:r>
+              <w:rPr>
+                <w:b w:val="false"/>
+                <w:bCs w:val="false"/>
+                <w:sz w:val="20"/>
+                <w:szCs w:val="20"/>
+              </w:rPr>
+              <w:t xml:space="preserve">Known-truth multi-mechanism batch model (scenarios A–E), mass and electron balances; analytical and solid-phase measurement models (XPS, XANES, inventory, phase evidence); parameter table (Table S1)</w:t>
             </w:r>
           </w:p>
         </w:tc>
@@ -1269,7 +1288,7 @@
         </w:trPr>
         <w:tc>
           <w:tcPr>
-            <w:tcW w:type="dxa" w:w="2144"/>
+            <w:tcW w:type="dxa" w:w="2082"/>
             <w:tcMar>
               <w:top w:type="dxa" w:w="40"/>
               <w:left w:type="dxa" w:w="80"/>
@@ -1294,7 +1313,7 @@
         </w:tc>
         <w:tc>
           <w:tcPr>
-            <w:tcW w:type="dxa" w:w="3306"/>
+            <w:tcW w:type="dxa" w:w="3471"/>
             <w:tcMar>
               <w:top w:type="dxa" w:w="40"/>
               <w:left w:type="dxa" w:w="80"/>
@@ -1320,26 +1339,26 @@
         </w:tc>
         <w:tc>
           <w:tcPr>
-            <w:tcW w:type="dxa" w:w="3576"/>
-            <w:tcMar>
-              <w:top w:type="dxa" w:w="40"/>
-              <w:left w:type="dxa" w:w="80"/>
-              <w:bottom w:type="dxa" w:w="40"/>
-              <w:right w:type="dxa" w:w="80"/>
-            </w:tcMar>
-          </w:tcPr>
-          <w:p>
-            <w:pPr>
-              <w:spacing w:line="240" w:lineRule="auto"/>
-            </w:pPr>
-            <w:r>
-              <w:rPr>
-                <w:b w:val="false"/>
-                <w:bCs w:val="false"/>
-                <w:sz w:val="20"/>
-                <w:szCs w:val="20"/>
-              </w:rPr>
-              <w:t xml:space="preserve">Fisher information by measurement design, detection tests, equivalence tests, profile likelihood, metadata-bias propagation</w:t>
+            <w:tcW w:type="dxa" w:w="3473"/>
+            <w:tcMar>
+              <w:top w:type="dxa" w:w="40"/>
+              <w:left w:type="dxa" w:w="80"/>
+              <w:bottom w:type="dxa" w:w="40"/>
+              <w:right w:type="dxa" w:w="80"/>
+            </w:tcMar>
+          </w:tcPr>
+          <w:p>
+            <w:pPr>
+              <w:spacing w:line="240" w:lineRule="auto"/>
+            </w:pPr>
+            <w:r>
+              <w:rPr>
+                <w:b w:val="false"/>
+                <w:bCs w:val="false"/>
+                <w:sz w:val="20"/>
+                <w:szCs w:val="20"/>
+              </w:rPr>
+              <w:t xml:space="preserve">Fisher information by measurement design (D1–D5), model-free detection tests, calibrated rejection and equivalence tests, profile likelihood, metadata-bias propagation</w:t>
             </w:r>
           </w:p>
         </w:tc>
@@ -1350,7 +1369,7 @@
         </w:trPr>
         <w:tc>
           <w:tcPr>
-            <w:tcW w:type="dxa" w:w="2144"/>
+            <w:tcW w:type="dxa" w:w="2082"/>
             <w:tcMar>
               <w:top w:type="dxa" w:w="40"/>
               <w:left w:type="dxa" w:w="80"/>
@@ -1375,7 +1394,7 @@
         </w:tc>
         <w:tc>
           <w:tcPr>
-            <w:tcW w:type="dxa" w:w="3306"/>
+            <w:tcW w:type="dxa" w:w="3471"/>
             <w:tcMar>
               <w:top w:type="dxa" w:w="40"/>
               <w:left w:type="dxa" w:w="80"/>
@@ -1420,26 +1439,26 @@
         </w:tc>
         <w:tc>
           <w:tcPr>
-            <w:tcW w:type="dxa" w:w="3576"/>
-            <w:tcMar>
-              <w:top w:type="dxa" w:w="40"/>
-              <w:left w:type="dxa" w:w="80"/>
-              <w:bottom w:type="dxa" w:w="40"/>
-              <w:right w:type="dxa" w:w="80"/>
-            </w:tcMar>
-          </w:tcPr>
-          <w:p>
-            <w:pPr>
-              <w:spacing w:line="240" w:lineRule="auto"/>
-            </w:pPr>
-            <w:r>
-              <w:rPr>
-                <w:b w:val="false"/>
-                <w:bCs w:val="false"/>
-                <w:sz w:val="20"/>
-                <w:szCs w:val="20"/>
-              </w:rPr>
-              <w:t xml:space="preserve">Nonlinear isotherm/kinetic selection; RF, XGBoost and GPR under four validation schemes; study-level conformal prediction</w:t>
+            <w:tcW w:type="dxa" w:w="3473"/>
+            <w:tcMar>
+              <w:top w:type="dxa" w:w="40"/>
+              <w:left w:type="dxa" w:w="80"/>
+              <w:bottom w:type="dxa" w:w="40"/>
+              <w:right w:type="dxa" w:w="80"/>
+            </w:tcMar>
+          </w:tcPr>
+          <w:p>
+            <w:pPr>
+              <w:spacing w:line="240" w:lineRule="auto"/>
+            </w:pPr>
+            <w:r>
+              <w:rPr>
+                <w:b w:val="false"/>
+                <w:bCs w:val="false"/>
+                <w:sz w:val="20"/>
+                <w:szCs w:val="20"/>
+              </w:rPr>
+              <w:t xml:space="preserve">Nonlinear isotherm/kinetic selection; RF, XGBoost and GPR under four validation schemes; study-level conformal prediction (M0, M1, M2, M2s)</w:t>
             </w:r>
           </w:p>
         </w:tc>
@@ -1450,7 +1469,7 @@
         </w:trPr>
         <w:tc>
           <w:tcPr>
-            <w:tcW w:type="dxa" w:w="2144"/>
+            <w:tcW w:type="dxa" w:w="2082"/>
             <w:tcMar>
               <w:top w:type="dxa" w:w="40"/>
               <w:left w:type="dxa" w:w="80"/>
@@ -1475,7 +1494,7 @@
         </w:tc>
         <w:tc>
           <w:tcPr>
-            <w:tcW w:type="dxa" w:w="3306"/>
+            <w:tcW w:type="dxa" w:w="3471"/>
             <w:tcMar>
               <w:top w:type="dxa" w:w="40"/>
               <w:left w:type="dxa" w:w="80"/>
@@ -1504,32 +1523,51 @@
                 <w:sz w:val="20"/>
                 <w:szCs w:val="20"/>
               </w:rPr>
-              <w:t xml:space="preserve"> (design stage)</w:t>
-            </w:r>
-          </w:p>
-        </w:tc>
-        <w:tc>
-          <w:tcPr>
-            <w:tcW w:type="dxa" w:w="3576"/>
-            <w:tcMar>
-              <w:top w:type="dxa" w:w="40"/>
-              <w:left w:type="dxa" w:w="80"/>
-              <w:bottom w:type="dxa" w:w="40"/>
-              <w:right w:type="dxa" w:w="80"/>
-            </w:tcMar>
-          </w:tcPr>
-          <w:p>
-            <w:pPr>
-              <w:spacing w:line="240" w:lineRule="auto"/>
-            </w:pPr>
-            <w:r>
-              <w:rPr>
-                <w:b w:val="false"/>
-                <w:bCs w:val="false"/>
-                <w:sz w:val="20"/>
-                <w:szCs w:val="20"/>
-              </w:rPr>
-              <w:t xml:space="preserve">Two-endpoint dose/pH design under point, marginal and joint rules</w:t>
+              <w:t xml:space="preserve"> (design stage), </w:t>
+            </w:r>
+            <w:r>
+              <w:rPr>
+                <w:rFonts w:ascii="Courier New" w:cs="Courier New" w:eastAsia="Courier New" w:hAnsi="Courier New"/>
+                <w:b w:val="false"/>
+                <w:bCs w:val="false"/>
+                <w:sz w:val="20"/>
+                <w:szCs w:val="20"/>
+              </w:rPr>
+              <w:t xml:space="preserve">scripts/run_v3.py</w:t>
+            </w:r>
+            <w:r>
+              <w:rPr>
+                <w:b w:val="false"/>
+                <w:bCs w:val="false"/>
+                <w:sz w:val="20"/>
+                <w:szCs w:val="20"/>
+              </w:rPr>
+              <w:t xml:space="preserve"> (seqver stage)</w:t>
+            </w:r>
+          </w:p>
+        </w:tc>
+        <w:tc>
+          <w:tcPr>
+            <w:tcW w:type="dxa" w:w="3473"/>
+            <w:tcMar>
+              <w:top w:type="dxa" w:w="40"/>
+              <w:left w:type="dxa" w:w="80"/>
+              <w:bottom w:type="dxa" w:w="40"/>
+              <w:right w:type="dxa" w:w="80"/>
+            </w:tcMar>
+          </w:tcPr>
+          <w:p>
+            <w:pPr>
+              <w:spacing w:line="240" w:lineRule="auto"/>
+            </w:pPr>
+            <w:r>
+              <w:rPr>
+                <w:b w:val="false"/>
+                <w:bCs w:val="false"/>
+                <w:sz w:val="20"/>
+                <w:szCs w:val="20"/>
+              </w:rPr>
+              <w:t xml:space="preserve">Two-endpoint dose/pH design under point, marginal and joint rules; sequential verification with simple and error-controlled acceptance</w:t>
             </w:r>
           </w:p>
         </w:tc>
@@ -1540,7 +1578,7 @@
         </w:trPr>
         <w:tc>
           <w:tcPr>
-            <w:tcW w:type="dxa" w:w="2144"/>
+            <w:tcW w:type="dxa" w:w="2082"/>
             <w:tcBorders>
               <w:bottom w:val="single" w:color="000000" w:sz="8"/>
             </w:tcBorders>
@@ -1568,7 +1606,7 @@
         </w:tc>
         <w:tc>
           <w:tcPr>
-            <w:tcW w:type="dxa" w:w="3306"/>
+            <w:tcW w:type="dxa" w:w="3471"/>
             <w:tcBorders>
               <w:bottom w:val="single" w:color="000000" w:sz="8"/>
             </w:tcBorders>
@@ -1597,7 +1635,7 @@
         </w:tc>
         <w:tc>
           <w:tcPr>
-            <w:tcW w:type="dxa" w:w="3576"/>
+            <w:tcW w:type="dxa" w:w="3473"/>
             <w:tcBorders>
               <w:bottom w:val="single" w:color="000000" w:sz="8"/>
             </w:tcBorders>
@@ -1620,6 +1658,936 @@
                 <w:szCs w:val="20"/>
               </w:rPr>
               <w:t xml:space="preserve">pyGAPS 4.x adapter: BET area (Rouquerol criteria) from published N₂ isotherms</w:t>
+            </w:r>
+          </w:p>
+        </w:tc>
+      </w:tr>
+    </w:tbl>
+    <w:p>
+      <w:pPr>
+        <w:keepNext/>
+        <w:spacing w:after="120" w:before="200" w:line="240" w:lineRule="auto"/>
+        <w:jc w:val="both"/>
+      </w:pPr>
+      <w:r>
+        <w:rPr>
+          <w:b/>
+          <w:bCs/>
+          <w:sz w:val="22"/>
+          <w:szCs w:val="22"/>
+        </w:rPr>
+        <w:t xml:space="preserve">Table 2.</w:t>
+      </w:r>
+      <w:r>
+        <w:rPr>
+          <w:sz w:val="22"/>
+          <w:szCs w:val="22"/>
+        </w:rPr>
+        <w:t xml:space="preserve"> Scripts that regenerate the results (run in this order by </w:t>
+      </w:r>
+      <w:r>
+        <w:rPr>
+          <w:rFonts w:ascii="Courier New" w:cs="Courier New" w:eastAsia="Courier New" w:hAnsi="Courier New"/>
+          <w:sz w:val="22"/>
+          <w:szCs w:val="22"/>
+        </w:rPr>
+        <w:t xml:space="preserve">scripts/reproduce_all.sh</w:t>
+      </w:r>
+      <w:r>
+        <w:rPr>
+          <w:sz w:val="22"/>
+          <w:szCs w:val="22"/>
+        </w:rPr>
+        <w:t xml:space="preserve">).</w:t>
+      </w:r>
+    </w:p>
+    <w:tbl>
+      <w:tblPr>
+        <w:tblW w:type="dxa" w:w="9026"/>
+        <w:tblBorders>
+          <w:top w:val="single" w:color="000000" w:sz="8"/>
+          <w:left w:val="none" w:color="FFFFFF" w:sz="0"/>
+          <w:bottom w:val="single" w:color="000000" w:sz="8"/>
+          <w:right w:val="none" w:color="FFFFFF" w:sz="0"/>
+          <w:insideH w:val="none" w:color="FFFFFF" w:sz="0"/>
+          <w:insideV w:val="none" w:color="FFFFFF" w:sz="0"/>
+        </w:tblBorders>
+      </w:tblPr>
+      <w:tblGrid>
+        <w:gridCol w:w="4513"/>
+        <w:gridCol w:w="4513"/>
+      </w:tblGrid>
+      <w:tr>
+        <w:trPr>
+          <w:tblHeader/>
+        </w:trPr>
+        <w:tc>
+          <w:tcPr>
+            <w:tcW w:type="dxa" w:w="4513"/>
+            <w:tcBorders>
+              <w:top w:val="single" w:color="000000" w:sz="8"/>
+              <w:bottom w:val="single" w:color="000000" w:sz="8"/>
+            </w:tcBorders>
+            <w:tcMar>
+              <w:top w:type="dxa" w:w="40"/>
+              <w:left w:type="dxa" w:w="80"/>
+              <w:bottom w:type="dxa" w:w="40"/>
+              <w:right w:type="dxa" w:w="80"/>
+            </w:tcMar>
+          </w:tcPr>
+          <w:p>
+            <w:pPr>
+              <w:spacing w:line="240" w:lineRule="auto"/>
+            </w:pPr>
+            <w:r>
+              <w:rPr>
+                <w:b/>
+                <w:bCs/>
+                <w:sz w:val="20"/>
+                <w:szCs w:val="20"/>
+              </w:rPr>
+              <w:t xml:space="preserve">Script</w:t>
+            </w:r>
+          </w:p>
+        </w:tc>
+        <w:tc>
+          <w:tcPr>
+            <w:tcW w:type="dxa" w:w="4513"/>
+            <w:tcBorders>
+              <w:top w:val="single" w:color="000000" w:sz="8"/>
+              <w:bottom w:val="single" w:color="000000" w:sz="8"/>
+            </w:tcBorders>
+            <w:tcMar>
+              <w:top w:type="dxa" w:w="40"/>
+              <w:left w:type="dxa" w:w="80"/>
+              <w:bottom w:type="dxa" w:w="40"/>
+              <w:right w:type="dxa" w:w="80"/>
+            </w:tcMar>
+          </w:tcPr>
+          <w:p>
+            <w:pPr>
+              <w:spacing w:line="240" w:lineRule="auto"/>
+            </w:pPr>
+            <w:r>
+              <w:rPr>
+                <w:b/>
+                <w:bCs/>
+                <w:sz w:val="20"/>
+                <w:szCs w:val="20"/>
+              </w:rPr>
+              <w:t xml:space="preserve">Outputs</w:t>
+            </w:r>
+          </w:p>
+        </w:tc>
+      </w:tr>
+      <w:tr>
+        <w:trPr>
+          <w:tblHeader w:val="false"/>
+        </w:trPr>
+        <w:tc>
+          <w:tcPr>
+            <w:tcW w:type="dxa" w:w="4513"/>
+            <w:tcMar>
+              <w:top w:type="dxa" w:w="40"/>
+              <w:left w:type="dxa" w:w="80"/>
+              <w:bottom w:type="dxa" w:w="40"/>
+              <w:right w:type="dxa" w:w="80"/>
+            </w:tcMar>
+          </w:tcPr>
+          <w:p>
+            <w:pPr>
+              <w:spacing w:line="240" w:lineRule="auto"/>
+            </w:pPr>
+            <w:r>
+              <w:rPr>
+                <w:rFonts w:ascii="Courier New" w:cs="Courier New" w:eastAsia="Courier New" w:hAnsi="Courier New"/>
+                <w:b w:val="false"/>
+                <w:bCs w:val="false"/>
+                <w:sz w:val="20"/>
+                <w:szCs w:val="20"/>
+              </w:rPr>
+              <w:t xml:space="preserve">scripts/run_v2.py --stage all</w:t>
+            </w:r>
+          </w:p>
+        </w:tc>
+        <w:tc>
+          <w:tcPr>
+            <w:tcW w:type="dxa" w:w="4513"/>
+            <w:tcMar>
+              <w:top w:type="dxa" w:w="40"/>
+              <w:left w:type="dxa" w:w="80"/>
+              <w:bottom w:type="dxa" w:w="40"/>
+              <w:right w:type="dxa" w:w="80"/>
+            </w:tcMar>
+          </w:tcPr>
+          <w:p>
+            <w:pPr>
+              <w:spacing w:line="240" w:lineRule="auto"/>
+            </w:pPr>
+            <w:r>
+              <w:rPr>
+                <w:rFonts w:ascii="Courier New" w:cs="Courier New" w:eastAsia="Courier New" w:hAnsi="Courier New"/>
+                <w:b w:val="false"/>
+                <w:bCs w:val="false"/>
+                <w:sz w:val="20"/>
+                <w:szCs w:val="20"/>
+              </w:rPr>
+              <w:t xml:space="preserve">results/v2/</w:t>
+            </w:r>
+            <w:r>
+              <w:rPr>
+                <w:b w:val="false"/>
+                <w:bCs w:val="false"/>
+                <w:sz w:val="20"/>
+                <w:szCs w:val="20"/>
+              </w:rPr>
+              <w:t xml:space="preserve">: chemistry (Tables S2–S4), mechanism benchmark (Table 4, Fig. 2), ML validation (Table 6, Fig. 4), interval methods M0–M2 (Table 7, Table S5), treatment design (Table 8), missing chemistry (Fig. 8), Fig. 1</w:t>
+            </w:r>
+          </w:p>
+        </w:tc>
+      </w:tr>
+      <w:tr>
+        <w:trPr>
+          <w:tblHeader w:val="false"/>
+        </w:trPr>
+        <w:tc>
+          <w:tcPr>
+            <w:tcW w:type="dxa" w:w="4513"/>
+            <w:tcMar>
+              <w:top w:type="dxa" w:w="40"/>
+              <w:left w:type="dxa" w:w="80"/>
+              <w:bottom w:type="dxa" w:w="40"/>
+              <w:right w:type="dxa" w:w="80"/>
+            </w:tcMar>
+          </w:tcPr>
+          <w:p>
+            <w:pPr>
+              <w:spacing w:line="240" w:lineRule="auto"/>
+            </w:pPr>
+            <w:r>
+              <w:rPr>
+                <w:rFonts w:ascii="Courier New" w:cs="Courier New" w:eastAsia="Courier New" w:hAnsi="Courier New"/>
+                <w:b w:val="false"/>
+                <w:bCs w:val="false"/>
+                <w:sz w:val="20"/>
+                <w:szCs w:val="20"/>
+              </w:rPr>
+              <w:t xml:space="preserve">scripts/run_v3.py --stage chem3 … seqver</w:t>
+            </w:r>
+          </w:p>
+        </w:tc>
+        <w:tc>
+          <w:tcPr>
+            <w:tcW w:type="dxa" w:w="4513"/>
+            <w:tcMar>
+              <w:top w:type="dxa" w:w="40"/>
+              <w:left w:type="dxa" w:w="80"/>
+              <w:bottom w:type="dxa" w:w="40"/>
+              <w:right w:type="dxa" w:w="80"/>
+            </w:tcMar>
+          </w:tcPr>
+          <w:p>
+            <w:pPr>
+              <w:spacing w:line="240" w:lineRule="auto"/>
+            </w:pPr>
+            <w:r>
+              <w:rPr>
+                <w:rFonts w:ascii="Courier New" w:cs="Courier New" w:eastAsia="Courier New" w:hAnsi="Courier New"/>
+                <w:b w:val="false"/>
+                <w:bCs w:val="false"/>
+                <w:sz w:val="20"/>
+                <w:szCs w:val="20"/>
+              </w:rPr>
+              <w:t xml:space="preserve">results/v3/</w:t>
+            </w:r>
+            <w:r>
+              <w:rPr>
+                <w:b w:val="false"/>
+                <w:bCs w:val="false"/>
+                <w:sz w:val="20"/>
+                <w:szCs w:val="20"/>
+              </w:rPr>
+              <w:t xml:space="preserve">: electrolyte sensitivity (Table S10), identifiability and equivalence tests (Table 5, Table S8), M2s (Table 7b), ML across scenarios (Table S6), censoring (Table S7), learning curve, sequential verification (Table 8b)</w:t>
+            </w:r>
+          </w:p>
+        </w:tc>
+      </w:tr>
+      <w:tr>
+        <w:trPr>
+          <w:tblHeader w:val="false"/>
+        </w:trPr>
+        <w:tc>
+          <w:tcPr>
+            <w:tcW w:type="dxa" w:w="4513"/>
+            <w:tcMar>
+              <w:top w:type="dxa" w:w="40"/>
+              <w:left w:type="dxa" w:w="80"/>
+              <w:bottom w:type="dxa" w:w="40"/>
+              <w:right w:type="dxa" w:w="80"/>
+            </w:tcMar>
+          </w:tcPr>
+          <w:p>
+            <w:pPr>
+              <w:spacing w:line="240" w:lineRule="auto"/>
+            </w:pPr>
+            <w:r>
+              <w:rPr>
+                <w:rFonts w:ascii="Courier New" w:cs="Courier New" w:eastAsia="Courier New" w:hAnsi="Courier New"/>
+                <w:b w:val="false"/>
+                <w:bCs w:val="false"/>
+                <w:sz w:val="20"/>
+                <w:szCs w:val="20"/>
+              </w:rPr>
+              <w:t xml:space="preserve">scripts/run_v3.py --stage figures</w:t>
+            </w:r>
+          </w:p>
+        </w:tc>
+        <w:tc>
+          <w:tcPr>
+            <w:tcW w:type="dxa" w:w="4513"/>
+            <w:tcMar>
+              <w:top w:type="dxa" w:w="40"/>
+              <w:left w:type="dxa" w:w="80"/>
+              <w:bottom w:type="dxa" w:w="40"/>
+              <w:right w:type="dxa" w:w="80"/>
+            </w:tcMar>
+          </w:tcPr>
+          <w:p>
+            <w:pPr>
+              <w:spacing w:line="240" w:lineRule="auto"/>
+            </w:pPr>
+            <w:r>
+              <w:rPr>
+                <w:b w:val="false"/>
+                <w:bCs w:val="false"/>
+                <w:sz w:val="20"/>
+                <w:szCs w:val="20"/>
+              </w:rPr>
+              <w:t xml:space="preserve">Figs. 3, 5, 6, 7 (must run after </w:t>
+            </w:r>
+            <w:r>
+              <w:rPr>
+                <w:rFonts w:ascii="Courier New" w:cs="Courier New" w:eastAsia="Courier New" w:hAnsi="Courier New"/>
+                <w:b w:val="false"/>
+                <w:bCs w:val="false"/>
+                <w:sz w:val="20"/>
+                <w:szCs w:val="20"/>
+              </w:rPr>
+              <w:t xml:space="preserve">run_v2.py</w:t>
+            </w:r>
+            <w:r>
+              <w:rPr>
+                <w:b w:val="false"/>
+                <w:bCs w:val="false"/>
+                <w:sz w:val="20"/>
+                <w:szCs w:val="20"/>
+              </w:rPr>
+              <w:t xml:space="preserve">, whose older versions of these files it replaces)</w:t>
+            </w:r>
+          </w:p>
+        </w:tc>
+      </w:tr>
+      <w:tr>
+        <w:trPr>
+          <w:tblHeader w:val="false"/>
+        </w:trPr>
+        <w:tc>
+          <w:tcPr>
+            <w:tcW w:type="dxa" w:w="4513"/>
+            <w:tcMar>
+              <w:top w:type="dxa" w:w="40"/>
+              <w:left w:type="dxa" w:w="80"/>
+              <w:bottom w:type="dxa" w:w="40"/>
+              <w:right w:type="dxa" w:w="80"/>
+            </w:tcMar>
+          </w:tcPr>
+          <w:p>
+            <w:pPr>
+              <w:spacing w:line="240" w:lineRule="auto"/>
+            </w:pPr>
+            <w:r>
+              <w:rPr>
+                <w:rFonts w:ascii="Courier New" w:cs="Courier New" w:eastAsia="Courier New" w:hAnsi="Courier New"/>
+                <w:b w:val="false"/>
+                <w:bCs w:val="false"/>
+                <w:sz w:val="20"/>
+                <w:szCs w:val="20"/>
+              </w:rPr>
+              <w:t xml:space="preserve">scripts/typeI_validation.py</w:t>
+            </w:r>
+          </w:p>
+        </w:tc>
+        <w:tc>
+          <w:tcPr>
+            <w:tcW w:type="dxa" w:w="4513"/>
+            <w:tcMar>
+              <w:top w:type="dxa" w:w="40"/>
+              <w:left w:type="dxa" w:w="80"/>
+              <w:bottom w:type="dxa" w:w="40"/>
+              <w:right w:type="dxa" w:w="80"/>
+            </w:tcMar>
+          </w:tcPr>
+          <w:p>
+            <w:pPr>
+              <w:spacing w:line="240" w:lineRule="auto"/>
+            </w:pPr>
+            <w:r>
+              <w:rPr>
+                <w:b w:val="false"/>
+                <w:bCs w:val="false"/>
+                <w:sz w:val="20"/>
+                <w:szCs w:val="20"/>
+              </w:rPr>
+              <w:t xml:space="preserve">independent negative-control cohort; type-I errors with Wilson intervals (Table S14)</w:t>
+            </w:r>
+          </w:p>
+        </w:tc>
+      </w:tr>
+      <w:tr>
+        <w:trPr>
+          <w:tblHeader w:val="false"/>
+        </w:trPr>
+        <w:tc>
+          <w:tcPr>
+            <w:tcW w:type="dxa" w:w="4513"/>
+            <w:tcMar>
+              <w:top w:type="dxa" w:w="40"/>
+              <w:left w:type="dxa" w:w="80"/>
+              <w:bottom w:type="dxa" w:w="40"/>
+              <w:right w:type="dxa" w:w="80"/>
+            </w:tcMar>
+          </w:tcPr>
+          <w:p>
+            <w:pPr>
+              <w:spacing w:line="240" w:lineRule="auto"/>
+            </w:pPr>
+            <w:r>
+              <w:rPr>
+                <w:rFonts w:ascii="Courier New" w:cs="Courier New" w:eastAsia="Courier New" w:hAnsi="Courier New"/>
+                <w:b w:val="false"/>
+                <w:bCs w:val="false"/>
+                <w:sz w:val="20"/>
+                <w:szCs w:val="20"/>
+              </w:rPr>
+              <w:t xml:space="preserve">scripts/seqver_oc.py</w:t>
+            </w:r>
+          </w:p>
+        </w:tc>
+        <w:tc>
+          <w:tcPr>
+            <w:tcW w:type="dxa" w:w="4513"/>
+            <w:tcMar>
+              <w:top w:type="dxa" w:w="40"/>
+              <w:left w:type="dxa" w:w="80"/>
+              <w:bottom w:type="dxa" w:w="40"/>
+              <w:right w:type="dxa" w:w="80"/>
+            </w:tcMar>
+          </w:tcPr>
+          <w:p>
+            <w:pPr>
+              <w:spacing w:line="240" w:lineRule="auto"/>
+            </w:pPr>
+            <w:r>
+              <w:rPr>
+                <w:b w:val="false"/>
+                <w:bCs w:val="false"/>
+                <w:sz w:val="20"/>
+                <w:szCs w:val="20"/>
+              </w:rPr>
+              <w:t xml:space="preserve">operating characteristic of the verification rules (Table S9)</w:t>
+            </w:r>
+          </w:p>
+        </w:tc>
+      </w:tr>
+      <w:tr>
+        <w:trPr>
+          <w:tblHeader w:val="false"/>
+        </w:trPr>
+        <w:tc>
+          <w:tcPr>
+            <w:tcW w:type="dxa" w:w="4513"/>
+            <w:tcMar>
+              <w:top w:type="dxa" w:w="40"/>
+              <w:left w:type="dxa" w:w="80"/>
+              <w:bottom w:type="dxa" w:w="40"/>
+              <w:right w:type="dxa" w:w="80"/>
+            </w:tcMar>
+          </w:tcPr>
+          <w:p>
+            <w:pPr>
+              <w:spacing w:line="240" w:lineRule="auto"/>
+            </w:pPr>
+            <w:r>
+              <w:rPr>
+                <w:rFonts w:ascii="Courier New" w:cs="Courier New" w:eastAsia="Courier New" w:hAnsi="Courier New"/>
+                <w:b w:val="false"/>
+                <w:bCs w:val="false"/>
+                <w:sz w:val="20"/>
+                <w:szCs w:val="20"/>
+              </w:rPr>
+              <w:t xml:space="preserve">scripts/bench_partition.py</w:t>
+            </w:r>
+          </w:p>
+        </w:tc>
+        <w:tc>
+          <w:tcPr>
+            <w:tcW w:type="dxa" w:w="4513"/>
+            <w:tcMar>
+              <w:top w:type="dxa" w:w="40"/>
+              <w:left w:type="dxa" w:w="80"/>
+              <w:bottom w:type="dxa" w:w="40"/>
+              <w:right w:type="dxa" w:w="80"/>
+            </w:tcMar>
+          </w:tcPr>
+          <w:p>
+            <w:pPr>
+              <w:spacing w:line="240" w:lineRule="auto"/>
+            </w:pPr>
+            <w:r>
+              <w:rPr>
+                <w:b w:val="false"/>
+                <w:bCs w:val="false"/>
+                <w:sz w:val="20"/>
+                <w:szCs w:val="20"/>
+              </w:rPr>
+              <w:t xml:space="preserve">true partition by scenario; Monte Carlo precision (Tables S11, S12)</w:t>
+            </w:r>
+          </w:p>
+        </w:tc>
+      </w:tr>
+      <w:tr>
+        <w:trPr>
+          <w:tblHeader w:val="false"/>
+        </w:trPr>
+        <w:tc>
+          <w:tcPr>
+            <w:tcW w:type="dxa" w:w="4513"/>
+            <w:tcMar>
+              <w:top w:type="dxa" w:w="40"/>
+              <w:left w:type="dxa" w:w="80"/>
+              <w:bottom w:type="dxa" w:w="40"/>
+              <w:right w:type="dxa" w:w="80"/>
+            </w:tcMar>
+          </w:tcPr>
+          <w:p>
+            <w:pPr>
+              <w:spacing w:line="240" w:lineRule="auto"/>
+            </w:pPr>
+            <w:r>
+              <w:rPr>
+                <w:rFonts w:ascii="Courier New" w:cs="Courier New" w:eastAsia="Courier New" w:hAnsi="Courier New"/>
+                <w:b w:val="false"/>
+                <w:bCs w:val="false"/>
+                <w:sz w:val="20"/>
+                <w:szCs w:val="20"/>
+              </w:rPr>
+              <w:t xml:space="preserve">scripts/endpoint_validation.py</w:t>
+            </w:r>
+          </w:p>
+        </w:tc>
+        <w:tc>
+          <w:tcPr>
+            <w:tcW w:type="dxa" w:w="4513"/>
+            <w:tcMar>
+              <w:top w:type="dxa" w:w="40"/>
+              <w:left w:type="dxa" w:w="80"/>
+              <w:bottom w:type="dxa" w:w="40"/>
+              <w:right w:type="dxa" w:w="80"/>
+            </w:tcMar>
+          </w:tcPr>
+          <w:p>
+            <w:pPr>
+              <w:spacing w:line="240" w:lineRule="auto"/>
+            </w:pPr>
+            <w:r>
+              <w:rPr>
+                <w:b w:val="false"/>
+                <w:bCs w:val="false"/>
+                <w:sz w:val="20"/>
+                <w:szCs w:val="20"/>
+              </w:rPr>
+              <w:t xml:space="preserve">out-of-study accuracy of the four endpoint models (Table S13)</w:t>
+            </w:r>
+          </w:p>
+        </w:tc>
+      </w:tr>
+      <w:tr>
+        <w:trPr>
+          <w:tblHeader w:val="false"/>
+        </w:trPr>
+        <w:tc>
+          <w:tcPr>
+            <w:tcW w:type="dxa" w:w="4513"/>
+            <w:tcMar>
+              <w:top w:type="dxa" w:w="40"/>
+              <w:left w:type="dxa" w:w="80"/>
+              <w:bottom w:type="dxa" w:w="40"/>
+              <w:right w:type="dxa" w:w="80"/>
+            </w:tcMar>
+          </w:tcPr>
+          <w:p>
+            <w:pPr>
+              <w:spacing w:line="240" w:lineRule="auto"/>
+            </w:pPr>
+            <w:r>
+              <w:rPr>
+                <w:rFonts w:ascii="Courier New" w:cs="Courier New" w:eastAsia="Courier New" w:hAnsi="Courier New"/>
+                <w:b w:val="false"/>
+                <w:bCs w:val="false"/>
+                <w:sz w:val="20"/>
+                <w:szCs w:val="20"/>
+              </w:rPr>
+              <w:t xml:space="preserve">scripts/m2s_family.py</w:t>
+            </w:r>
+          </w:p>
+        </w:tc>
+        <w:tc>
+          <w:tcPr>
+            <w:tcW w:type="dxa" w:w="4513"/>
+            <w:tcMar>
+              <w:top w:type="dxa" w:w="40"/>
+              <w:left w:type="dxa" w:w="80"/>
+              <w:bottom w:type="dxa" w:w="40"/>
+              <w:right w:type="dxa" w:w="80"/>
+            </w:tcMar>
+          </w:tcPr>
+          <w:p>
+            <w:pPr>
+              <w:spacing w:line="240" w:lineRule="auto"/>
+            </w:pPr>
+            <w:r>
+              <w:rPr>
+                <w:b w:val="false"/>
+                <w:bCs w:val="false"/>
+                <w:sz w:val="20"/>
+                <w:szCs w:val="20"/>
+              </w:rPr>
+              <w:t xml:space="preserve">M2s by material family (Table S5b)</w:t>
+            </w:r>
+          </w:p>
+        </w:tc>
+      </w:tr>
+      <w:tr>
+        <w:trPr>
+          <w:tblHeader w:val="false"/>
+        </w:trPr>
+        <w:tc>
+          <w:tcPr>
+            <w:tcW w:type="dxa" w:w="4513"/>
+            <w:tcMar>
+              <w:top w:type="dxa" w:w="40"/>
+              <w:left w:type="dxa" w:w="80"/>
+              <w:bottom w:type="dxa" w:w="40"/>
+              <w:right w:type="dxa" w:w="80"/>
+            </w:tcMar>
+          </w:tcPr>
+          <w:p>
+            <w:pPr>
+              <w:spacing w:line="240" w:lineRule="auto"/>
+            </w:pPr>
+            <w:r>
+              <w:rPr>
+                <w:rFonts w:ascii="Courier New" w:cs="Courier New" w:eastAsia="Courier New" w:hAnsi="Courier New"/>
+                <w:b w:val="false"/>
+                <w:bCs w:val="false"/>
+                <w:sz w:val="20"/>
+                <w:szCs w:val="20"/>
+              </w:rPr>
+              <w:t xml:space="preserve">scripts/verification_table.py</w:t>
+            </w:r>
+          </w:p>
+        </w:tc>
+        <w:tc>
+          <w:tcPr>
+            <w:tcW w:type="dxa" w:w="4513"/>
+            <w:tcMar>
+              <w:top w:type="dxa" w:w="40"/>
+              <w:left w:type="dxa" w:w="80"/>
+              <w:bottom w:type="dxa" w:w="40"/>
+              <w:right w:type="dxa" w:w="80"/>
+            </w:tcMar>
+          </w:tcPr>
+          <w:p>
+            <w:pPr>
+              <w:spacing w:line="240" w:lineRule="auto"/>
+            </w:pPr>
+            <w:r>
+              <w:rPr>
+                <w:b w:val="false"/>
+                <w:bCs w:val="false"/>
+                <w:sz w:val="20"/>
+                <w:szCs w:val="20"/>
+              </w:rPr>
+              <w:t xml:space="preserve">accepted designs and unsafe rates with explicit denominators (Table 8c)</w:t>
+            </w:r>
+          </w:p>
+        </w:tc>
+      </w:tr>
+      <w:tr>
+        <w:trPr>
+          <w:tblHeader w:val="false"/>
+        </w:trPr>
+        <w:tc>
+          <w:tcPr>
+            <w:tcW w:type="dxa" w:w="4513"/>
+            <w:tcMar>
+              <w:top w:type="dxa" w:w="40"/>
+              <w:left w:type="dxa" w:w="80"/>
+              <w:bottom w:type="dxa" w:w="40"/>
+              <w:right w:type="dxa" w:w="80"/>
+            </w:tcMar>
+          </w:tcPr>
+          <w:p>
+            <w:pPr>
+              <w:spacing w:line="240" w:lineRule="auto"/>
+            </w:pPr>
+            <w:r>
+              <w:rPr>
+                <w:rFonts w:ascii="Courier New" w:cs="Courier New" w:eastAsia="Courier New" w:hAnsi="Courier New"/>
+                <w:b w:val="false"/>
+                <w:bCs w:val="false"/>
+                <w:sz w:val="20"/>
+                <w:szCs w:val="20"/>
+              </w:rPr>
+              <w:t xml:space="preserve">scripts/make_table_s1.py</w:t>
+            </w:r>
+          </w:p>
+        </w:tc>
+        <w:tc>
+          <w:tcPr>
+            <w:tcW w:type="dxa" w:w="4513"/>
+            <w:tcMar>
+              <w:top w:type="dxa" w:w="40"/>
+              <w:left w:type="dxa" w:w="80"/>
+              <w:bottom w:type="dxa" w:w="40"/>
+              <w:right w:type="dxa" w:w="80"/>
+            </w:tcMar>
+          </w:tcPr>
+          <w:p>
+            <w:pPr>
+              <w:spacing w:line="240" w:lineRule="auto"/>
+            </w:pPr>
+            <w:r>
+              <w:rPr>
+                <w:b w:val="false"/>
+                <w:bCs w:val="false"/>
+                <w:sz w:val="20"/>
+                <w:szCs w:val="20"/>
+              </w:rPr>
+              <w:t xml:space="preserve">Table S1, generated from the implementation</w:t>
+            </w:r>
+          </w:p>
+        </w:tc>
+      </w:tr>
+      <w:tr>
+        <w:trPr>
+          <w:tblHeader w:val="false"/>
+        </w:trPr>
+        <w:tc>
+          <w:tcPr>
+            <w:tcW w:type="dxa" w:w="4513"/>
+            <w:tcMar>
+              <w:top w:type="dxa" w:w="40"/>
+              <w:left w:type="dxa" w:w="80"/>
+              <w:bottom w:type="dxa" w:w="40"/>
+              <w:right w:type="dxa" w:w="80"/>
+            </w:tcMar>
+          </w:tcPr>
+          <w:p>
+            <w:pPr>
+              <w:spacing w:line="240" w:lineRule="auto"/>
+            </w:pPr>
+            <w:r>
+              <w:rPr>
+                <w:rFonts w:ascii="Courier New" w:cs="Courier New" w:eastAsia="Courier New" w:hAnsi="Courier New"/>
+                <w:b w:val="false"/>
+                <w:bCs w:val="false"/>
+                <w:sz w:val="20"/>
+                <w:szCs w:val="20"/>
+              </w:rPr>
+              <w:t xml:space="preserve">scripts/make_supp_figs.py</w:t>
+            </w:r>
+          </w:p>
+        </w:tc>
+        <w:tc>
+          <w:tcPr>
+            <w:tcW w:type="dxa" w:w="4513"/>
+            <w:tcMar>
+              <w:top w:type="dxa" w:w="40"/>
+              <w:left w:type="dxa" w:w="80"/>
+              <w:bottom w:type="dxa" w:w="40"/>
+              <w:right w:type="dxa" w:w="80"/>
+            </w:tcMar>
+          </w:tcPr>
+          <w:p>
+            <w:pPr>
+              <w:spacing w:line="240" w:lineRule="auto"/>
+            </w:pPr>
+            <w:r>
+              <w:rPr>
+                <w:b w:val="false"/>
+                <w:bCs w:val="false"/>
+                <w:sz w:val="20"/>
+                <w:szCs w:val="20"/>
+              </w:rPr>
+              <w:t xml:space="preserve">Supplementary Fig. S1</w:t>
+            </w:r>
+          </w:p>
+        </w:tc>
+      </w:tr>
+      <w:tr>
+        <w:trPr>
+          <w:tblHeader w:val="false"/>
+        </w:trPr>
+        <w:tc>
+          <w:tcPr>
+            <w:tcW w:type="dxa" w:w="4513"/>
+            <w:tcMar>
+              <w:top w:type="dxa" w:w="40"/>
+              <w:left w:type="dxa" w:w="80"/>
+              <w:bottom w:type="dxa" w:w="40"/>
+              <w:right w:type="dxa" w:w="80"/>
+            </w:tcMar>
+          </w:tcPr>
+          <w:p>
+            <w:pPr>
+              <w:spacing w:line="240" w:lineRule="auto"/>
+            </w:pPr>
+            <w:r>
+              <w:rPr>
+                <w:rFonts w:ascii="Courier New" w:cs="Courier New" w:eastAsia="Courier New" w:hAnsi="Courier New"/>
+                <w:b w:val="false"/>
+                <w:bCs w:val="false"/>
+                <w:sz w:val="20"/>
+                <w:szCs w:val="20"/>
+              </w:rPr>
+              <w:t xml:space="preserve">manuscript/make_supplement_v3.py</w:t>
+            </w:r>
+            <w:r>
+              <w:rPr>
+                <w:b w:val="false"/>
+                <w:bCs w:val="false"/>
+                <w:sz w:val="20"/>
+                <w:szCs w:val="20"/>
+              </w:rPr>
+              <w:t xml:space="preserve">, </w:t>
+            </w:r>
+            <w:r>
+              <w:rPr>
+                <w:rFonts w:ascii="Courier New" w:cs="Courier New" w:eastAsia="Courier New" w:hAnsi="Courier New"/>
+                <w:b w:val="false"/>
+                <w:bCs w:val="false"/>
+                <w:sz w:val="20"/>
+                <w:szCs w:val="20"/>
+              </w:rPr>
+              <w:t xml:space="preserve">manuscript/assemble_v3.py</w:t>
+            </w:r>
+          </w:p>
+        </w:tc>
+        <w:tc>
+          <w:tcPr>
+            <w:tcW w:type="dxa" w:w="4513"/>
+            <w:tcMar>
+              <w:top w:type="dxa" w:w="40"/>
+              <w:left w:type="dxa" w:w="80"/>
+              <w:bottom w:type="dxa" w:w="40"/>
+              <w:right w:type="dxa" w:w="80"/>
+            </w:tcMar>
+          </w:tcPr>
+          <w:p>
+            <w:pPr>
+              <w:spacing w:line="240" w:lineRule="auto"/>
+            </w:pPr>
+            <w:r>
+              <w:rPr>
+                <w:b w:val="false"/>
+                <w:bCs w:val="false"/>
+                <w:sz w:val="20"/>
+                <w:szCs w:val="20"/>
+              </w:rPr>
+              <w:t xml:space="preserve">Supplementary Material and manuscript text with the code commit</w:t>
+            </w:r>
+          </w:p>
+        </w:tc>
+      </w:tr>
+      <w:tr>
+        <w:trPr>
+          <w:tblHeader w:val="false"/>
+        </w:trPr>
+        <w:tc>
+          <w:tcPr>
+            <w:tcW w:type="dxa" w:w="4513"/>
+            <w:tcBorders>
+              <w:bottom w:val="single" w:color="000000" w:sz="8"/>
+            </w:tcBorders>
+            <w:tcMar>
+              <w:top w:type="dxa" w:w="40"/>
+              <w:left w:type="dxa" w:w="80"/>
+              <w:bottom w:type="dxa" w:w="40"/>
+              <w:right w:type="dxa" w:w="80"/>
+            </w:tcMar>
+          </w:tcPr>
+          <w:p>
+            <w:pPr>
+              <w:spacing w:line="240" w:lineRule="auto"/>
+            </w:pPr>
+            <w:r>
+              <w:rPr>
+                <w:rFonts w:ascii="Courier New" w:cs="Courier New" w:eastAsia="Courier New" w:hAnsi="Courier New"/>
+                <w:b w:val="false"/>
+                <w:bCs w:val="false"/>
+                <w:sz w:val="20"/>
+                <w:szCs w:val="20"/>
+              </w:rPr>
+              <w:t xml:space="preserve">scripts/make_release_manifest.py</w:t>
+            </w:r>
+          </w:p>
+        </w:tc>
+        <w:tc>
+          <w:tcPr>
+            <w:tcW w:type="dxa" w:w="4513"/>
+            <w:tcBorders>
+              <w:bottom w:val="single" w:color="000000" w:sz="8"/>
+            </w:tcBorders>
+            <w:tcMar>
+              <w:top w:type="dxa" w:w="40"/>
+              <w:left w:type="dxa" w:w="80"/>
+              <w:bottom w:type="dxa" w:w="40"/>
+              <w:right w:type="dxa" w:w="80"/>
+            </w:tcMar>
+          </w:tcPr>
+          <w:p>
+            <w:pPr>
+              <w:spacing w:line="240" w:lineRule="auto"/>
+            </w:pPr>
+            <w:r>
+              <w:rPr>
+                <w:rFonts w:ascii="Courier New" w:cs="Courier New" w:eastAsia="Courier New" w:hAnsi="Courier New"/>
+                <w:b w:val="false"/>
+                <w:bCs w:val="false"/>
+                <w:sz w:val="20"/>
+                <w:szCs w:val="20"/>
+              </w:rPr>
+              <w:t xml:space="preserve">release/MANIFEST.sha256</w:t>
+            </w:r>
+            <w:r>
+              <w:rPr>
+                <w:b w:val="false"/>
+                <w:bCs w:val="false"/>
+                <w:sz w:val="20"/>
+                <w:szCs w:val="20"/>
+              </w:rPr>
+              <w:t xml:space="preserve">, </w:t>
+            </w:r>
+            <w:r>
+              <w:rPr>
+                <w:rFonts w:ascii="Courier New" w:cs="Courier New" w:eastAsia="Courier New" w:hAnsi="Courier New"/>
+                <w:b w:val="false"/>
+                <w:bCs w:val="false"/>
+                <w:sz w:val="20"/>
+                <w:szCs w:val="20"/>
+              </w:rPr>
+              <w:t xml:space="preserve">release/RELEASE.md</w:t>
             </w:r>
           </w:p>
         </w:tc>
@@ -1834,7 +2802,7 @@
         <w:spacing w:line="480" w:lineRule="auto"/>
       </w:pPr>
       <w:r>
-        <w:t xml:space="preserve">39 automated tests, covering mass and electron conservation for every scenario, saturation-index statuses, interpolation accuracy, the conformal constructions and a negative control for the equivalence test.</w:t>
+        <w:t xml:space="preserve">40 automated tests, covering mass and electron conservation for every scenario, saturation-index statuses, interpolation accuracy, the conformal constructions and a negative control for the equivalence test, and agreement of Table S1 with the constants used by the code.</w:t>
       </w:r>
     </w:p>
     <w:p>
@@ -1844,7 +2812,7 @@
         <w:jc w:val="both"/>
       </w:pPr>
       <w:r>
-        <w:t xml:space="preserve">Every number and figure in this paper is regenerated by </w:t>
+        <w:t xml:space="preserve">Every number, table and figure in this paper is regenerated by the scripts of Table 2, run in order by </w:t>
       </w:r>
       <w:r>
         <w:rPr>
@@ -1852,10 +2820,10 @@
           <w:sz w:val="20"/>
           <w:szCs w:val="20"/>
         </w:rPr>
-        <w:t xml:space="preserve">scripts/run_v2.py</w:t>
-      </w:r>
-      <w:r>
-        <w:t xml:space="preserve">, with seeds listed in the script.</w:t>
+        <w:t xml:space="preserve">scripts/reproduce_all.sh</w:t>
+      </w:r>
+      <w:r>
+        <w:t xml:space="preserve"> (about 9–11 h on 4 cores). All random seeds are fixed in the scripts.</w:t>
       </w:r>
     </w:p>
     <w:p>
@@ -4337,6 +5305,33 @@
         <w:jc w:val="both"/>
       </w:pPr>
       <w:r>
+        <w:rPr>
+          <w:b/>
+          <w:bCs/>
+        </w:rPr>
+        <w:t xml:space="preserve">Which D5 measurements enter which analysis.</w:t>
+      </w:r>
+      <w:r>
+        <w:t xml:space="preserve"> The Fisher analysis and the precipitation-share estimate use all D5 measurements. The adsorption-only goodness-of-fit, rejection and equivalence tests use D5 </w:t>
+      </w:r>
+      <w:r>
+        <w:rPr>
+          <w:i/>
+          <w:iCs/>
+        </w:rPr>
+        <w:t xml:space="preserve">without</w:t>
+      </w:r>
+      <w:r>
+        <w:t xml:space="preserve"> phase evidence (D4n + inventory): the phase measurement is the precipitated share of solid Cr(III), which is undefined when, as under the adsorption-only null, the solid holds no Cr(III). Phase evidence is therefore interpreted separately, as a discriminator of precipitation, and the reported rejection power and equivalence rates for D5 do not include it.</w:t>
+      </w:r>
+    </w:p>
+    <w:p>
+      <w:pPr>
+        <w:keepNext w:val="false"/>
+        <w:spacing w:line="480" w:lineRule="auto"/>
+        <w:jc w:val="both"/>
+      </w:pPr>
+      <w:r>
         <w:t xml:space="preserve">(A further design, D4u, with an unbiased solid oxidation state, is used only for the profile likelihoods in Supplementary Fig. S1.)</w:t>
       </w:r>
     </w:p>
@@ -4581,7 +5576,18 @@
         <w:t xml:space="preserve">rejected</w:t>
       </w:r>
       <w:r>
-        <w:t xml:space="preserve">, when χ² exceeds a threshold calibrated on the negative controls (their 95th percentile; type-I error estimated by split-half cross-validation);</w:t>
+        <w:t xml:space="preserve">, when χ² exceeds a threshold calibrated on negative controls. The threshold is conformal: the ⌈0.95(n + 1)⌉-th smallest χ² of n negative controls, which gives a type-I error ≤ 0.05 for a null study exchangeable with the controls (Vovk et al., 2005). It is estimated from 360 controls in 18 independent corpora: the 120 paired controls and 240 further controls in 12 new corpora (</w:t>
+      </w:r>
+      <w:r>
+        <w:rPr>
+          <w:rFonts w:ascii="Courier New" w:cs="Courier New" w:eastAsia="Courier New" w:hAnsi="Courier New"/>
+          <w:sz w:val="20"/>
+          <w:szCs w:val="20"/>
+        </w:rPr>
+        <w:t xml:space="preserve">scripts/typeI_validation.py</w:t>
+      </w:r>
+      <w:r>
+        <w:t xml:space="preserve">). Because the null χ² distribution varies between corpora (hyper-priors are redrawn per corpus), type-I error is evaluated leave-one-corpus-out, with 95% intervals from a corpus-cluster bootstrap;</w:t>
       </w:r>
     </w:p>
     <w:p>
@@ -4661,7 +5667,7 @@
         <w:t xml:space="preserve">Operating characteristics.</w:t>
       </w:r>
       <w:r>
-        <w:t xml:space="preserve"> Type-I error, power and false-equivalence rate were evaluated against the noise-free misfit of each study.</w:t>
+        <w:t xml:space="preserve"> Type-I error (rejecting adsorption-only when it is true) and false-equivalence probability (declaring equivalence when the true misfit exceeds the margin) are different error rates and are reported separately. Power and false-equivalence rate were evaluated against the noise-free misfit of each study.</w:t>
       </w:r>
     </w:p>
     <w:p>
@@ -6482,7 +7488,7 @@
         <w:jc w:val="both"/>
       </w:pPr>
       <w:r>
-        <w:t xml:space="preserve">  The probability of accepting a non-compliant design was estimated with 1,000 simulated verification sequences per material and target. Two analytical-error models were used: calibration bias shared by both endpoints with correlated replicate errors (ρ = 0.5), and independent biases and errors.</w:t>
+        <w:t xml:space="preserve">  The design cohort uses the simple rule with one realised verification sequence per material. Both rules were then compared on an independent verification cohort of 300 materials per target, drawn from the same hyper-priors: the probability of accepting a non-compliant design was estimated with 1,000 simulated verification sequences per material, target and rule. Two analytical-error models were used: calibration bias shared by both endpoints with correlated replicate errors (ρ = 0.5), and independent biases and errors.</w:t>
       </w:r>
     </w:p>
     <w:p>
@@ -7012,7 +8018,7 @@
           <w:b/>
           <w:bCs/>
         </w:rPr>
-        <w:t xml:space="preserve">Cr(VI) speciation is robust to the database choice (Table 2, Fig. 1a,b).</w:t>
+        <w:t xml:space="preserve">Cr(VI) speciation is robust to the database choice (Table 3, Fig. 1a,b).</w:t>
       </w:r>
     </w:p>
     <w:p>
@@ -7159,7 +8165,7 @@
           <w:sz w:val="22"/>
           <w:szCs w:val="22"/>
         </w:rPr>
-        <w:t xml:space="preserve">Table 2.</w:t>
+        <w:t xml:space="preserve">Table 3.</w:t>
       </w:r>
       <w:r>
         <w:rPr>
@@ -8723,7 +9729,7 @@
           <w:b/>
           <w:bCs/>
         </w:rPr>
-        <w:t xml:space="preserve">Publishable fits overstate capacity in proportion to reduction, and the size depends on the mechanism (Fig. 2c, Table 3).</w:t>
+        <w:t xml:space="preserve">Publishable fits overstate capacity in proportion to reduction, and the size depends on the mechanism (Fig. 2c, Table 4).</w:t>
       </w:r>
       <w:r>
         <w:t xml:space="preserve"> Fits whose q</w:t>
@@ -8751,7 +9757,7 @@
           <w:sz w:val="22"/>
           <w:szCs w:val="22"/>
         </w:rPr>
-        <w:t xml:space="preserve">Table 3.</w:t>
+        <w:t xml:space="preserve">Table 4.</w:t>
       </w:r>
       <w:r>
         <w:rPr>
@@ -10690,10 +11696,10 @@
           <w:b/>
           <w:bCs/>
         </w:rPr>
-        <w:t xml:space="preserve">Adsorption-only fits: rejection, equivalence or neither (Table 4, Fig. 3c,d; Appendix B).</w:t>
-      </w:r>
-      <w:r>
-        <w:t xml:space="preserve"> For 120 studies, each paired with a pure-adsorption control:</w:t>
+        <w:t xml:space="preserve">Adsorption-only fits: rejection, equivalence or neither (Table 5, Fig. 3c,d; Table S14; Appendix B).</w:t>
+      </w:r>
+      <w:r>
+        <w:t xml:space="preserve"> For 120 studies, each paired with a pure-adsorption control, and 240 further controls from 12 new corpora:</w:t>
       </w:r>
     </w:p>
     <w:p>
@@ -10713,7 +11719,7 @@
         <w:t xml:space="preserve">The nominal χ² test over-rejects.</w:t>
       </w:r>
       <w:r>
-        <w:t xml:space="preserve"> Its type-I error was 6.7–15%, because the empirical model only approximates the generating adsorption model.</w:t>
+        <w:t xml:space="preserve"> On the 240 independent controls, its type-I error was 2.9–17.1%, depending on design and noise. The empirical model only approximates the generating adsorption model.</w:t>
       </w:r>
     </w:p>
     <w:p>
@@ -10730,10 +11736,10 @@
           <w:i/>
           <w:iCs/>
         </w:rPr>
-        <w:t xml:space="preserve">Calibration fixes this.</w:t>
-      </w:r>
-      <w:r>
-        <w:t xml:space="preserve"> With thresholds calibrated on the controls, the cross-validated type-I error was 3.3–12.5%, mostly 3–7%. With 120 controls the Monte Carlo SE of these estimates is about 2 percentage points.</w:t>
+        <w:t xml:space="preserve">Calibration on few corpora did not transfer.</w:t>
+      </w:r>
+      <w:r>
+        <w:t xml:space="preserve"> The 95th-percentile threshold estimated from the 120 paired controls (6 corpora) gave, on the independent controls, a type-I error of 2.1–5.4% for D2–D5 but 15.4% (Wilson 95% interval 11–21%) and 13.8% (10–19%) for D1 at 3% and 10% noise. The D4n value of 12.5% reported by the earlier split-half estimate was not reproduced (2.5%, 1.2–5.3%). The null χ² distribution varies between corpora, and 6 corpora are too few to estimate its 95th percentile.</w:t>
       </w:r>
     </w:p>
     <w:p>
@@ -10750,10 +11756,10 @@
           <w:i/>
           <w:iCs/>
         </w:rPr>
-        <w:t xml:space="preserve">Power with Class C data is low.</w:t>
-      </w:r>
-      <w:r>
-        <w:t xml:space="preserve"> For high-reduction studies (share &gt; 0.3), the calibrated test rejected adsorption-only in only 37% (D1) and 35% (D2) at 3% analytical noise, and 26% and 24% at 10% noise.</w:t>
+        <w:t xml:space="preserve">Conformal calibration across corpora controls type-I error on average.</w:t>
+      </w:r>
+      <w:r>
+        <w:t xml:space="preserve"> With the conformal threshold estimated across corpora, the leave-one-corpus-out type-I error was 4.7–5.6% for every design and noise level (corpus-bootstrap 95% intervals within 2.5–8.6%; Table 5). It is not controlled within every corpus: in single held-out corpora of 20 controls, it reached 15–25%. The guarantee is marginal over corpora, which is the relevant population for a new literature study only if that study is exchangeable with the simulated corpora.</w:t>
       </w:r>
     </w:p>
     <w:p>
@@ -10770,27 +11776,10 @@
           <w:i/>
           <w:iCs/>
         </w:rPr>
-        <w:t xml:space="preserve">Cr(III) measurements raise power.</w:t>
-      </w:r>
-      <w:r>
-        <w:t xml:space="preserve"> Adding total Cr (D3) raised power to 80–88%. Adding solid-phase evidence (D4x, D4n, D5) raised it to 90–96%.</w:t>
-      </w:r>
-    </w:p>
-    <w:p>
-      <w:pPr>
-        <w:keepNext w:val="false"/>
-        <w:spacing w:line="480" w:lineRule="auto"/>
-        <w:jc w:val="both"/>
-      </w:pPr>
-      <w:r>
-        <w:rPr>
-          <w:b/>
-          <w:bCs/>
-        </w:rPr>
-        <w:t xml:space="preserve">Non-rejection under Class C reflects genuine structural equivalence.</w:t>
-      </w:r>
-      <w:r>
-        <w:t xml:space="preserve"> Because the simulator gives noise-free data, the true misfit of the best adsorption-only approximation is known for every study.</w:t>
+        <w:t xml:space="preserve">Power with Class C data is low.</w:t>
+      </w:r>
+      <w:r>
+        <w:t xml:space="preserve"> At the final threshold (360 controls), the test rejected adsorption-only in 28% (D1) and 35% (D2) of high-reduction studies (share &gt; 0.3) at 3% analytical noise, and in 22% at 10% noise.</w:t>
       </w:r>
     </w:p>
     <w:p>
@@ -10807,10 +11796,27 @@
           <w:i/>
           <w:iCs/>
         </w:rPr>
-        <w:t xml:space="preserve">Ground truth.</w:t>
-      </w:r>
-      <w:r>
-        <w:t xml:space="preserve"> For 77% of high-reduction studies, adsorption only reproduced the noise-free Class C observations (D1) within a 5% systematic discrepancy, and for 90% within 10%. With total Cr (D3), only 22% and 39% did; with solid-phase evidence (D4x–D5), only 12–16% and 24–29%.</w:t>
+        <w:t xml:space="preserve">Cr(III) measurements raise power.</w:t>
+      </w:r>
+      <w:r>
+        <w:t xml:space="preserve"> Adding total Cr (D3) raised power to 80–88%. Adding solid-phase evidence (D4x, D4n, D5) raised it to 92–98%. These powers are at a type-I error of about 5% on average across corpora.</w:t>
+      </w:r>
+    </w:p>
+    <w:p>
+      <w:pPr>
+        <w:keepNext w:val="false"/>
+        <w:spacing w:line="480" w:lineRule="auto"/>
+        <w:jc w:val="both"/>
+      </w:pPr>
+      <w:r>
+        <w:rPr>
+          <w:b/>
+          <w:bCs/>
+        </w:rPr>
+        <w:t xml:space="preserve">Non-rejection under Class C reflects genuine structural equivalence.</w:t>
+      </w:r>
+      <w:r>
+        <w:t xml:space="preserve"> Because the simulator gives noise-free data, the true misfit of the best adsorption-only approximation is known for every study.</w:t>
       </w:r>
     </w:p>
     <w:p>
@@ -10827,10 +11833,10 @@
           <w:i/>
           <w:iCs/>
         </w:rPr>
-        <w:t xml:space="preserve">The test recovers this truth.</w:t>
-      </w:r>
-      <w:r>
-        <w:t xml:space="preserve"> At 3% noise, the equivalence test declared 'equivalent within 5%' for 59% (D1) and 65% (D2) of high-reduction studies, but only 4–12% under D3–D5.</w:t>
+        <w:t xml:space="preserve">Ground truth.</w:t>
+      </w:r>
+      <w:r>
+        <w:t xml:space="preserve"> For 77% of high-reduction studies, adsorption only reproduced the noise-free Class C observations (D1) within a 5% systematic discrepancy, and for 90% within 10%. With total Cr (D3), only 22% and 39% did; with solid-phase evidence (D4x–D5), only 12–16% and 24–29%.</w:t>
       </w:r>
     </w:p>
     <w:p>
@@ -10847,10 +11853,10 @@
           <w:i/>
           <w:iCs/>
         </w:rPr>
-        <w:t xml:space="preserve">Its false-equivalence rate stayed within α.</w:t>
-      </w:r>
-      <w:r>
-        <w:t xml:space="preserve"> It was 0–4.3% across all designs, noise levels and margins, i.e. at most α = 0.05. Its power to declare equivalence when the true misfit was within the margin was 96–99% at 3% noise for all designs.</w:t>
+        <w:t xml:space="preserve">The test recovers this truth.</w:t>
+      </w:r>
+      <w:r>
+        <w:t xml:space="preserve"> At 3% noise, 'equivalent within 5%' (and not rejected) was the outcome for 67% (D1) and 65% (D2) of high-reduction studies, but only 2–12% under D3–D5.</w:t>
       </w:r>
     </w:p>
     <w:p>
@@ -10867,10 +11873,10 @@
           <w:i/>
           <w:iCs/>
         </w:rPr>
-        <w:t xml:space="preserve">More noise means more inconclusive outcomes.</w:t>
-      </w:r>
-      <w:r>
-        <w:t xml:space="preserve"> At 10% analytical noise, equivalence could be demonstrated less often: under D1, 4% of high-reduction studies at ε = 5% and 43% at ε = 10%. The share of inconclusive outcomes rose to 31–71%.</w:t>
+        <w:t xml:space="preserve">Its false-equivalence rate stayed within α.</w:t>
+      </w:r>
+      <w:r>
+        <w:t xml:space="preserve"> It was 0–4.3% across all designs, noise levels and margins, i.e. at most α = 0.05 (Table S8). This is a different error rate from the type-I error of the rejection test. Its power to declare equivalence when the true misfit was within the margin was 96–99% at 3% noise for all designs.</w:t>
       </w:r>
     </w:p>
     <w:p>
@@ -10887,6 +11893,26 @@
           <w:i/>
           <w:iCs/>
         </w:rPr>
+        <w:t xml:space="preserve">More noise means more inconclusive outcomes.</w:t>
+      </w:r>
+      <w:r>
+        <w:t xml:space="preserve"> At 10% analytical noise, equivalence could be demonstrated less often: under D1, for 4% of high-reduction studies at ε = 5% and 43% at ε = 10%. For the Class C designs, 71–75% of high-reduction outcomes were inconclusive at ε = 5% and 16–35% at ε = 10%.</w:t>
+      </w:r>
+    </w:p>
+    <w:p>
+      <w:pPr>
+        <w:pStyle w:val="ListParagraph"/>
+        <w:numPr>
+          <w:ilvl w:val="0"/>
+          <w:numId w:val="2"/>
+        </w:numPr>
+        <w:spacing w:line="480" w:lineRule="auto"/>
+      </w:pPr>
+      <w:r>
+        <w:rPr>
+          <w:i/>
+          <w:iCs/>
+        </w:rPr>
         <w:t xml:space="preserve">Conclusion.</w:t>
       </w:r>
       <w:r>
@@ -10916,14 +11942,14 @@
           <w:sz w:val="22"/>
           <w:szCs w:val="22"/>
         </w:rPr>
-        <w:t xml:space="preserve">Table 4.</w:t>
+        <w:t xml:space="preserve">Table 5.</w:t>
       </w:r>
       <w:r>
         <w:rPr>
           <w:sz w:val="22"/>
           <w:szCs w:val="22"/>
         </w:rPr>
-        <w:t xml:space="preserve"> Adsorption-only model, high-reduction studies (true share &gt; 0.3; n = 51): calibrated rejection, equivalence within ε = 10% and true within-margin status (synthetic).</w:t>
+        <w:t xml:space="preserve"> Adsorption-only model, high-reduction studies (true share &gt; 0.3; n = 51): rejection at the conformal threshold of 360 negative controls, equivalence within ε = 10% and true within-margin status, with the type-I error evaluated leave-one-corpus-out (synthetic).</w:t>
       </w:r>
     </w:p>
     <w:tbl>
@@ -10939,13 +11965,14 @@
         </w:tblBorders>
       </w:tblPr>
       <w:tblGrid>
-        <w:gridCol w:w="933"/>
-        <w:gridCol w:w="1120"/>
-        <w:gridCol w:w="809"/>
-        <w:gridCol w:w="1493"/>
-        <w:gridCol w:w="933"/>
-        <w:gridCol w:w="2054"/>
-        <w:gridCol w:w="1684"/>
+        <w:gridCol w:w="676"/>
+        <w:gridCol w:w="812"/>
+        <w:gridCol w:w="586"/>
+        <w:gridCol w:w="1083"/>
+        <w:gridCol w:w="676"/>
+        <w:gridCol w:w="1805"/>
+        <w:gridCol w:w="1669"/>
+        <w:gridCol w:w="1719"/>
       </w:tblGrid>
       <w:tr>
         <w:trPr>
@@ -10953,7 +11980,7 @@
         </w:trPr>
         <w:tc>
           <w:tcPr>
-            <w:tcW w:type="dxa" w:w="933"/>
+            <w:tcW w:type="dxa" w:w="676"/>
             <w:tcBorders>
               <w:top w:val="single" w:color="000000" w:sz="8"/>
               <w:bottom w:val="single" w:color="000000" w:sz="8"/>
@@ -10982,7 +12009,7 @@
         </w:tc>
         <w:tc>
           <w:tcPr>
-            <w:tcW w:type="dxa" w:w="1120"/>
+            <w:tcW w:type="dxa" w:w="812"/>
             <w:tcBorders>
               <w:top w:val="single" w:color="000000" w:sz="8"/>
               <w:bottom w:val="single" w:color="000000" w:sz="8"/>
@@ -11011,7 +12038,7 @@
         </w:tc>
         <w:tc>
           <w:tcPr>
-            <w:tcW w:type="dxa" w:w="809"/>
+            <w:tcW w:type="dxa" w:w="586"/>
             <w:tcBorders>
               <w:top w:val="single" w:color="000000" w:sz="8"/>
               <w:bottom w:val="single" w:color="000000" w:sz="8"/>
@@ -11040,7 +12067,7 @@
         </w:tc>
         <w:tc>
           <w:tcPr>
-            <w:tcW w:type="dxa" w:w="1493"/>
+            <w:tcW w:type="dxa" w:w="1083"/>
             <w:tcBorders>
               <w:top w:val="single" w:color="000000" w:sz="8"/>
               <w:bottom w:val="single" w:color="000000" w:sz="8"/>
@@ -11069,7 +12096,7 @@
         </w:tc>
         <w:tc>
           <w:tcPr>
-            <w:tcW w:type="dxa" w:w="933"/>
+            <w:tcW w:type="dxa" w:w="676"/>
             <w:tcBorders>
               <w:top w:val="single" w:color="000000" w:sz="8"/>
               <w:bottom w:val="single" w:color="000000" w:sz="8"/>
@@ -11098,7 +12125,7 @@
         </w:tc>
         <w:tc>
           <w:tcPr>
-            <w:tcW w:type="dxa" w:w="2054"/>
+            <w:tcW w:type="dxa" w:w="1805"/>
             <w:tcBorders>
               <w:top w:val="single" w:color="000000" w:sz="8"/>
               <w:bottom w:val="single" w:color="000000" w:sz="8"/>
@@ -11121,13 +12148,13 @@
                 <w:sz w:val="20"/>
                 <w:szCs w:val="20"/>
               </w:rPr>
-              <w:t xml:space="preserve">Truly within ε = 10% (noise-free)</w:t>
-            </w:r>
-          </w:p>
-        </w:tc>
-        <w:tc>
-          <w:tcPr>
-            <w:tcW w:type="dxa" w:w="1684"/>
+              <w:t xml:space="preserve">Truly within ε = 10% (noise-free), 3% / 10%</w:t>
+            </w:r>
+          </w:p>
+        </w:tc>
+        <w:tc>
+          <w:tcPr>
+            <w:tcW w:type="dxa" w:w="1669"/>
             <w:tcBorders>
               <w:top w:val="single" w:color="000000" w:sz="8"/>
               <w:bottom w:val="single" w:color="000000" w:sz="8"/>
@@ -11150,7 +12177,36 @@
                 <w:sz w:val="20"/>
                 <w:szCs w:val="20"/>
               </w:rPr>
-              <w:t xml:space="preserve">Calibrated type-I, 3% / 10%</w:t>
+              <w:t xml:space="preserve">Type-I error (95% interval), 3% noise</w:t>
+            </w:r>
+          </w:p>
+        </w:tc>
+        <w:tc>
+          <w:tcPr>
+            <w:tcW w:type="dxa" w:w="1719"/>
+            <w:tcBorders>
+              <w:top w:val="single" w:color="000000" w:sz="8"/>
+              <w:bottom w:val="single" w:color="000000" w:sz="8"/>
+            </w:tcBorders>
+            <w:tcMar>
+              <w:top w:type="dxa" w:w="40"/>
+              <w:left w:type="dxa" w:w="80"/>
+              <w:bottom w:type="dxa" w:w="40"/>
+              <w:right w:type="dxa" w:w="80"/>
+            </w:tcMar>
+          </w:tcPr>
+          <w:p>
+            <w:pPr>
+              <w:spacing w:line="240" w:lineRule="auto"/>
+            </w:pPr>
+            <w:r>
+              <w:rPr>
+                <w:b/>
+                <w:bCs/>
+                <w:sz w:val="20"/>
+                <w:szCs w:val="20"/>
+              </w:rPr>
+              <w:t xml:space="preserve">Type-I error (95% interval), 10% noise</w:t>
             </w:r>
           </w:p>
         </w:tc>
@@ -11161,7 +12217,7 @@
         </w:trPr>
         <w:tc>
           <w:tcPr>
-            <w:tcW w:type="dxa" w:w="933"/>
+            <w:tcW w:type="dxa" w:w="676"/>
             <w:tcMar>
               <w:top w:type="dxa" w:w="40"/>
               <w:left w:type="dxa" w:w="80"/>
@@ -11186,82 +12242,82 @@
         </w:tc>
         <w:tc>
           <w:tcPr>
-            <w:tcW w:type="dxa" w:w="1120"/>
-            <w:tcMar>
-              <w:top w:type="dxa" w:w="40"/>
-              <w:left w:type="dxa" w:w="80"/>
-              <w:bottom w:type="dxa" w:w="40"/>
-              <w:right w:type="dxa" w:w="80"/>
-            </w:tcMar>
-          </w:tcPr>
-          <w:p>
-            <w:pPr>
-              <w:spacing w:line="240" w:lineRule="auto"/>
-            </w:pPr>
-            <w:r>
-              <w:rPr>
-                <w:b w:val="false"/>
-                <w:bCs w:val="false"/>
-                <w:sz w:val="20"/>
-                <w:szCs w:val="20"/>
-              </w:rPr>
-              <w:t xml:space="preserve">0.37</w:t>
-            </w:r>
-          </w:p>
-        </w:tc>
-        <w:tc>
-          <w:tcPr>
-            <w:tcW w:type="dxa" w:w="809"/>
-            <w:tcMar>
-              <w:top w:type="dxa" w:w="40"/>
-              <w:left w:type="dxa" w:w="80"/>
-              <w:bottom w:type="dxa" w:w="40"/>
-              <w:right w:type="dxa" w:w="80"/>
-            </w:tcMar>
-          </w:tcPr>
-          <w:p>
-            <w:pPr>
-              <w:spacing w:line="240" w:lineRule="auto"/>
-            </w:pPr>
-            <w:r>
-              <w:rPr>
-                <w:b w:val="false"/>
-                <w:bCs w:val="false"/>
-                <w:sz w:val="20"/>
-                <w:szCs w:val="20"/>
-              </w:rPr>
-              <w:t xml:space="preserve">0.26</w:t>
-            </w:r>
-          </w:p>
-        </w:tc>
-        <w:tc>
-          <w:tcPr>
-            <w:tcW w:type="dxa" w:w="1493"/>
-            <w:tcMar>
-              <w:top w:type="dxa" w:w="40"/>
-              <w:left w:type="dxa" w:w="80"/>
-              <w:bottom w:type="dxa" w:w="40"/>
-              <w:right w:type="dxa" w:w="80"/>
-            </w:tcMar>
-          </w:tcPr>
-          <w:p>
-            <w:pPr>
-              <w:spacing w:line="240" w:lineRule="auto"/>
-            </w:pPr>
-            <w:r>
-              <w:rPr>
-                <w:b w:val="false"/>
-                <w:bCs w:val="false"/>
-                <w:sz w:val="20"/>
-                <w:szCs w:val="20"/>
-              </w:rPr>
-              <w:t xml:space="preserve">0.63</w:t>
-            </w:r>
-          </w:p>
-        </w:tc>
-        <w:tc>
-          <w:tcPr>
-            <w:tcW w:type="dxa" w:w="933"/>
+            <w:tcW w:type="dxa" w:w="812"/>
+            <w:tcMar>
+              <w:top w:type="dxa" w:w="40"/>
+              <w:left w:type="dxa" w:w="80"/>
+              <w:bottom w:type="dxa" w:w="40"/>
+              <w:right w:type="dxa" w:w="80"/>
+            </w:tcMar>
+          </w:tcPr>
+          <w:p>
+            <w:pPr>
+              <w:spacing w:line="240" w:lineRule="auto"/>
+            </w:pPr>
+            <w:r>
+              <w:rPr>
+                <w:b w:val="false"/>
+                <w:bCs w:val="false"/>
+                <w:sz w:val="20"/>
+                <w:szCs w:val="20"/>
+              </w:rPr>
+              <w:t xml:space="preserve">0.28</w:t>
+            </w:r>
+          </w:p>
+        </w:tc>
+        <w:tc>
+          <w:tcPr>
+            <w:tcW w:type="dxa" w:w="586"/>
+            <w:tcMar>
+              <w:top w:type="dxa" w:w="40"/>
+              <w:left w:type="dxa" w:w="80"/>
+              <w:bottom w:type="dxa" w:w="40"/>
+              <w:right w:type="dxa" w:w="80"/>
+            </w:tcMar>
+          </w:tcPr>
+          <w:p>
+            <w:pPr>
+              <w:spacing w:line="240" w:lineRule="auto"/>
+            </w:pPr>
+            <w:r>
+              <w:rPr>
+                <w:b w:val="false"/>
+                <w:bCs w:val="false"/>
+                <w:sz w:val="20"/>
+                <w:szCs w:val="20"/>
+              </w:rPr>
+              <w:t xml:space="preserve">0.22</w:t>
+            </w:r>
+          </w:p>
+        </w:tc>
+        <w:tc>
+          <w:tcPr>
+            <w:tcW w:type="dxa" w:w="1083"/>
+            <w:tcMar>
+              <w:top w:type="dxa" w:w="40"/>
+              <w:left w:type="dxa" w:w="80"/>
+              <w:bottom w:type="dxa" w:w="40"/>
+              <w:right w:type="dxa" w:w="80"/>
+            </w:tcMar>
+          </w:tcPr>
+          <w:p>
+            <w:pPr>
+              <w:spacing w:line="240" w:lineRule="auto"/>
+            </w:pPr>
+            <w:r>
+              <w:rPr>
+                <w:b w:val="false"/>
+                <w:bCs w:val="false"/>
+                <w:sz w:val="20"/>
+                <w:szCs w:val="20"/>
+              </w:rPr>
+              <w:t xml:space="preserve">0.73</w:t>
+            </w:r>
+          </w:p>
+        </w:tc>
+        <w:tc>
+          <w:tcPr>
+            <w:tcW w:type="dxa" w:w="676"/>
             <w:tcMar>
               <w:top w:type="dxa" w:w="40"/>
               <w:left w:type="dxa" w:w="80"/>
@@ -11286,7 +12342,7 @@
         </w:tc>
         <w:tc>
           <w:tcPr>
-            <w:tcW w:type="dxa" w:w="2054"/>
+            <w:tcW w:type="dxa" w:w="1805"/>
             <w:tcMar>
               <w:top w:type="dxa" w:w="40"/>
               <w:left w:type="dxa" w:w="80"/>
@@ -11311,26 +12367,51 @@
         </w:tc>
         <w:tc>
           <w:tcPr>
-            <w:tcW w:type="dxa" w:w="1684"/>
-            <w:tcMar>
-              <w:top w:type="dxa" w:w="40"/>
-              <w:left w:type="dxa" w:w="80"/>
-              <w:bottom w:type="dxa" w:w="40"/>
-              <w:right w:type="dxa" w:w="80"/>
-            </w:tcMar>
-          </w:tcPr>
-          <w:p>
-            <w:pPr>
-              <w:spacing w:line="240" w:lineRule="auto"/>
-            </w:pPr>
-            <w:r>
-              <w:rPr>
-                <w:b w:val="false"/>
-                <w:bCs w:val="false"/>
-                <w:sz w:val="20"/>
-                <w:szCs w:val="20"/>
-              </w:rPr>
-              <w:t xml:space="preserve">0.067 / 0.058</w:t>
+            <w:tcW w:type="dxa" w:w="1669"/>
+            <w:tcMar>
+              <w:top w:type="dxa" w:w="40"/>
+              <w:left w:type="dxa" w:w="80"/>
+              <w:bottom w:type="dxa" w:w="40"/>
+              <w:right w:type="dxa" w:w="80"/>
+            </w:tcMar>
+          </w:tcPr>
+          <w:p>
+            <w:pPr>
+              <w:spacing w:line="240" w:lineRule="auto"/>
+            </w:pPr>
+            <w:r>
+              <w:rPr>
+                <w:b w:val="false"/>
+                <w:bCs w:val="false"/>
+                <w:sz w:val="20"/>
+                <w:szCs w:val="20"/>
+              </w:rPr>
+              <w:t xml:space="preserve">0.047 (0.025–0.069)</w:t>
+            </w:r>
+          </w:p>
+        </w:tc>
+        <w:tc>
+          <w:tcPr>
+            <w:tcW w:type="dxa" w:w="1719"/>
+            <w:tcMar>
+              <w:top w:type="dxa" w:w="40"/>
+              <w:left w:type="dxa" w:w="80"/>
+              <w:bottom w:type="dxa" w:w="40"/>
+              <w:right w:type="dxa" w:w="80"/>
+            </w:tcMar>
+          </w:tcPr>
+          <w:p>
+            <w:pPr>
+              <w:spacing w:line="240" w:lineRule="auto"/>
+            </w:pPr>
+            <w:r>
+              <w:rPr>
+                <w:b w:val="false"/>
+                <w:bCs w:val="false"/>
+                <w:sz w:val="20"/>
+                <w:szCs w:val="20"/>
+              </w:rPr>
+              <w:t xml:space="preserve">0.053 (0.033–0.078)</w:t>
             </w:r>
           </w:p>
         </w:tc>
@@ -11341,7 +12422,7 @@
         </w:trPr>
         <w:tc>
           <w:tcPr>
-            <w:tcW w:type="dxa" w:w="933"/>
+            <w:tcW w:type="dxa" w:w="676"/>
             <w:tcMar>
               <w:top w:type="dxa" w:w="40"/>
               <w:left w:type="dxa" w:w="80"/>
@@ -11366,7 +12447,7 @@
         </w:tc>
         <w:tc>
           <w:tcPr>
-            <w:tcW w:type="dxa" w:w="1120"/>
+            <w:tcW w:type="dxa" w:w="812"/>
             <w:tcMar>
               <w:top w:type="dxa" w:w="40"/>
               <w:left w:type="dxa" w:w="80"/>
@@ -11391,32 +12472,32 @@
         </w:tc>
         <w:tc>
           <w:tcPr>
-            <w:tcW w:type="dxa" w:w="809"/>
-            <w:tcMar>
-              <w:top w:type="dxa" w:w="40"/>
-              <w:left w:type="dxa" w:w="80"/>
-              <w:bottom w:type="dxa" w:w="40"/>
-              <w:right w:type="dxa" w:w="80"/>
-            </w:tcMar>
-          </w:tcPr>
-          <w:p>
-            <w:pPr>
-              <w:spacing w:line="240" w:lineRule="auto"/>
-            </w:pPr>
-            <w:r>
-              <w:rPr>
-                <w:b w:val="false"/>
-                <w:bCs w:val="false"/>
-                <w:sz w:val="20"/>
-                <w:szCs w:val="20"/>
-              </w:rPr>
-              <w:t xml:space="preserve">0.24</w:t>
-            </w:r>
-          </w:p>
-        </w:tc>
-        <w:tc>
-          <w:tcPr>
-            <w:tcW w:type="dxa" w:w="1493"/>
+            <w:tcW w:type="dxa" w:w="586"/>
+            <w:tcMar>
+              <w:top w:type="dxa" w:w="40"/>
+              <w:left w:type="dxa" w:w="80"/>
+              <w:bottom w:type="dxa" w:w="40"/>
+              <w:right w:type="dxa" w:w="80"/>
+            </w:tcMar>
+          </w:tcPr>
+          <w:p>
+            <w:pPr>
+              <w:spacing w:line="240" w:lineRule="auto"/>
+            </w:pPr>
+            <w:r>
+              <w:rPr>
+                <w:b w:val="false"/>
+                <w:bCs w:val="false"/>
+                <w:sz w:val="20"/>
+                <w:szCs w:val="20"/>
+              </w:rPr>
+              <w:t xml:space="preserve">0.22</w:t>
+            </w:r>
+          </w:p>
+        </w:tc>
+        <w:tc>
+          <w:tcPr>
+            <w:tcW w:type="dxa" w:w="1083"/>
             <w:tcMar>
               <w:top w:type="dxa" w:w="40"/>
               <w:left w:type="dxa" w:w="80"/>
@@ -11441,7 +12522,7 @@
         </w:tc>
         <w:tc>
           <w:tcPr>
-            <w:tcW w:type="dxa" w:w="933"/>
+            <w:tcW w:type="dxa" w:w="676"/>
             <w:tcMar>
               <w:top w:type="dxa" w:w="40"/>
               <w:left w:type="dxa" w:w="80"/>
@@ -11466,7 +12547,7 @@
         </w:tc>
         <w:tc>
           <w:tcPr>
-            <w:tcW w:type="dxa" w:w="2054"/>
+            <w:tcW w:type="dxa" w:w="1805"/>
             <w:tcMar>
               <w:top w:type="dxa" w:w="40"/>
               <w:left w:type="dxa" w:w="80"/>
@@ -11491,26 +12572,51 @@
         </w:tc>
         <w:tc>
           <w:tcPr>
-            <w:tcW w:type="dxa" w:w="1684"/>
-            <w:tcMar>
-              <w:top w:type="dxa" w:w="40"/>
-              <w:left w:type="dxa" w:w="80"/>
-              <w:bottom w:type="dxa" w:w="40"/>
-              <w:right w:type="dxa" w:w="80"/>
-            </w:tcMar>
-          </w:tcPr>
-          <w:p>
-            <w:pPr>
-              <w:spacing w:line="240" w:lineRule="auto"/>
-            </w:pPr>
-            <w:r>
-              <w:rPr>
-                <w:b w:val="false"/>
-                <w:bCs w:val="false"/>
-                <w:sz w:val="20"/>
-                <w:szCs w:val="20"/>
-              </w:rPr>
-              <w:t xml:space="preserve">0.100 / 0.083</w:t>
+            <w:tcW w:type="dxa" w:w="1669"/>
+            <w:tcMar>
+              <w:top w:type="dxa" w:w="40"/>
+              <w:left w:type="dxa" w:w="80"/>
+              <w:bottom w:type="dxa" w:w="40"/>
+              <w:right w:type="dxa" w:w="80"/>
+            </w:tcMar>
+          </w:tcPr>
+          <w:p>
+            <w:pPr>
+              <w:spacing w:line="240" w:lineRule="auto"/>
+            </w:pPr>
+            <w:r>
+              <w:rPr>
+                <w:b w:val="false"/>
+                <w:bCs w:val="false"/>
+                <w:sz w:val="20"/>
+                <w:szCs w:val="20"/>
+              </w:rPr>
+              <w:t xml:space="preserve">0.050 (0.025–0.083)</w:t>
+            </w:r>
+          </w:p>
+        </w:tc>
+        <w:tc>
+          <w:tcPr>
+            <w:tcW w:type="dxa" w:w="1719"/>
+            <w:tcMar>
+              <w:top w:type="dxa" w:w="40"/>
+              <w:left w:type="dxa" w:w="80"/>
+              <w:bottom w:type="dxa" w:w="40"/>
+              <w:right w:type="dxa" w:w="80"/>
+            </w:tcMar>
+          </w:tcPr>
+          <w:p>
+            <w:pPr>
+              <w:spacing w:line="240" w:lineRule="auto"/>
+            </w:pPr>
+            <w:r>
+              <w:rPr>
+                <w:b w:val="false"/>
+                <w:bCs w:val="false"/>
+                <w:sz w:val="20"/>
+                <w:szCs w:val="20"/>
+              </w:rPr>
+              <w:t xml:space="preserve">0.047 (0.031–0.067)</w:t>
             </w:r>
           </w:p>
         </w:tc>
@@ -11521,7 +12627,7 @@
         </w:trPr>
         <w:tc>
           <w:tcPr>
-            <w:tcW w:type="dxa" w:w="933"/>
+            <w:tcW w:type="dxa" w:w="676"/>
             <w:tcMar>
               <w:top w:type="dxa" w:w="40"/>
               <w:left w:type="dxa" w:w="80"/>
@@ -11546,7 +12652,7 @@
         </w:tc>
         <w:tc>
           <w:tcPr>
-            <w:tcW w:type="dxa" w:w="1120"/>
+            <w:tcW w:type="dxa" w:w="812"/>
             <w:tcMar>
               <w:top w:type="dxa" w:w="40"/>
               <w:left w:type="dxa" w:w="80"/>
@@ -11571,7 +12677,7 @@
         </w:tc>
         <w:tc>
           <w:tcPr>
-            <w:tcW w:type="dxa" w:w="809"/>
+            <w:tcW w:type="dxa" w:w="586"/>
             <w:tcMar>
               <w:top w:type="dxa" w:w="40"/>
               <w:left w:type="dxa" w:w="80"/>
@@ -11596,7 +12702,7 @@
         </w:tc>
         <w:tc>
           <w:tcPr>
-            <w:tcW w:type="dxa" w:w="1493"/>
+            <w:tcW w:type="dxa" w:w="1083"/>
             <w:tcMar>
               <w:top w:type="dxa" w:w="40"/>
               <w:left w:type="dxa" w:w="80"/>
@@ -11621,7 +12727,7 @@
         </w:tc>
         <w:tc>
           <w:tcPr>
-            <w:tcW w:type="dxa" w:w="933"/>
+            <w:tcW w:type="dxa" w:w="676"/>
             <w:tcMar>
               <w:top w:type="dxa" w:w="40"/>
               <w:left w:type="dxa" w:w="80"/>
@@ -11646,7 +12752,7 @@
         </w:tc>
         <w:tc>
           <w:tcPr>
-            <w:tcW w:type="dxa" w:w="2054"/>
+            <w:tcW w:type="dxa" w:w="1805"/>
             <w:tcMar>
               <w:top w:type="dxa" w:w="40"/>
               <w:left w:type="dxa" w:w="80"/>
@@ -11671,26 +12777,51 @@
         </w:tc>
         <w:tc>
           <w:tcPr>
-            <w:tcW w:type="dxa" w:w="1684"/>
-            <w:tcMar>
-              <w:top w:type="dxa" w:w="40"/>
-              <w:left w:type="dxa" w:w="80"/>
-              <w:bottom w:type="dxa" w:w="40"/>
-              <w:right w:type="dxa" w:w="80"/>
-            </w:tcMar>
-          </w:tcPr>
-          <w:p>
-            <w:pPr>
-              <w:spacing w:line="240" w:lineRule="auto"/>
-            </w:pPr>
-            <w:r>
-              <w:rPr>
-                <w:b w:val="false"/>
-                <w:bCs w:val="false"/>
-                <w:sz w:val="20"/>
-                <w:szCs w:val="20"/>
-              </w:rPr>
-              <w:t xml:space="preserve">0.050 / 0.033</w:t>
+            <w:tcW w:type="dxa" w:w="1669"/>
+            <w:tcMar>
+              <w:top w:type="dxa" w:w="40"/>
+              <w:left w:type="dxa" w:w="80"/>
+              <w:bottom w:type="dxa" w:w="40"/>
+              <w:right w:type="dxa" w:w="80"/>
+            </w:tcMar>
+          </w:tcPr>
+          <w:p>
+            <w:pPr>
+              <w:spacing w:line="240" w:lineRule="auto"/>
+            </w:pPr>
+            <w:r>
+              <w:rPr>
+                <w:b w:val="false"/>
+                <w:bCs w:val="false"/>
+                <w:sz w:val="20"/>
+                <w:szCs w:val="20"/>
+              </w:rPr>
+              <w:t xml:space="preserve">0.047 (0.028–0.072)</w:t>
+            </w:r>
+          </w:p>
+        </w:tc>
+        <w:tc>
+          <w:tcPr>
+            <w:tcW w:type="dxa" w:w="1719"/>
+            <w:tcMar>
+              <w:top w:type="dxa" w:w="40"/>
+              <w:left w:type="dxa" w:w="80"/>
+              <w:bottom w:type="dxa" w:w="40"/>
+              <w:right w:type="dxa" w:w="80"/>
+            </w:tcMar>
+          </w:tcPr>
+          <w:p>
+            <w:pPr>
+              <w:spacing w:line="240" w:lineRule="auto"/>
+            </w:pPr>
+            <w:r>
+              <w:rPr>
+                <w:b w:val="false"/>
+                <w:bCs w:val="false"/>
+                <w:sz w:val="20"/>
+                <w:szCs w:val="20"/>
+              </w:rPr>
+              <w:t xml:space="preserve">0.050 (0.025–0.083)</w:t>
             </w:r>
           </w:p>
         </w:tc>
@@ -11701,7 +12832,7 @@
         </w:trPr>
         <w:tc>
           <w:tcPr>
-            <w:tcW w:type="dxa" w:w="933"/>
+            <w:tcW w:type="dxa" w:w="676"/>
             <w:tcMar>
               <w:top w:type="dxa" w:w="40"/>
               <w:left w:type="dxa" w:w="80"/>
@@ -11726,7 +12857,7 @@
         </w:tc>
         <w:tc>
           <w:tcPr>
-            <w:tcW w:type="dxa" w:w="1120"/>
+            <w:tcW w:type="dxa" w:w="812"/>
             <w:tcMar>
               <w:top w:type="dxa" w:w="40"/>
               <w:left w:type="dxa" w:w="80"/>
@@ -11751,32 +12882,32 @@
         </w:tc>
         <w:tc>
           <w:tcPr>
-            <w:tcW w:type="dxa" w:w="809"/>
-            <w:tcMar>
-              <w:top w:type="dxa" w:w="40"/>
-              <w:left w:type="dxa" w:w="80"/>
-              <w:bottom w:type="dxa" w:w="40"/>
-              <w:right w:type="dxa" w:w="80"/>
-            </w:tcMar>
-          </w:tcPr>
-          <w:p>
-            <w:pPr>
-              <w:spacing w:line="240" w:lineRule="auto"/>
-            </w:pPr>
-            <w:r>
-              <w:rPr>
-                <w:b w:val="false"/>
-                <w:bCs w:val="false"/>
-                <w:sz w:val="20"/>
-                <w:szCs w:val="20"/>
-              </w:rPr>
-              <w:t xml:space="preserve">0.90</w:t>
-            </w:r>
-          </w:p>
-        </w:tc>
-        <w:tc>
-          <w:tcPr>
-            <w:tcW w:type="dxa" w:w="1493"/>
+            <w:tcW w:type="dxa" w:w="586"/>
+            <w:tcMar>
+              <w:top w:type="dxa" w:w="40"/>
+              <w:left w:type="dxa" w:w="80"/>
+              <w:bottom w:type="dxa" w:w="40"/>
+              <w:right w:type="dxa" w:w="80"/>
+            </w:tcMar>
+          </w:tcPr>
+          <w:p>
+            <w:pPr>
+              <w:spacing w:line="240" w:lineRule="auto"/>
+            </w:pPr>
+            <w:r>
+              <w:rPr>
+                <w:b w:val="false"/>
+                <w:bCs w:val="false"/>
+                <w:sz w:val="20"/>
+                <w:szCs w:val="20"/>
+              </w:rPr>
+              <w:t xml:space="preserve">0.92</w:t>
+            </w:r>
+          </w:p>
+        </w:tc>
+        <w:tc>
+          <w:tcPr>
+            <w:tcW w:type="dxa" w:w="1083"/>
             <w:tcMar>
               <w:top w:type="dxa" w:w="40"/>
               <w:left w:type="dxa" w:w="80"/>
@@ -11801,32 +12932,32 @@
         </w:tc>
         <w:tc>
           <w:tcPr>
-            <w:tcW w:type="dxa" w:w="933"/>
-            <w:tcMar>
-              <w:top w:type="dxa" w:w="40"/>
-              <w:left w:type="dxa" w:w="80"/>
-              <w:bottom w:type="dxa" w:w="40"/>
-              <w:right w:type="dxa" w:w="80"/>
-            </w:tcMar>
-          </w:tcPr>
-          <w:p>
-            <w:pPr>
-              <w:spacing w:line="240" w:lineRule="auto"/>
-            </w:pPr>
-            <w:r>
-              <w:rPr>
-                <w:b w:val="false"/>
-                <w:bCs w:val="false"/>
-                <w:sz w:val="20"/>
-                <w:szCs w:val="20"/>
-              </w:rPr>
-              <w:t xml:space="preserve">0.10</w:t>
-            </w:r>
-          </w:p>
-        </w:tc>
-        <w:tc>
-          <w:tcPr>
-            <w:tcW w:type="dxa" w:w="2054"/>
+            <w:tcW w:type="dxa" w:w="676"/>
+            <w:tcMar>
+              <w:top w:type="dxa" w:w="40"/>
+              <w:left w:type="dxa" w:w="80"/>
+              <w:bottom w:type="dxa" w:w="40"/>
+              <w:right w:type="dxa" w:w="80"/>
+            </w:tcMar>
+          </w:tcPr>
+          <w:p>
+            <w:pPr>
+              <w:spacing w:line="240" w:lineRule="auto"/>
+            </w:pPr>
+            <w:r>
+              <w:rPr>
+                <w:b w:val="false"/>
+                <w:bCs w:val="false"/>
+                <w:sz w:val="20"/>
+                <w:szCs w:val="20"/>
+              </w:rPr>
+              <w:t xml:space="preserve">0.08</w:t>
+            </w:r>
+          </w:p>
+        </w:tc>
+        <w:tc>
+          <w:tcPr>
+            <w:tcW w:type="dxa" w:w="1805"/>
             <w:tcMar>
               <w:top w:type="dxa" w:w="40"/>
               <w:left w:type="dxa" w:w="80"/>
@@ -11851,26 +12982,51 @@
         </w:tc>
         <w:tc>
           <w:tcPr>
-            <w:tcW w:type="dxa" w:w="1684"/>
-            <w:tcMar>
-              <w:top w:type="dxa" w:w="40"/>
-              <w:left w:type="dxa" w:w="80"/>
-              <w:bottom w:type="dxa" w:w="40"/>
-              <w:right w:type="dxa" w:w="80"/>
-            </w:tcMar>
-          </w:tcPr>
-          <w:p>
-            <w:pPr>
-              <w:spacing w:line="240" w:lineRule="auto"/>
-            </w:pPr>
-            <w:r>
-              <w:rPr>
-                <w:b w:val="false"/>
-                <w:bCs w:val="false"/>
-                <w:sz w:val="20"/>
-                <w:szCs w:val="20"/>
-              </w:rPr>
-              <w:t xml:space="preserve">0.058 / 0.067</w:t>
+            <w:tcW w:type="dxa" w:w="1669"/>
+            <w:tcMar>
+              <w:top w:type="dxa" w:w="40"/>
+              <w:left w:type="dxa" w:w="80"/>
+              <w:bottom w:type="dxa" w:w="40"/>
+              <w:right w:type="dxa" w:w="80"/>
+            </w:tcMar>
+          </w:tcPr>
+          <w:p>
+            <w:pPr>
+              <w:spacing w:line="240" w:lineRule="auto"/>
+            </w:pPr>
+            <w:r>
+              <w:rPr>
+                <w:b w:val="false"/>
+                <w:bCs w:val="false"/>
+                <w:sz w:val="20"/>
+                <w:szCs w:val="20"/>
+              </w:rPr>
+              <w:t xml:space="preserve">0.047 (0.031–0.067)</w:t>
+            </w:r>
+          </w:p>
+        </w:tc>
+        <w:tc>
+          <w:tcPr>
+            <w:tcW w:type="dxa" w:w="1719"/>
+            <w:tcMar>
+              <w:top w:type="dxa" w:w="40"/>
+              <w:left w:type="dxa" w:w="80"/>
+              <w:bottom w:type="dxa" w:w="40"/>
+              <w:right w:type="dxa" w:w="80"/>
+            </w:tcMar>
+          </w:tcPr>
+          <w:p>
+            <w:pPr>
+              <w:spacing w:line="240" w:lineRule="auto"/>
+            </w:pPr>
+            <w:r>
+              <w:rPr>
+                <w:b w:val="false"/>
+                <w:bCs w:val="false"/>
+                <w:sz w:val="20"/>
+                <w:szCs w:val="20"/>
+              </w:rPr>
+              <w:t xml:space="preserve">0.053 (0.028–0.081)</w:t>
             </w:r>
           </w:p>
         </w:tc>
@@ -11881,7 +13037,7 @@
         </w:trPr>
         <w:tc>
           <w:tcPr>
-            <w:tcW w:type="dxa" w:w="933"/>
+            <w:tcW w:type="dxa" w:w="676"/>
             <w:tcMar>
               <w:top w:type="dxa" w:w="40"/>
               <w:left w:type="dxa" w:w="80"/>
@@ -11906,7 +13062,7 @@
         </w:tc>
         <w:tc>
           <w:tcPr>
-            <w:tcW w:type="dxa" w:w="1120"/>
+            <w:tcW w:type="dxa" w:w="812"/>
             <w:tcMar>
               <w:top w:type="dxa" w:w="40"/>
               <w:left w:type="dxa" w:w="80"/>
@@ -11931,32 +13087,32 @@
         </w:tc>
         <w:tc>
           <w:tcPr>
-            <w:tcW w:type="dxa" w:w="809"/>
-            <w:tcMar>
-              <w:top w:type="dxa" w:w="40"/>
-              <w:left w:type="dxa" w:w="80"/>
-              <w:bottom w:type="dxa" w:w="40"/>
-              <w:right w:type="dxa" w:w="80"/>
-            </w:tcMar>
-          </w:tcPr>
-          <w:p>
-            <w:pPr>
-              <w:spacing w:line="240" w:lineRule="auto"/>
-            </w:pPr>
-            <w:r>
-              <w:rPr>
-                <w:b w:val="false"/>
-                <w:bCs w:val="false"/>
-                <w:sz w:val="20"/>
-                <w:szCs w:val="20"/>
-              </w:rPr>
-              <w:t xml:space="preserve">0.92</w:t>
-            </w:r>
-          </w:p>
-        </w:tc>
-        <w:tc>
-          <w:tcPr>
-            <w:tcW w:type="dxa" w:w="1493"/>
+            <w:tcW w:type="dxa" w:w="586"/>
+            <w:tcMar>
+              <w:top w:type="dxa" w:w="40"/>
+              <w:left w:type="dxa" w:w="80"/>
+              <w:bottom w:type="dxa" w:w="40"/>
+              <w:right w:type="dxa" w:w="80"/>
+            </w:tcMar>
+          </w:tcPr>
+          <w:p>
+            <w:pPr>
+              <w:spacing w:line="240" w:lineRule="auto"/>
+            </w:pPr>
+            <w:r>
+              <w:rPr>
+                <w:b w:val="false"/>
+                <w:bCs w:val="false"/>
+                <w:sz w:val="20"/>
+                <w:szCs w:val="20"/>
+              </w:rPr>
+              <w:t xml:space="preserve">0.94</w:t>
+            </w:r>
+          </w:p>
+        </w:tc>
+        <w:tc>
+          <w:tcPr>
+            <w:tcW w:type="dxa" w:w="1083"/>
             <w:tcMar>
               <w:top w:type="dxa" w:w="40"/>
               <w:left w:type="dxa" w:w="80"/>
@@ -11981,32 +13137,32 @@
         </w:tc>
         <w:tc>
           <w:tcPr>
-            <w:tcW w:type="dxa" w:w="933"/>
-            <w:tcMar>
-              <w:top w:type="dxa" w:w="40"/>
-              <w:left w:type="dxa" w:w="80"/>
-              <w:bottom w:type="dxa" w:w="40"/>
-              <w:right w:type="dxa" w:w="80"/>
-            </w:tcMar>
-          </w:tcPr>
-          <w:p>
-            <w:pPr>
-              <w:spacing w:line="240" w:lineRule="auto"/>
-            </w:pPr>
-            <w:r>
-              <w:rPr>
-                <w:b w:val="false"/>
-                <w:bCs w:val="false"/>
-                <w:sz w:val="20"/>
-                <w:szCs w:val="20"/>
-              </w:rPr>
-              <w:t xml:space="preserve">0.08</w:t>
-            </w:r>
-          </w:p>
-        </w:tc>
-        <w:tc>
-          <w:tcPr>
-            <w:tcW w:type="dxa" w:w="2054"/>
+            <w:tcW w:type="dxa" w:w="676"/>
+            <w:tcMar>
+              <w:top w:type="dxa" w:w="40"/>
+              <w:left w:type="dxa" w:w="80"/>
+              <w:bottom w:type="dxa" w:w="40"/>
+              <w:right w:type="dxa" w:w="80"/>
+            </w:tcMar>
+          </w:tcPr>
+          <w:p>
+            <w:pPr>
+              <w:spacing w:line="240" w:lineRule="auto"/>
+            </w:pPr>
+            <w:r>
+              <w:rPr>
+                <w:b w:val="false"/>
+                <w:bCs w:val="false"/>
+                <w:sz w:val="20"/>
+                <w:szCs w:val="20"/>
+              </w:rPr>
+              <w:t xml:space="preserve">0.06</w:t>
+            </w:r>
+          </w:p>
+        </w:tc>
+        <w:tc>
+          <w:tcPr>
+            <w:tcW w:type="dxa" w:w="1805"/>
             <w:tcMar>
               <w:top w:type="dxa" w:w="40"/>
               <w:left w:type="dxa" w:w="80"/>
@@ -12031,26 +13187,51 @@
         </w:tc>
         <w:tc>
           <w:tcPr>
-            <w:tcW w:type="dxa" w:w="1684"/>
-            <w:tcMar>
-              <w:top w:type="dxa" w:w="40"/>
-              <w:left w:type="dxa" w:w="80"/>
-              <w:bottom w:type="dxa" w:w="40"/>
-              <w:right w:type="dxa" w:w="80"/>
-            </w:tcMar>
-          </w:tcPr>
-          <w:p>
-            <w:pPr>
-              <w:spacing w:line="240" w:lineRule="auto"/>
-            </w:pPr>
-            <w:r>
-              <w:rPr>
-                <w:b w:val="false"/>
-                <w:bCs w:val="false"/>
-                <w:sz w:val="20"/>
-                <w:szCs w:val="20"/>
-              </w:rPr>
-              <w:t xml:space="preserve">0.125 / 0.033</w:t>
+            <w:tcW w:type="dxa" w:w="1669"/>
+            <w:tcMar>
+              <w:top w:type="dxa" w:w="40"/>
+              <w:left w:type="dxa" w:w="80"/>
+              <w:bottom w:type="dxa" w:w="40"/>
+              <w:right w:type="dxa" w:w="80"/>
+            </w:tcMar>
+          </w:tcPr>
+          <w:p>
+            <w:pPr>
+              <w:spacing w:line="240" w:lineRule="auto"/>
+            </w:pPr>
+            <w:r>
+              <w:rPr>
+                <w:b w:val="false"/>
+                <w:bCs w:val="false"/>
+                <w:sz w:val="20"/>
+                <w:szCs w:val="20"/>
+              </w:rPr>
+              <w:t xml:space="preserve">0.050 (0.033–0.067)</w:t>
+            </w:r>
+          </w:p>
+        </w:tc>
+        <w:tc>
+          <w:tcPr>
+            <w:tcW w:type="dxa" w:w="1719"/>
+            <w:tcMar>
+              <w:top w:type="dxa" w:w="40"/>
+              <w:left w:type="dxa" w:w="80"/>
+              <w:bottom w:type="dxa" w:w="40"/>
+              <w:right w:type="dxa" w:w="80"/>
+            </w:tcMar>
+          </w:tcPr>
+          <w:p>
+            <w:pPr>
+              <w:spacing w:line="240" w:lineRule="auto"/>
+            </w:pPr>
+            <w:r>
+              <w:rPr>
+                <w:b w:val="false"/>
+                <w:bCs w:val="false"/>
+                <w:sz w:val="20"/>
+                <w:szCs w:val="20"/>
+              </w:rPr>
+              <w:t xml:space="preserve">0.056 (0.031–0.086)</w:t>
             </w:r>
           </w:p>
         </w:tc>
@@ -12061,7 +13242,7 @@
         </w:trPr>
         <w:tc>
           <w:tcPr>
-            <w:tcW w:type="dxa" w:w="933"/>
+            <w:tcW w:type="dxa" w:w="676"/>
             <w:tcBorders>
               <w:bottom w:val="single" w:color="000000" w:sz="8"/>
             </w:tcBorders>
@@ -12089,7 +13270,7 @@
         </w:tc>
         <w:tc>
           <w:tcPr>
-            <w:tcW w:type="dxa" w:w="1120"/>
+            <w:tcW w:type="dxa" w:w="812"/>
             <w:tcBorders>
               <w:bottom w:val="single" w:color="000000" w:sz="8"/>
             </w:tcBorders>
@@ -12111,13 +13292,13 @@
                 <w:sz w:val="20"/>
                 <w:szCs w:val="20"/>
               </w:rPr>
-              <w:t xml:space="preserve">0.96</w:t>
-            </w:r>
-          </w:p>
-        </w:tc>
-        <w:tc>
-          <w:tcPr>
-            <w:tcW w:type="dxa" w:w="809"/>
+              <w:t xml:space="preserve">0.98</w:t>
+            </w:r>
+          </w:p>
+        </w:tc>
+        <w:tc>
+          <w:tcPr>
+            <w:tcW w:type="dxa" w:w="586"/>
             <w:tcBorders>
               <w:bottom w:val="single" w:color="000000" w:sz="8"/>
             </w:tcBorders>
@@ -12145,7 +13326,7 @@
         </w:tc>
         <w:tc>
           <w:tcPr>
-            <w:tcW w:type="dxa" w:w="1493"/>
+            <w:tcW w:type="dxa" w:w="1083"/>
             <w:tcBorders>
               <w:bottom w:val="single" w:color="000000" w:sz="8"/>
             </w:tcBorders>
@@ -12167,13 +13348,13 @@
                 <w:sz w:val="20"/>
                 <w:szCs w:val="20"/>
               </w:rPr>
-              <w:t xml:space="preserve">0.04</w:t>
-            </w:r>
-          </w:p>
-        </w:tc>
-        <w:tc>
-          <w:tcPr>
-            <w:tcW w:type="dxa" w:w="933"/>
+              <w:t xml:space="preserve">0.02</w:t>
+            </w:r>
+          </w:p>
+        </w:tc>
+        <w:tc>
+          <w:tcPr>
+            <w:tcW w:type="dxa" w:w="676"/>
             <w:tcBorders>
               <w:bottom w:val="single" w:color="000000" w:sz="8"/>
             </w:tcBorders>
@@ -12201,7 +13382,7 @@
         </w:tc>
         <w:tc>
           <w:tcPr>
-            <w:tcW w:type="dxa" w:w="2054"/>
+            <w:tcW w:type="dxa" w:w="1805"/>
             <w:tcBorders>
               <w:bottom w:val="single" w:color="000000" w:sz="8"/>
             </w:tcBorders>
@@ -12229,7 +13410,7 @@
         </w:tc>
         <w:tc>
           <w:tcPr>
-            <w:tcW w:type="dxa" w:w="1684"/>
+            <w:tcW w:type="dxa" w:w="1669"/>
             <w:tcBorders>
               <w:bottom w:val="single" w:color="000000" w:sz="8"/>
             </w:tcBorders>
@@ -12251,7 +13432,35 @@
                 <w:sz w:val="20"/>
                 <w:szCs w:val="20"/>
               </w:rPr>
-              <w:t xml:space="preserve">0.067 / 0.067</w:t>
+              <w:t xml:space="preserve">0.050 (0.033–0.067)</w:t>
+            </w:r>
+          </w:p>
+        </w:tc>
+        <w:tc>
+          <w:tcPr>
+            <w:tcW w:type="dxa" w:w="1719"/>
+            <w:tcBorders>
+              <w:bottom w:val="single" w:color="000000" w:sz="8"/>
+            </w:tcBorders>
+            <w:tcMar>
+              <w:top w:type="dxa" w:w="40"/>
+              <w:left w:type="dxa" w:w="80"/>
+              <w:bottom w:type="dxa" w:w="40"/>
+              <w:right w:type="dxa" w:w="80"/>
+            </w:tcMar>
+          </w:tcPr>
+          <w:p>
+            <w:pPr>
+              <w:spacing w:line="240" w:lineRule="auto"/>
+            </w:pPr>
+            <w:r>
+              <w:rPr>
+                <w:b w:val="false"/>
+                <w:bCs w:val="false"/>
+                <w:sz w:val="20"/>
+                <w:szCs w:val="20"/>
+              </w:rPr>
+              <w:t xml:space="preserve">0.050 (0.028–0.075)</w:t>
             </w:r>
           </w:p>
         </w:tc>
@@ -12264,7 +13473,17 @@
         <w:jc w:val="both"/>
       </w:pPr>
       <w:r>
-        <w:t xml:space="preserve">'Truly within' depends on the noise level because the margin is expressed in units of the analytical SD.</w:t>
+        <w:t xml:space="preserve">Type-I error: leave-one-corpus-out over 18 corpora (360 controls), corpus-bootstrap 95% interval; single corpora reached 0.15–0.25. Type-I errors of the nominal and previous thresholds are in Table S14.</w:t>
+      </w:r>
+    </w:p>
+    <w:p>
+      <w:pPr>
+        <w:keepNext w:val="false"/>
+        <w:spacing w:line="480" w:lineRule="auto"/>
+        <w:jc w:val="both"/>
+      </w:pPr>
+      <w:r>
+        <w:t xml:space="preserve">'Truly within' depends on the noise level because the margin is expressed in units of the analytical SD. For D5, the test uses D4n + solid Cr inventory; phase evidence is excluded from the test and contributes only to the precipitation-share estimate (§2.6).</w:t>
       </w:r>
     </w:p>
     <w:p>
@@ -12491,7 +13710,7 @@
           <w:sz w:val="22"/>
           <w:szCs w:val="22"/>
         </w:rPr>
-        <w:t xml:space="preserve"> Mechanism identifiability by measurement design (synthetic). (a) Laplace-posterior SD of the reduction share assuming the true model structure (median per bin; dotted: prior). (b) Detection rates of three model-free diagnostics; false-alarm rates in pure-adsorption controls are given in the legend. (c) Outcome of the adsorption-only test at 10% analytical noise and ε = 10% (rejected by the calibrated χ² test; equivalent within ε by the noncentral-χ² equivalence test; inconclusive), for studies with reduction share &gt; 0.3 (solid) and 5–30% (hatched). (d) Power of the calibrated rejection test against the true reduction share, by design.</w:t>
+        <w:t xml:space="preserve"> Mechanism identifiability by measurement design (synthetic). (a) Laplace-posterior SD of the reduction share assuming the true model structure (median per bin; dotted: prior). (b) Detection rates of three model-free diagnostics; false-alarm rates in pure-adsorption controls are given in the legend. (c) Outcome of the adsorption-only test at 10% analytical noise and ε = 10% (rejected by the χ² test at the conformal threshold of 360 negative controls; equivalent within ε by the noncentral-χ² equivalence test; inconclusive), for studies with reduction share &gt; 0.3 (solid) and 5–30% (hatched). (d) Power of the rejection test at the same threshold against the true reduction share, by design (dotted: 0.05).</w:t>
       </w:r>
     </w:p>
     <w:p>
@@ -12521,7 +13740,7 @@
         <w:jc w:val="both"/>
       </w:pPr>
       <w:r>
-        <w:t xml:space="preserve">Fig. 4 and Table 5 summarise 20 independent scenario-E corpora (30 studies, six families, 840 observations each). The Gaussian process was run on 3 corpora. The target is apparent Cr(VI) uptake. About 40 observations per corpus (4.8%) had negative apparent uptake and were censored at zero.</w:t>
+        <w:t xml:space="preserve">Fig. 4 and Table 6 summarise 20 independent scenario-E corpora (30 studies, six families, 840 observations each). The Gaussian process was run on 3 corpora. The target is apparent Cr(VI) uptake. About 40 observations per corpus (4.8%) had negative apparent uptake and were censored at zero.</w:t>
       </w:r>
     </w:p>
     <w:p>
@@ -13581,7 +14800,7 @@
           <w:sz w:val="22"/>
           <w:szCs w:val="22"/>
         </w:rPr>
-        <w:t xml:space="preserve">Table 5.</w:t>
+        <w:t xml:space="preserve">Table 6.</w:t>
       </w:r>
       <w:r>
         <w:rPr>
@@ -15089,7 +16308,7 @@
         <w:jc w:val="both"/>
       </w:pPr>
       <w:r>
-        <w:t xml:space="preserve">Table 6 and Fig. 6 report outer leave-one-study-out evaluations on 10 corpora: 300 test studies for Cr(VI) endpoints and 182 for total-Cr endpoints, which are measured only in Class A/B studies.</w:t>
+        <w:t xml:space="preserve">Table 7 and Fig. 6 report outer leave-one-study-out evaluations on 10 corpora: 300 test studies for Cr(VI) endpoints and 182 for total-Cr endpoints, which are measured only in Class A/B studies.</w:t>
       </w:r>
     </w:p>
     <w:p>
@@ -15272,7 +16491,7 @@
           <w:b/>
           <w:bCs/>
         </w:rPr>
-        <w:t xml:space="preserve">The exact split-conformal interval M2s behaved as its theorem predicts (Table 6b, Fig. 6).</w:t>
+        <w:t xml:space="preserve">The exact split-conformal interval M2s behaved as its theorem predicts (Table 7b, Fig. 6).</w:t>
       </w:r>
     </w:p>
     <w:p>
@@ -15386,7 +16605,7 @@
           <w:b/>
           <w:bCs/>
         </w:rPr>
-        <w:t xml:space="preserve">Table 6b.</w:t>
+        <w:t xml:space="preserve">Table 7b.</w:t>
       </w:r>
       <w:r>
         <w:t xml:space="preserve"> M2s, exact study-level split conformal: fraction of unseen studies with ≥ 90% within-study coverage (10 corpora, leave-one-study-out).</w:t>
@@ -16550,7 +17769,7 @@
         <w:t xml:space="preserve">Coverage is marginal over families, not conditional.</w:t>
       </w:r>
       <w:r>
-        <w:t xml:space="preserve"> For apparent uptake, M0 covered 0.77 of hydrochar observations (0.85 with M1, 0.91 with M2), compared with 0.96–0.99 for the other families. Under M2s, only 84% of hydrochar studies met the 90% within-study target, against 90–98% for the other families (Table S5). Study-level calibration does not repair heterogeneity between families.</w:t>
+        <w:t xml:space="preserve"> For apparent uptake, M0 covered 0.77 of hydrochar observations (0.85 with M1, 0.91 with M2), compared with 0.96–0.99 for the other families. Under M2s, only 84% of hydrochar studies (42 of 50; Wilson 95% interval 72–92%) met the 90% within-study target, against 90–98% for the other families (Table S5b; mean within-study coverage 0.95 against 0.97–0.995). With 50 test studies per family the intervals of the families overlap, so this is a tendency, not a demonstrated family effect; it is consistent with the M0–M1 results (Table S5) and with the guarantee being marginal, not family-conditional. Study-level calibration does not repair heterogeneity between families.</w:t>
       </w:r>
     </w:p>
     <w:p>
@@ -16566,7 +17785,7 @@
           <w:sz w:val="22"/>
           <w:szCs w:val="22"/>
         </w:rPr>
-        <w:t xml:space="preserve">Table 6.</w:t>
+        <w:t xml:space="preserve">Table 7.</w:t>
       </w:r>
       <w:r>
         <w:rPr>
@@ -19877,7 +21096,7 @@
         <w:t xml:space="preserve">Set-up.</w:t>
       </w:r>
       <w:r>
-        <w:t xml:space="preserve"> Of the 300 new materials per target (20 cohorts × 15), 169 (S1) and 181 (S2) could truly meet both limits somewhere on the design grid (Table 7, Fig. 7).</w:t>
+        <w:t xml:space="preserve"> Of the 300 new materials per target (20 cohorts × 15), 169 (S1) and 181 (S2) could truly meet both limits somewhere on the design grid (Table 8, Fig. 7).</w:t>
       </w:r>
     </w:p>
     <w:p>
@@ -20076,7 +21295,17 @@
         <w:spacing w:line="480" w:lineRule="auto"/>
       </w:pPr>
       <w:r>
-        <w:t xml:space="preserve">It accepted designs for 105 (S1) and 98 (S2) materials. Every accepted design complied in truth. No unsafe accepted design was observed in these simulated cohorts; the Wilson 95% upper bound on the unsafe rate is 1.3% of materials per target. This is an observed frequency, not a guarantee.</w:t>
+        <w:t xml:space="preserve">These designs were obtained with the </w:t>
+      </w:r>
+      <w:r>
+        <w:rPr>
+          <w:b/>
+          <w:bCs/>
+        </w:rPr>
+        <w:t xml:space="preserve">simple acceptance rule</w:t>
+      </w:r>
+      <w:r>
+        <w:t xml:space="preserve"> (duplicates; mean ≤ 90% of each limit), with one realised verification sequence per material.</w:t>
       </w:r>
     </w:p>
     <w:p>
@@ -20089,7 +21318,7 @@
         <w:spacing w:line="480" w:lineRule="auto"/>
       </w:pPr>
       <w:r>
-        <w:t xml:space="preserve">It found compliant designs for 62% (S1) and 54% (S2) of attainable materials, after a mean of 1.4–1.5 rounds.</w:t>
+        <w:t xml:space="preserve">It accepted designs for 105 (S1) and 98 (S2) of 300 materials per target. Every accepted design complied in truth: no unsafe accepted designs were observed in the simulated test cohorts.</w:t>
       </w:r>
     </w:p>
     <w:p>
@@ -20102,21 +21331,7 @@
         <w:spacing w:line="480" w:lineRule="auto"/>
       </w:pPr>
       <w:r>
-        <w:t xml:space="preserve">The median dose was twice the true minimum dose, which is the price of escalating on a coarse dose grid.</w:t>
-      </w:r>
-    </w:p>
-    <w:p>
-      <w:pPr>
-        <w:keepNext w:val="false"/>
-        <w:spacing w:line="480" w:lineRule="auto"/>
-        <w:jc w:val="both"/>
-      </w:pPr>
-      <w:r>
-        <w:rPr>
-          <w:b/>
-          <w:bCs/>
-        </w:rPr>
-        <w:t xml:space="preserve">Verification is a sequential decision, so its false-acceptance risk was evaluated explicitly (Table 7b, Fig. 7b,c).</w:t>
+        <w:t xml:space="preserve">The upper confidence bound depends on the denominator (Table 8c). Over all 300 materials per target, the Wilson 95% upper bound on the unsafe rate is 1.3%. Among accepted designs only (0/105 and 0/98), it is 3.5% (S1) and 3.8% (S2). These are observed frequencies, not guarantees.</w:t>
       </w:r>
     </w:p>
     <w:p>
@@ -20129,14 +21344,7 @@
         <w:spacing w:line="480" w:lineRule="auto"/>
       </w:pPr>
       <w:r>
-        <w:rPr>
-          <w:i/>
-          <w:iCs/>
-        </w:rPr>
-        <w:t xml:space="preserve">Simulation.</w:t>
-      </w:r>
-      <w:r>
-        <w:t xml:space="preserve"> For every material and target, 1,000 verification sequences were simulated, with up to four dose rounds and both endpoints measured each round. Each sequence drew a calibration bias and correlated replicate errors.</w:t>
+        <w:t xml:space="preserve">It found compliant designs for 62% (S1) and 54% (S2) of attainable materials, after a mean of 1.4–1.5 rounds.</w:t>
       </w:r>
     </w:p>
     <w:p>
@@ -20149,6 +21357,53 @@
         <w:spacing w:line="480" w:lineRule="auto"/>
       </w:pPr>
       <w:r>
+        <w:t xml:space="preserve">The median dose was twice the true minimum dose, which is the price of escalating on a coarse dose grid.</w:t>
+      </w:r>
+    </w:p>
+    <w:p>
+      <w:pPr>
+        <w:keepNext w:val="false"/>
+        <w:spacing w:line="480" w:lineRule="auto"/>
+        <w:jc w:val="both"/>
+      </w:pPr>
+      <w:r>
+        <w:rPr>
+          <w:b/>
+          <w:bCs/>
+        </w:rPr>
+        <w:t xml:space="preserve">Verification is a sequential decision, so its false-acceptance risk was evaluated explicitly (Table 8b, Fig. 7b,c).</w:t>
+      </w:r>
+    </w:p>
+    <w:p>
+      <w:pPr>
+        <w:pStyle w:val="ListParagraph"/>
+        <w:numPr>
+          <w:ilvl w:val="0"/>
+          <w:numId w:val="2"/>
+        </w:numPr>
+        <w:spacing w:line="480" w:lineRule="auto"/>
+      </w:pPr>
+      <w:r>
+        <w:rPr>
+          <w:i/>
+          <w:iCs/>
+        </w:rPr>
+        <w:t xml:space="preserve">Simulation.</w:t>
+      </w:r>
+      <w:r>
+        <w:t xml:space="preserve"> An independent cohort of 300 new materials per target was drawn from the same hyper-priors as the design cohort (20 training corpora × 15 materials; the material draws differ from those of the design stage). For every material, target and rule, 1,000 verification sequences were simulated, with up to four dose rounds and both endpoints measured each round. Each sequence drew a calibration bias and correlated replicate errors.</w:t>
+      </w:r>
+    </w:p>
+    <w:p>
+      <w:pPr>
+        <w:pStyle w:val="ListParagraph"/>
+        <w:numPr>
+          <w:ilvl w:val="0"/>
+          <w:numId w:val="2"/>
+        </w:numPr>
+        <w:spacing w:line="480" w:lineRule="auto"/>
+      </w:pPr>
+      <w:r>
         <w:rPr>
           <w:i/>
           <w:iCs/>
@@ -20222,7 +21477,7 @@
         <w:t xml:space="preserve">Operating characteristic.</w:t>
       </w:r>
       <w:r>
-        <w:t xml:space="preserve"> Because these averages depend on how close true concentrations sit to the limits, Table 7b gives the acceptance probability over four rounds for a design whose true concentrations stay at a fixed ratio to both limits:</w:t>
+        <w:t xml:space="preserve"> Because these averages depend on how close true concentrations sit to the limits, Table 8b gives the acceptance probability over four rounds for a design whose true concentrations stay at a fixed ratio to both limits:</w:t>
       </w:r>
     </w:p>
     <w:tbl>
@@ -20625,7 +21880,7 @@
           <w:b/>
           <w:bCs/>
         </w:rPr>
-        <w:t xml:space="preserve">Table 7b.</w:t>
+        <w:t xml:space="preserve">Table 8b.</w:t>
       </w:r>
       <w:r>
         <w:t xml:space="preserve"> Sequential verification: probability of accepting a non-compliant design (1,000 simulated sequences per material; 300 materials per target).</w:t>
@@ -21973,6 +23228,1364 @@
           <w:b/>
           <w:bCs/>
         </w:rPr>
+        <w:t xml:space="preserve">Table 8c.</w:t>
+      </w:r>
+      <w:r>
+        <w:t xml:space="preserve"> Accepted designs and unsafe acceptances by rule, with explicit denominators (synthetic; 300 materials per target in each cohort). Design cohort: one realised sequence per material; verification cohort: expected numbers over 1,000 sequences per material (shared calibration bias).</w:t>
+      </w:r>
+    </w:p>
+    <w:tbl>
+      <w:tblPr>
+        <w:tblW w:type="dxa" w:w="9026"/>
+        <w:tblBorders>
+          <w:top w:val="single" w:color="000000" w:sz="8"/>
+          <w:left w:val="none" w:color="FFFFFF" w:sz="0"/>
+          <w:bottom w:val="single" w:color="000000" w:sz="8"/>
+          <w:right w:val="none" w:color="FFFFFF" w:sz="0"/>
+          <w:insideH w:val="none" w:color="FFFFFF" w:sz="0"/>
+          <w:insideV w:val="none" w:color="FFFFFF" w:sz="0"/>
+        </w:tblBorders>
+      </w:tblPr>
+      <w:tblGrid>
+        <w:gridCol w:w="766"/>
+        <w:gridCol w:w="766"/>
+        <w:gridCol w:w="943"/>
+        <w:gridCol w:w="943"/>
+        <w:gridCol w:w="884"/>
+        <w:gridCol w:w="2359"/>
+        <w:gridCol w:w="2365"/>
+      </w:tblGrid>
+      <w:tr>
+        <w:trPr>
+          <w:tblHeader/>
+        </w:trPr>
+        <w:tc>
+          <w:tcPr>
+            <w:tcW w:type="dxa" w:w="766"/>
+            <w:tcBorders>
+              <w:top w:val="single" w:color="000000" w:sz="8"/>
+              <w:bottom w:val="single" w:color="000000" w:sz="8"/>
+            </w:tcBorders>
+            <w:tcMar>
+              <w:top w:type="dxa" w:w="40"/>
+              <w:left w:type="dxa" w:w="80"/>
+              <w:bottom w:type="dxa" w:w="40"/>
+              <w:right w:type="dxa" w:w="80"/>
+            </w:tcMar>
+          </w:tcPr>
+          <w:p>
+            <w:pPr>
+              <w:spacing w:line="240" w:lineRule="auto"/>
+            </w:pPr>
+            <w:r>
+              <w:rPr>
+                <w:b/>
+                <w:bCs/>
+                <w:sz w:val="20"/>
+                <w:szCs w:val="20"/>
+              </w:rPr>
+              <w:t xml:space="preserve">Cohort</w:t>
+            </w:r>
+          </w:p>
+        </w:tc>
+        <w:tc>
+          <w:tcPr>
+            <w:tcW w:type="dxa" w:w="766"/>
+            <w:tcBorders>
+              <w:top w:val="single" w:color="000000" w:sz="8"/>
+              <w:bottom w:val="single" w:color="000000" w:sz="8"/>
+            </w:tcBorders>
+            <w:tcMar>
+              <w:top w:type="dxa" w:w="40"/>
+              <w:left w:type="dxa" w:w="80"/>
+              <w:bottom w:type="dxa" w:w="40"/>
+              <w:right w:type="dxa" w:w="80"/>
+            </w:tcMar>
+          </w:tcPr>
+          <w:p>
+            <w:pPr>
+              <w:spacing w:line="240" w:lineRule="auto"/>
+            </w:pPr>
+            <w:r>
+              <w:rPr>
+                <w:b/>
+                <w:bCs/>
+                <w:sz w:val="20"/>
+                <w:szCs w:val="20"/>
+              </w:rPr>
+              <w:t xml:space="preserve">Target</w:t>
+            </w:r>
+          </w:p>
+        </w:tc>
+        <w:tc>
+          <w:tcPr>
+            <w:tcW w:type="dxa" w:w="943"/>
+            <w:tcBorders>
+              <w:top w:val="single" w:color="000000" w:sz="8"/>
+              <w:bottom w:val="single" w:color="000000" w:sz="8"/>
+            </w:tcBorders>
+            <w:tcMar>
+              <w:top w:type="dxa" w:w="40"/>
+              <w:left w:type="dxa" w:w="80"/>
+              <w:bottom w:type="dxa" w:w="40"/>
+              <w:right w:type="dxa" w:w="80"/>
+            </w:tcMar>
+          </w:tcPr>
+          <w:p>
+            <w:pPr>
+              <w:spacing w:line="240" w:lineRule="auto"/>
+            </w:pPr>
+            <w:r>
+              <w:rPr>
+                <w:b/>
+                <w:bCs/>
+                <w:sz w:val="20"/>
+                <w:szCs w:val="20"/>
+              </w:rPr>
+              <w:t xml:space="preserve">Rule</w:t>
+            </w:r>
+          </w:p>
+        </w:tc>
+        <w:tc>
+          <w:tcPr>
+            <w:tcW w:type="dxa" w:w="943"/>
+            <w:tcBorders>
+              <w:top w:val="single" w:color="000000" w:sz="8"/>
+              <w:bottom w:val="single" w:color="000000" w:sz="8"/>
+            </w:tcBorders>
+            <w:tcMar>
+              <w:top w:type="dxa" w:w="40"/>
+              <w:left w:type="dxa" w:w="80"/>
+              <w:bottom w:type="dxa" w:w="40"/>
+              <w:right w:type="dxa" w:w="80"/>
+            </w:tcMar>
+          </w:tcPr>
+          <w:p>
+            <w:pPr>
+              <w:spacing w:line="240" w:lineRule="auto"/>
+            </w:pPr>
+            <w:r>
+              <w:rPr>
+                <w:b/>
+                <w:bCs/>
+                <w:sz w:val="20"/>
+                <w:szCs w:val="20"/>
+              </w:rPr>
+              <w:t xml:space="preserve">Accepted designs</w:t>
+            </w:r>
+          </w:p>
+        </w:tc>
+        <w:tc>
+          <w:tcPr>
+            <w:tcW w:type="dxa" w:w="884"/>
+            <w:tcBorders>
+              <w:top w:val="single" w:color="000000" w:sz="8"/>
+              <w:bottom w:val="single" w:color="000000" w:sz="8"/>
+            </w:tcBorders>
+            <w:tcMar>
+              <w:top w:type="dxa" w:w="40"/>
+              <w:left w:type="dxa" w:w="80"/>
+              <w:bottom w:type="dxa" w:w="40"/>
+              <w:right w:type="dxa" w:w="80"/>
+            </w:tcMar>
+          </w:tcPr>
+          <w:p>
+            <w:pPr>
+              <w:spacing w:line="240" w:lineRule="auto"/>
+            </w:pPr>
+            <w:r>
+              <w:rPr>
+                <w:b/>
+                <w:bCs/>
+                <w:sz w:val="20"/>
+                <w:szCs w:val="20"/>
+              </w:rPr>
+              <w:t xml:space="preserve">Unsafe accepted</w:t>
+            </w:r>
+          </w:p>
+        </w:tc>
+        <w:tc>
+          <w:tcPr>
+            <w:tcW w:type="dxa" w:w="2359"/>
+            <w:tcBorders>
+              <w:top w:val="single" w:color="000000" w:sz="8"/>
+              <w:bottom w:val="single" w:color="000000" w:sz="8"/>
+            </w:tcBorders>
+            <w:tcMar>
+              <w:top w:type="dxa" w:w="40"/>
+              <w:left w:type="dxa" w:w="80"/>
+              <w:bottom w:type="dxa" w:w="40"/>
+              <w:right w:type="dxa" w:w="80"/>
+            </w:tcMar>
+          </w:tcPr>
+          <w:p>
+            <w:pPr>
+              <w:spacing w:line="240" w:lineRule="auto"/>
+            </w:pPr>
+            <w:r>
+              <w:rPr>
+                <w:b/>
+                <w:bCs/>
+                <w:sz w:val="20"/>
+                <w:szCs w:val="20"/>
+              </w:rPr>
+              <w:t xml:space="preserve">Unsafe rate, all materials (Wilson 95% upper)</w:t>
+            </w:r>
+          </w:p>
+        </w:tc>
+        <w:tc>
+          <w:tcPr>
+            <w:tcW w:type="dxa" w:w="2365"/>
+            <w:tcBorders>
+              <w:top w:val="single" w:color="000000" w:sz="8"/>
+              <w:bottom w:val="single" w:color="000000" w:sz="8"/>
+            </w:tcBorders>
+            <w:tcMar>
+              <w:top w:type="dxa" w:w="40"/>
+              <w:left w:type="dxa" w:w="80"/>
+              <w:bottom w:type="dxa" w:w="40"/>
+              <w:right w:type="dxa" w:w="80"/>
+            </w:tcMar>
+          </w:tcPr>
+          <w:p>
+            <w:pPr>
+              <w:spacing w:line="240" w:lineRule="auto"/>
+            </w:pPr>
+            <w:r>
+              <w:rPr>
+                <w:b/>
+                <w:bCs/>
+                <w:sz w:val="20"/>
+                <w:szCs w:val="20"/>
+              </w:rPr>
+              <w:t xml:space="preserve">Unsafe rate among accepted (Wilson 95% upper)</w:t>
+            </w:r>
+          </w:p>
+        </w:tc>
+      </w:tr>
+      <w:tr>
+        <w:trPr>
+          <w:tblHeader w:val="false"/>
+        </w:trPr>
+        <w:tc>
+          <w:tcPr>
+            <w:tcW w:type="dxa" w:w="766"/>
+            <w:tcMar>
+              <w:top w:type="dxa" w:w="40"/>
+              <w:left w:type="dxa" w:w="80"/>
+              <w:bottom w:type="dxa" w:w="40"/>
+              <w:right w:type="dxa" w:w="80"/>
+            </w:tcMar>
+          </w:tcPr>
+          <w:p>
+            <w:pPr>
+              <w:spacing w:line="240" w:lineRule="auto"/>
+            </w:pPr>
+            <w:r>
+              <w:rPr>
+                <w:b w:val="false"/>
+                <w:bCs w:val="false"/>
+                <w:sz w:val="20"/>
+                <w:szCs w:val="20"/>
+              </w:rPr>
+              <w:t xml:space="preserve">Design</w:t>
+            </w:r>
+          </w:p>
+        </w:tc>
+        <w:tc>
+          <w:tcPr>
+            <w:tcW w:type="dxa" w:w="766"/>
+            <w:tcMar>
+              <w:top w:type="dxa" w:w="40"/>
+              <w:left w:type="dxa" w:w="80"/>
+              <w:bottom w:type="dxa" w:w="40"/>
+              <w:right w:type="dxa" w:w="80"/>
+            </w:tcMar>
+          </w:tcPr>
+          <w:p>
+            <w:pPr>
+              <w:spacing w:line="240" w:lineRule="auto"/>
+            </w:pPr>
+            <w:r>
+              <w:rPr>
+                <w:b w:val="false"/>
+                <w:bCs w:val="false"/>
+                <w:sz w:val="20"/>
+                <w:szCs w:val="20"/>
+              </w:rPr>
+              <w:t xml:space="preserve">S1</w:t>
+            </w:r>
+          </w:p>
+        </w:tc>
+        <w:tc>
+          <w:tcPr>
+            <w:tcW w:type="dxa" w:w="943"/>
+            <w:tcMar>
+              <w:top w:type="dxa" w:w="40"/>
+              <w:left w:type="dxa" w:w="80"/>
+              <w:bottom w:type="dxa" w:w="40"/>
+              <w:right w:type="dxa" w:w="80"/>
+            </w:tcMar>
+          </w:tcPr>
+          <w:p>
+            <w:pPr>
+              <w:spacing w:line="240" w:lineRule="auto"/>
+            </w:pPr>
+            <w:r>
+              <w:rPr>
+                <w:b w:val="false"/>
+                <w:bCs w:val="false"/>
+                <w:sz w:val="20"/>
+                <w:szCs w:val="20"/>
+              </w:rPr>
+              <w:t xml:space="preserve">simple</w:t>
+            </w:r>
+          </w:p>
+        </w:tc>
+        <w:tc>
+          <w:tcPr>
+            <w:tcW w:type="dxa" w:w="943"/>
+            <w:tcMar>
+              <w:top w:type="dxa" w:w="40"/>
+              <w:left w:type="dxa" w:w="80"/>
+              <w:bottom w:type="dxa" w:w="40"/>
+              <w:right w:type="dxa" w:w="80"/>
+            </w:tcMar>
+          </w:tcPr>
+          <w:p>
+            <w:pPr>
+              <w:spacing w:line="240" w:lineRule="auto"/>
+            </w:pPr>
+            <w:r>
+              <w:rPr>
+                <w:b w:val="false"/>
+                <w:bCs w:val="false"/>
+                <w:sz w:val="20"/>
+                <w:szCs w:val="20"/>
+              </w:rPr>
+              <w:t xml:space="preserve">105</w:t>
+            </w:r>
+          </w:p>
+        </w:tc>
+        <w:tc>
+          <w:tcPr>
+            <w:tcW w:type="dxa" w:w="884"/>
+            <w:tcMar>
+              <w:top w:type="dxa" w:w="40"/>
+              <w:left w:type="dxa" w:w="80"/>
+              <w:bottom w:type="dxa" w:w="40"/>
+              <w:right w:type="dxa" w:w="80"/>
+            </w:tcMar>
+          </w:tcPr>
+          <w:p>
+            <w:pPr>
+              <w:spacing w:line="240" w:lineRule="auto"/>
+            </w:pPr>
+            <w:r>
+              <w:rPr>
+                <w:b w:val="false"/>
+                <w:bCs w:val="false"/>
+                <w:sz w:val="20"/>
+                <w:szCs w:val="20"/>
+              </w:rPr>
+              <w:t xml:space="preserve">0</w:t>
+            </w:r>
+          </w:p>
+        </w:tc>
+        <w:tc>
+          <w:tcPr>
+            <w:tcW w:type="dxa" w:w="2359"/>
+            <w:tcMar>
+              <w:top w:type="dxa" w:w="40"/>
+              <w:left w:type="dxa" w:w="80"/>
+              <w:bottom w:type="dxa" w:w="40"/>
+              <w:right w:type="dxa" w:w="80"/>
+            </w:tcMar>
+          </w:tcPr>
+          <w:p>
+            <w:pPr>
+              <w:spacing w:line="240" w:lineRule="auto"/>
+            </w:pPr>
+            <w:r>
+              <w:rPr>
+                <w:b w:val="false"/>
+                <w:bCs w:val="false"/>
+                <w:sz w:val="20"/>
+                <w:szCs w:val="20"/>
+              </w:rPr>
+              <w:t xml:space="preserve">0/300 (1.3%)</w:t>
+            </w:r>
+          </w:p>
+        </w:tc>
+        <w:tc>
+          <w:tcPr>
+            <w:tcW w:type="dxa" w:w="2365"/>
+            <w:tcMar>
+              <w:top w:type="dxa" w:w="40"/>
+              <w:left w:type="dxa" w:w="80"/>
+              <w:bottom w:type="dxa" w:w="40"/>
+              <w:right w:type="dxa" w:w="80"/>
+            </w:tcMar>
+          </w:tcPr>
+          <w:p>
+            <w:pPr>
+              <w:spacing w:line="240" w:lineRule="auto"/>
+            </w:pPr>
+            <w:r>
+              <w:rPr>
+                <w:b w:val="false"/>
+                <w:bCs w:val="false"/>
+                <w:sz w:val="20"/>
+                <w:szCs w:val="20"/>
+              </w:rPr>
+              <w:t xml:space="preserve">0/105 (3.5%)</w:t>
+            </w:r>
+          </w:p>
+        </w:tc>
+      </w:tr>
+      <w:tr>
+        <w:trPr>
+          <w:tblHeader w:val="false"/>
+        </w:trPr>
+        <w:tc>
+          <w:tcPr>
+            <w:tcW w:type="dxa" w:w="766"/>
+            <w:tcMar>
+              <w:top w:type="dxa" w:w="40"/>
+              <w:left w:type="dxa" w:w="80"/>
+              <w:bottom w:type="dxa" w:w="40"/>
+              <w:right w:type="dxa" w:w="80"/>
+            </w:tcMar>
+          </w:tcPr>
+          <w:p>
+            <w:pPr>
+              <w:spacing w:line="240" w:lineRule="auto"/>
+            </w:pPr>
+            <w:r>
+              <w:rPr>
+                <w:b w:val="false"/>
+                <w:bCs w:val="false"/>
+                <w:sz w:val="20"/>
+                <w:szCs w:val="20"/>
+              </w:rPr>
+              <w:t xml:space="preserve">Design</w:t>
+            </w:r>
+          </w:p>
+        </w:tc>
+        <w:tc>
+          <w:tcPr>
+            <w:tcW w:type="dxa" w:w="766"/>
+            <w:tcMar>
+              <w:top w:type="dxa" w:w="40"/>
+              <w:left w:type="dxa" w:w="80"/>
+              <w:bottom w:type="dxa" w:w="40"/>
+              <w:right w:type="dxa" w:w="80"/>
+            </w:tcMar>
+          </w:tcPr>
+          <w:p>
+            <w:pPr>
+              <w:spacing w:line="240" w:lineRule="auto"/>
+            </w:pPr>
+            <w:r>
+              <w:rPr>
+                <w:b w:val="false"/>
+                <w:bCs w:val="false"/>
+                <w:sz w:val="20"/>
+                <w:szCs w:val="20"/>
+              </w:rPr>
+              <w:t xml:space="preserve">S2</w:t>
+            </w:r>
+          </w:p>
+        </w:tc>
+        <w:tc>
+          <w:tcPr>
+            <w:tcW w:type="dxa" w:w="943"/>
+            <w:tcMar>
+              <w:top w:type="dxa" w:w="40"/>
+              <w:left w:type="dxa" w:w="80"/>
+              <w:bottom w:type="dxa" w:w="40"/>
+              <w:right w:type="dxa" w:w="80"/>
+            </w:tcMar>
+          </w:tcPr>
+          <w:p>
+            <w:pPr>
+              <w:spacing w:line="240" w:lineRule="auto"/>
+            </w:pPr>
+            <w:r>
+              <w:rPr>
+                <w:b w:val="false"/>
+                <w:bCs w:val="false"/>
+                <w:sz w:val="20"/>
+                <w:szCs w:val="20"/>
+              </w:rPr>
+              <w:t xml:space="preserve">simple</w:t>
+            </w:r>
+          </w:p>
+        </w:tc>
+        <w:tc>
+          <w:tcPr>
+            <w:tcW w:type="dxa" w:w="943"/>
+            <w:tcMar>
+              <w:top w:type="dxa" w:w="40"/>
+              <w:left w:type="dxa" w:w="80"/>
+              <w:bottom w:type="dxa" w:w="40"/>
+              <w:right w:type="dxa" w:w="80"/>
+            </w:tcMar>
+          </w:tcPr>
+          <w:p>
+            <w:pPr>
+              <w:spacing w:line="240" w:lineRule="auto"/>
+            </w:pPr>
+            <w:r>
+              <w:rPr>
+                <w:b w:val="false"/>
+                <w:bCs w:val="false"/>
+                <w:sz w:val="20"/>
+                <w:szCs w:val="20"/>
+              </w:rPr>
+              <w:t xml:space="preserve">98</w:t>
+            </w:r>
+          </w:p>
+        </w:tc>
+        <w:tc>
+          <w:tcPr>
+            <w:tcW w:type="dxa" w:w="884"/>
+            <w:tcMar>
+              <w:top w:type="dxa" w:w="40"/>
+              <w:left w:type="dxa" w:w="80"/>
+              <w:bottom w:type="dxa" w:w="40"/>
+              <w:right w:type="dxa" w:w="80"/>
+            </w:tcMar>
+          </w:tcPr>
+          <w:p>
+            <w:pPr>
+              <w:spacing w:line="240" w:lineRule="auto"/>
+            </w:pPr>
+            <w:r>
+              <w:rPr>
+                <w:b w:val="false"/>
+                <w:bCs w:val="false"/>
+                <w:sz w:val="20"/>
+                <w:szCs w:val="20"/>
+              </w:rPr>
+              <w:t xml:space="preserve">0</w:t>
+            </w:r>
+          </w:p>
+        </w:tc>
+        <w:tc>
+          <w:tcPr>
+            <w:tcW w:type="dxa" w:w="2359"/>
+            <w:tcMar>
+              <w:top w:type="dxa" w:w="40"/>
+              <w:left w:type="dxa" w:w="80"/>
+              <w:bottom w:type="dxa" w:w="40"/>
+              <w:right w:type="dxa" w:w="80"/>
+            </w:tcMar>
+          </w:tcPr>
+          <w:p>
+            <w:pPr>
+              <w:spacing w:line="240" w:lineRule="auto"/>
+            </w:pPr>
+            <w:r>
+              <w:rPr>
+                <w:b w:val="false"/>
+                <w:bCs w:val="false"/>
+                <w:sz w:val="20"/>
+                <w:szCs w:val="20"/>
+              </w:rPr>
+              <w:t xml:space="preserve">0/300 (1.3%)</w:t>
+            </w:r>
+          </w:p>
+        </w:tc>
+        <w:tc>
+          <w:tcPr>
+            <w:tcW w:type="dxa" w:w="2365"/>
+            <w:tcMar>
+              <w:top w:type="dxa" w:w="40"/>
+              <w:left w:type="dxa" w:w="80"/>
+              <w:bottom w:type="dxa" w:w="40"/>
+              <w:right w:type="dxa" w:w="80"/>
+            </w:tcMar>
+          </w:tcPr>
+          <w:p>
+            <w:pPr>
+              <w:spacing w:line="240" w:lineRule="auto"/>
+            </w:pPr>
+            <w:r>
+              <w:rPr>
+                <w:b w:val="false"/>
+                <w:bCs w:val="false"/>
+                <w:sz w:val="20"/>
+                <w:szCs w:val="20"/>
+              </w:rPr>
+              <w:t xml:space="preserve">0/98 (3.8%)</w:t>
+            </w:r>
+          </w:p>
+        </w:tc>
+      </w:tr>
+      <w:tr>
+        <w:trPr>
+          <w:tblHeader w:val="false"/>
+        </w:trPr>
+        <w:tc>
+          <w:tcPr>
+            <w:tcW w:type="dxa" w:w="766"/>
+            <w:tcMar>
+              <w:top w:type="dxa" w:w="40"/>
+              <w:left w:type="dxa" w:w="80"/>
+              <w:bottom w:type="dxa" w:w="40"/>
+              <w:right w:type="dxa" w:w="80"/>
+            </w:tcMar>
+          </w:tcPr>
+          <w:p>
+            <w:pPr>
+              <w:spacing w:line="240" w:lineRule="auto"/>
+            </w:pPr>
+            <w:r>
+              <w:rPr>
+                <w:b w:val="false"/>
+                <w:bCs w:val="false"/>
+                <w:sz w:val="20"/>
+                <w:szCs w:val="20"/>
+              </w:rPr>
+              <w:t xml:space="preserve">Verification</w:t>
+            </w:r>
+          </w:p>
+        </w:tc>
+        <w:tc>
+          <w:tcPr>
+            <w:tcW w:type="dxa" w:w="766"/>
+            <w:tcMar>
+              <w:top w:type="dxa" w:w="40"/>
+              <w:left w:type="dxa" w:w="80"/>
+              <w:bottom w:type="dxa" w:w="40"/>
+              <w:right w:type="dxa" w:w="80"/>
+            </w:tcMar>
+          </w:tcPr>
+          <w:p>
+            <w:pPr>
+              <w:spacing w:line="240" w:lineRule="auto"/>
+            </w:pPr>
+            <w:r>
+              <w:rPr>
+                <w:b w:val="false"/>
+                <w:bCs w:val="false"/>
+                <w:sz w:val="20"/>
+                <w:szCs w:val="20"/>
+              </w:rPr>
+              <w:t xml:space="preserve">S1</w:t>
+            </w:r>
+          </w:p>
+        </w:tc>
+        <w:tc>
+          <w:tcPr>
+            <w:tcW w:type="dxa" w:w="943"/>
+            <w:tcMar>
+              <w:top w:type="dxa" w:w="40"/>
+              <w:left w:type="dxa" w:w="80"/>
+              <w:bottom w:type="dxa" w:w="40"/>
+              <w:right w:type="dxa" w:w="80"/>
+            </w:tcMar>
+          </w:tcPr>
+          <w:p>
+            <w:pPr>
+              <w:spacing w:line="240" w:lineRule="auto"/>
+            </w:pPr>
+            <w:r>
+              <w:rPr>
+                <w:b w:val="false"/>
+                <w:bCs w:val="false"/>
+                <w:sz w:val="20"/>
+                <w:szCs w:val="20"/>
+              </w:rPr>
+              <w:t xml:space="preserve">simple</w:t>
+            </w:r>
+          </w:p>
+        </w:tc>
+        <w:tc>
+          <w:tcPr>
+            <w:tcW w:type="dxa" w:w="943"/>
+            <w:tcMar>
+              <w:top w:type="dxa" w:w="40"/>
+              <w:left w:type="dxa" w:w="80"/>
+              <w:bottom w:type="dxa" w:w="40"/>
+              <w:right w:type="dxa" w:w="80"/>
+            </w:tcMar>
+          </w:tcPr>
+          <w:p>
+            <w:pPr>
+              <w:spacing w:line="240" w:lineRule="auto"/>
+            </w:pPr>
+            <w:r>
+              <w:rPr>
+                <w:b w:val="false"/>
+                <w:bCs w:val="false"/>
+                <w:sz w:val="20"/>
+                <w:szCs w:val="20"/>
+              </w:rPr>
+              <w:t xml:space="preserve">82.5</w:t>
+            </w:r>
+          </w:p>
+        </w:tc>
+        <w:tc>
+          <w:tcPr>
+            <w:tcW w:type="dxa" w:w="884"/>
+            <w:tcMar>
+              <w:top w:type="dxa" w:w="40"/>
+              <w:left w:type="dxa" w:w="80"/>
+              <w:bottom w:type="dxa" w:w="40"/>
+              <w:right w:type="dxa" w:w="80"/>
+            </w:tcMar>
+          </w:tcPr>
+          <w:p>
+            <w:pPr>
+              <w:spacing w:line="240" w:lineRule="auto"/>
+            </w:pPr>
+            <w:r>
+              <w:rPr>
+                <w:b w:val="false"/>
+                <w:bCs w:val="false"/>
+                <w:sz w:val="20"/>
+                <w:szCs w:val="20"/>
+              </w:rPr>
+              <w:t xml:space="preserve">0.018</w:t>
+            </w:r>
+          </w:p>
+        </w:tc>
+        <w:tc>
+          <w:tcPr>
+            <w:tcW w:type="dxa" w:w="2359"/>
+            <w:tcMar>
+              <w:top w:type="dxa" w:w="40"/>
+              <w:left w:type="dxa" w:w="80"/>
+              <w:bottom w:type="dxa" w:w="40"/>
+              <w:right w:type="dxa" w:w="80"/>
+            </w:tcMar>
+          </w:tcPr>
+          <w:p>
+            <w:pPr>
+              <w:spacing w:line="240" w:lineRule="auto"/>
+            </w:pPr>
+            <w:r>
+              <w:rPr>
+                <w:b w:val="false"/>
+                <w:bCs w:val="false"/>
+                <w:sz w:val="20"/>
+                <w:szCs w:val="20"/>
+              </w:rPr>
+              <w:t xml:space="preserve">0.006%</w:t>
+            </w:r>
+          </w:p>
+        </w:tc>
+        <w:tc>
+          <w:tcPr>
+            <w:tcW w:type="dxa" w:w="2365"/>
+            <w:tcMar>
+              <w:top w:type="dxa" w:w="40"/>
+              <w:left w:type="dxa" w:w="80"/>
+              <w:bottom w:type="dxa" w:w="40"/>
+              <w:right w:type="dxa" w:w="80"/>
+            </w:tcMar>
+          </w:tcPr>
+          <w:p>
+            <w:pPr>
+              <w:spacing w:line="240" w:lineRule="auto"/>
+            </w:pPr>
+            <w:r>
+              <w:rPr>
+                <w:b w:val="false"/>
+                <w:bCs w:val="false"/>
+                <w:sz w:val="20"/>
+                <w:szCs w:val="20"/>
+              </w:rPr>
+              <w:t xml:space="preserve">0.022%</w:t>
+            </w:r>
+          </w:p>
+        </w:tc>
+      </w:tr>
+      <w:tr>
+        <w:trPr>
+          <w:tblHeader w:val="false"/>
+        </w:trPr>
+        <w:tc>
+          <w:tcPr>
+            <w:tcW w:type="dxa" w:w="766"/>
+            <w:tcMar>
+              <w:top w:type="dxa" w:w="40"/>
+              <w:left w:type="dxa" w:w="80"/>
+              <w:bottom w:type="dxa" w:w="40"/>
+              <w:right w:type="dxa" w:w="80"/>
+            </w:tcMar>
+          </w:tcPr>
+          <w:p>
+            <w:pPr>
+              <w:spacing w:line="240" w:lineRule="auto"/>
+            </w:pPr>
+            <w:r>
+              <w:rPr>
+                <w:b w:val="false"/>
+                <w:bCs w:val="false"/>
+                <w:sz w:val="20"/>
+                <w:szCs w:val="20"/>
+              </w:rPr>
+              <w:t xml:space="preserve">Verification</w:t>
+            </w:r>
+          </w:p>
+        </w:tc>
+        <w:tc>
+          <w:tcPr>
+            <w:tcW w:type="dxa" w:w="766"/>
+            <w:tcMar>
+              <w:top w:type="dxa" w:w="40"/>
+              <w:left w:type="dxa" w:w="80"/>
+              <w:bottom w:type="dxa" w:w="40"/>
+              <w:right w:type="dxa" w:w="80"/>
+            </w:tcMar>
+          </w:tcPr>
+          <w:p>
+            <w:pPr>
+              <w:spacing w:line="240" w:lineRule="auto"/>
+            </w:pPr>
+            <w:r>
+              <w:rPr>
+                <w:b w:val="false"/>
+                <w:bCs w:val="false"/>
+                <w:sz w:val="20"/>
+                <w:szCs w:val="20"/>
+              </w:rPr>
+              <w:t xml:space="preserve">S1</w:t>
+            </w:r>
+          </w:p>
+        </w:tc>
+        <w:tc>
+          <w:tcPr>
+            <w:tcW w:type="dxa" w:w="943"/>
+            <w:tcMar>
+              <w:top w:type="dxa" w:w="40"/>
+              <w:left w:type="dxa" w:w="80"/>
+              <w:bottom w:type="dxa" w:w="40"/>
+              <w:right w:type="dxa" w:w="80"/>
+            </w:tcMar>
+          </w:tcPr>
+          <w:p>
+            <w:pPr>
+              <w:spacing w:line="240" w:lineRule="auto"/>
+            </w:pPr>
+            <w:r>
+              <w:rPr>
+                <w:b w:val="false"/>
+                <w:bCs w:val="false"/>
+                <w:sz w:val="20"/>
+                <w:szCs w:val="20"/>
+              </w:rPr>
+              <w:t xml:space="preserve">error-controlled</w:t>
+            </w:r>
+          </w:p>
+        </w:tc>
+        <w:tc>
+          <w:tcPr>
+            <w:tcW w:type="dxa" w:w="943"/>
+            <w:tcMar>
+              <w:top w:type="dxa" w:w="40"/>
+              <w:left w:type="dxa" w:w="80"/>
+              <w:bottom w:type="dxa" w:w="40"/>
+              <w:right w:type="dxa" w:w="80"/>
+            </w:tcMar>
+          </w:tcPr>
+          <w:p>
+            <w:pPr>
+              <w:spacing w:line="240" w:lineRule="auto"/>
+            </w:pPr>
+            <w:r>
+              <w:rPr>
+                <w:b w:val="false"/>
+                <w:bCs w:val="false"/>
+                <w:sz w:val="20"/>
+                <w:szCs w:val="20"/>
+              </w:rPr>
+              <w:t xml:space="preserve">81.6</w:t>
+            </w:r>
+          </w:p>
+        </w:tc>
+        <w:tc>
+          <w:tcPr>
+            <w:tcW w:type="dxa" w:w="884"/>
+            <w:tcMar>
+              <w:top w:type="dxa" w:w="40"/>
+              <w:left w:type="dxa" w:w="80"/>
+              <w:bottom w:type="dxa" w:w="40"/>
+              <w:right w:type="dxa" w:w="80"/>
+            </w:tcMar>
+          </w:tcPr>
+          <w:p>
+            <w:pPr>
+              <w:spacing w:line="240" w:lineRule="auto"/>
+            </w:pPr>
+            <w:r>
+              <w:rPr>
+                <w:b w:val="false"/>
+                <w:bCs w:val="false"/>
+                <w:sz w:val="20"/>
+                <w:szCs w:val="20"/>
+              </w:rPr>
+              <w:t xml:space="preserve">0.002</w:t>
+            </w:r>
+          </w:p>
+        </w:tc>
+        <w:tc>
+          <w:tcPr>
+            <w:tcW w:type="dxa" w:w="2359"/>
+            <w:tcMar>
+              <w:top w:type="dxa" w:w="40"/>
+              <w:left w:type="dxa" w:w="80"/>
+              <w:bottom w:type="dxa" w:w="40"/>
+              <w:right w:type="dxa" w:w="80"/>
+            </w:tcMar>
+          </w:tcPr>
+          <w:p>
+            <w:pPr>
+              <w:spacing w:line="240" w:lineRule="auto"/>
+            </w:pPr>
+            <w:r>
+              <w:rPr>
+                <w:b w:val="false"/>
+                <w:bCs w:val="false"/>
+                <w:sz w:val="20"/>
+                <w:szCs w:val="20"/>
+              </w:rPr>
+              <w:t xml:space="preserve">0.001%</w:t>
+            </w:r>
+          </w:p>
+        </w:tc>
+        <w:tc>
+          <w:tcPr>
+            <w:tcW w:type="dxa" w:w="2365"/>
+            <w:tcMar>
+              <w:top w:type="dxa" w:w="40"/>
+              <w:left w:type="dxa" w:w="80"/>
+              <w:bottom w:type="dxa" w:w="40"/>
+              <w:right w:type="dxa" w:w="80"/>
+            </w:tcMar>
+          </w:tcPr>
+          <w:p>
+            <w:pPr>
+              <w:spacing w:line="240" w:lineRule="auto"/>
+            </w:pPr>
+            <w:r>
+              <w:rPr>
+                <w:b w:val="false"/>
+                <w:bCs w:val="false"/>
+                <w:sz w:val="20"/>
+                <w:szCs w:val="20"/>
+              </w:rPr>
+              <w:t xml:space="preserve">0.003%</w:t>
+            </w:r>
+          </w:p>
+        </w:tc>
+      </w:tr>
+      <w:tr>
+        <w:trPr>
+          <w:tblHeader w:val="false"/>
+        </w:trPr>
+        <w:tc>
+          <w:tcPr>
+            <w:tcW w:type="dxa" w:w="766"/>
+            <w:tcMar>
+              <w:top w:type="dxa" w:w="40"/>
+              <w:left w:type="dxa" w:w="80"/>
+              <w:bottom w:type="dxa" w:w="40"/>
+              <w:right w:type="dxa" w:w="80"/>
+            </w:tcMar>
+          </w:tcPr>
+          <w:p>
+            <w:pPr>
+              <w:spacing w:line="240" w:lineRule="auto"/>
+            </w:pPr>
+            <w:r>
+              <w:rPr>
+                <w:b w:val="false"/>
+                <w:bCs w:val="false"/>
+                <w:sz w:val="20"/>
+                <w:szCs w:val="20"/>
+              </w:rPr>
+              <w:t xml:space="preserve">Verification</w:t>
+            </w:r>
+          </w:p>
+        </w:tc>
+        <w:tc>
+          <w:tcPr>
+            <w:tcW w:type="dxa" w:w="766"/>
+            <w:tcMar>
+              <w:top w:type="dxa" w:w="40"/>
+              <w:left w:type="dxa" w:w="80"/>
+              <w:bottom w:type="dxa" w:w="40"/>
+              <w:right w:type="dxa" w:w="80"/>
+            </w:tcMar>
+          </w:tcPr>
+          <w:p>
+            <w:pPr>
+              <w:spacing w:line="240" w:lineRule="auto"/>
+            </w:pPr>
+            <w:r>
+              <w:rPr>
+                <w:b w:val="false"/>
+                <w:bCs w:val="false"/>
+                <w:sz w:val="20"/>
+                <w:szCs w:val="20"/>
+              </w:rPr>
+              <w:t xml:space="preserve">S2</w:t>
+            </w:r>
+          </w:p>
+        </w:tc>
+        <w:tc>
+          <w:tcPr>
+            <w:tcW w:type="dxa" w:w="943"/>
+            <w:tcMar>
+              <w:top w:type="dxa" w:w="40"/>
+              <w:left w:type="dxa" w:w="80"/>
+              <w:bottom w:type="dxa" w:w="40"/>
+              <w:right w:type="dxa" w:w="80"/>
+            </w:tcMar>
+          </w:tcPr>
+          <w:p>
+            <w:pPr>
+              <w:spacing w:line="240" w:lineRule="auto"/>
+            </w:pPr>
+            <w:r>
+              <w:rPr>
+                <w:b w:val="false"/>
+                <w:bCs w:val="false"/>
+                <w:sz w:val="20"/>
+                <w:szCs w:val="20"/>
+              </w:rPr>
+              <w:t xml:space="preserve">simple</w:t>
+            </w:r>
+          </w:p>
+        </w:tc>
+        <w:tc>
+          <w:tcPr>
+            <w:tcW w:type="dxa" w:w="943"/>
+            <w:tcMar>
+              <w:top w:type="dxa" w:w="40"/>
+              <w:left w:type="dxa" w:w="80"/>
+              <w:bottom w:type="dxa" w:w="40"/>
+              <w:right w:type="dxa" w:w="80"/>
+            </w:tcMar>
+          </w:tcPr>
+          <w:p>
+            <w:pPr>
+              <w:spacing w:line="240" w:lineRule="auto"/>
+            </w:pPr>
+            <w:r>
+              <w:rPr>
+                <w:b w:val="false"/>
+                <w:bCs w:val="false"/>
+                <w:sz w:val="20"/>
+                <w:szCs w:val="20"/>
+              </w:rPr>
+              <w:t xml:space="preserve">100.2</w:t>
+            </w:r>
+          </w:p>
+        </w:tc>
+        <w:tc>
+          <w:tcPr>
+            <w:tcW w:type="dxa" w:w="884"/>
+            <w:tcMar>
+              <w:top w:type="dxa" w:w="40"/>
+              <w:left w:type="dxa" w:w="80"/>
+              <w:bottom w:type="dxa" w:w="40"/>
+              <w:right w:type="dxa" w:w="80"/>
+            </w:tcMar>
+          </w:tcPr>
+          <w:p>
+            <w:pPr>
+              <w:spacing w:line="240" w:lineRule="auto"/>
+            </w:pPr>
+            <w:r>
+              <w:rPr>
+                <w:b w:val="false"/>
+                <w:bCs w:val="false"/>
+                <w:sz w:val="20"/>
+                <w:szCs w:val="20"/>
+              </w:rPr>
+              <w:t xml:space="preserve">0.036</w:t>
+            </w:r>
+          </w:p>
+        </w:tc>
+        <w:tc>
+          <w:tcPr>
+            <w:tcW w:type="dxa" w:w="2359"/>
+            <w:tcMar>
+              <w:top w:type="dxa" w:w="40"/>
+              <w:left w:type="dxa" w:w="80"/>
+              <w:bottom w:type="dxa" w:w="40"/>
+              <w:right w:type="dxa" w:w="80"/>
+            </w:tcMar>
+          </w:tcPr>
+          <w:p>
+            <w:pPr>
+              <w:spacing w:line="240" w:lineRule="auto"/>
+            </w:pPr>
+            <w:r>
+              <w:rPr>
+                <w:b w:val="false"/>
+                <w:bCs w:val="false"/>
+                <w:sz w:val="20"/>
+                <w:szCs w:val="20"/>
+              </w:rPr>
+              <w:t xml:space="preserve">0.012%</w:t>
+            </w:r>
+          </w:p>
+        </w:tc>
+        <w:tc>
+          <w:tcPr>
+            <w:tcW w:type="dxa" w:w="2365"/>
+            <w:tcMar>
+              <w:top w:type="dxa" w:w="40"/>
+              <w:left w:type="dxa" w:w="80"/>
+              <w:bottom w:type="dxa" w:w="40"/>
+              <w:right w:type="dxa" w:w="80"/>
+            </w:tcMar>
+          </w:tcPr>
+          <w:p>
+            <w:pPr>
+              <w:spacing w:line="240" w:lineRule="auto"/>
+            </w:pPr>
+            <w:r>
+              <w:rPr>
+                <w:b w:val="false"/>
+                <w:bCs w:val="false"/>
+                <w:sz w:val="20"/>
+                <w:szCs w:val="20"/>
+              </w:rPr>
+              <w:t xml:space="preserve">0.036%</w:t>
+            </w:r>
+          </w:p>
+        </w:tc>
+      </w:tr>
+      <w:tr>
+        <w:trPr>
+          <w:tblHeader w:val="false"/>
+        </w:trPr>
+        <w:tc>
+          <w:tcPr>
+            <w:tcW w:type="dxa" w:w="766"/>
+            <w:tcBorders>
+              <w:bottom w:val="single" w:color="000000" w:sz="8"/>
+            </w:tcBorders>
+            <w:tcMar>
+              <w:top w:type="dxa" w:w="40"/>
+              <w:left w:type="dxa" w:w="80"/>
+              <w:bottom w:type="dxa" w:w="40"/>
+              <w:right w:type="dxa" w:w="80"/>
+            </w:tcMar>
+          </w:tcPr>
+          <w:p>
+            <w:pPr>
+              <w:spacing w:line="240" w:lineRule="auto"/>
+            </w:pPr>
+            <w:r>
+              <w:rPr>
+                <w:b w:val="false"/>
+                <w:bCs w:val="false"/>
+                <w:sz w:val="20"/>
+                <w:szCs w:val="20"/>
+              </w:rPr>
+              <w:t xml:space="preserve">Verification</w:t>
+            </w:r>
+          </w:p>
+        </w:tc>
+        <w:tc>
+          <w:tcPr>
+            <w:tcW w:type="dxa" w:w="766"/>
+            <w:tcBorders>
+              <w:bottom w:val="single" w:color="000000" w:sz="8"/>
+            </w:tcBorders>
+            <w:tcMar>
+              <w:top w:type="dxa" w:w="40"/>
+              <w:left w:type="dxa" w:w="80"/>
+              <w:bottom w:type="dxa" w:w="40"/>
+              <w:right w:type="dxa" w:w="80"/>
+            </w:tcMar>
+          </w:tcPr>
+          <w:p>
+            <w:pPr>
+              <w:spacing w:line="240" w:lineRule="auto"/>
+            </w:pPr>
+            <w:r>
+              <w:rPr>
+                <w:b w:val="false"/>
+                <w:bCs w:val="false"/>
+                <w:sz w:val="20"/>
+                <w:szCs w:val="20"/>
+              </w:rPr>
+              <w:t xml:space="preserve">S2</w:t>
+            </w:r>
+          </w:p>
+        </w:tc>
+        <w:tc>
+          <w:tcPr>
+            <w:tcW w:type="dxa" w:w="943"/>
+            <w:tcBorders>
+              <w:bottom w:val="single" w:color="000000" w:sz="8"/>
+            </w:tcBorders>
+            <w:tcMar>
+              <w:top w:type="dxa" w:w="40"/>
+              <w:left w:type="dxa" w:w="80"/>
+              <w:bottom w:type="dxa" w:w="40"/>
+              <w:right w:type="dxa" w:w="80"/>
+            </w:tcMar>
+          </w:tcPr>
+          <w:p>
+            <w:pPr>
+              <w:spacing w:line="240" w:lineRule="auto"/>
+            </w:pPr>
+            <w:r>
+              <w:rPr>
+                <w:b w:val="false"/>
+                <w:bCs w:val="false"/>
+                <w:sz w:val="20"/>
+                <w:szCs w:val="20"/>
+              </w:rPr>
+              <w:t xml:space="preserve">error-controlled</w:t>
+            </w:r>
+          </w:p>
+        </w:tc>
+        <w:tc>
+          <w:tcPr>
+            <w:tcW w:type="dxa" w:w="943"/>
+            <w:tcBorders>
+              <w:bottom w:val="single" w:color="000000" w:sz="8"/>
+            </w:tcBorders>
+            <w:tcMar>
+              <w:top w:type="dxa" w:w="40"/>
+              <w:left w:type="dxa" w:w="80"/>
+              <w:bottom w:type="dxa" w:w="40"/>
+              <w:right w:type="dxa" w:w="80"/>
+            </w:tcMar>
+          </w:tcPr>
+          <w:p>
+            <w:pPr>
+              <w:spacing w:line="240" w:lineRule="auto"/>
+            </w:pPr>
+            <w:r>
+              <w:rPr>
+                <w:b w:val="false"/>
+                <w:bCs w:val="false"/>
+                <w:sz w:val="20"/>
+                <w:szCs w:val="20"/>
+              </w:rPr>
+              <w:t xml:space="preserve">98.4</w:t>
+            </w:r>
+          </w:p>
+        </w:tc>
+        <w:tc>
+          <w:tcPr>
+            <w:tcW w:type="dxa" w:w="884"/>
+            <w:tcBorders>
+              <w:bottom w:val="single" w:color="000000" w:sz="8"/>
+            </w:tcBorders>
+            <w:tcMar>
+              <w:top w:type="dxa" w:w="40"/>
+              <w:left w:type="dxa" w:w="80"/>
+              <w:bottom w:type="dxa" w:w="40"/>
+              <w:right w:type="dxa" w:w="80"/>
+            </w:tcMar>
+          </w:tcPr>
+          <w:p>
+            <w:pPr>
+              <w:spacing w:line="240" w:lineRule="auto"/>
+            </w:pPr>
+            <w:r>
+              <w:rPr>
+                <w:b w:val="false"/>
+                <w:bCs w:val="false"/>
+                <w:sz w:val="20"/>
+                <w:szCs w:val="20"/>
+              </w:rPr>
+              <w:t xml:space="preserve">0.013</w:t>
+            </w:r>
+          </w:p>
+        </w:tc>
+        <w:tc>
+          <w:tcPr>
+            <w:tcW w:type="dxa" w:w="2359"/>
+            <w:tcBorders>
+              <w:bottom w:val="single" w:color="000000" w:sz="8"/>
+            </w:tcBorders>
+            <w:tcMar>
+              <w:top w:type="dxa" w:w="40"/>
+              <w:left w:type="dxa" w:w="80"/>
+              <w:bottom w:type="dxa" w:w="40"/>
+              <w:right w:type="dxa" w:w="80"/>
+            </w:tcMar>
+          </w:tcPr>
+          <w:p>
+            <w:pPr>
+              <w:spacing w:line="240" w:lineRule="auto"/>
+            </w:pPr>
+            <w:r>
+              <w:rPr>
+                <w:b w:val="false"/>
+                <w:bCs w:val="false"/>
+                <w:sz w:val="20"/>
+                <w:szCs w:val="20"/>
+              </w:rPr>
+              <w:t xml:space="preserve">0.004%</w:t>
+            </w:r>
+          </w:p>
+        </w:tc>
+        <w:tc>
+          <w:tcPr>
+            <w:tcW w:type="dxa" w:w="2365"/>
+            <w:tcBorders>
+              <w:bottom w:val="single" w:color="000000" w:sz="8"/>
+            </w:tcBorders>
+            <w:tcMar>
+              <w:top w:type="dxa" w:w="40"/>
+              <w:left w:type="dxa" w:w="80"/>
+              <w:bottom w:type="dxa" w:w="40"/>
+              <w:right w:type="dxa" w:w="80"/>
+            </w:tcMar>
+          </w:tcPr>
+          <w:p>
+            <w:pPr>
+              <w:spacing w:line="240" w:lineRule="auto"/>
+            </w:pPr>
+            <w:r>
+              <w:rPr>
+                <w:b w:val="false"/>
+                <w:bCs w:val="false"/>
+                <w:sz w:val="20"/>
+                <w:szCs w:val="20"/>
+              </w:rPr>
+              <w:t xml:space="preserve">0.013%</w:t>
+            </w:r>
+          </w:p>
+        </w:tc>
+      </w:tr>
+    </w:tbl>
+    <w:p>
+      <w:pPr>
+        <w:keepNext w:val="false"/>
+        <w:spacing w:before="200" w:line="480" w:lineRule="auto"/>
+        <w:jc w:val="both"/>
+      </w:pPr>
+      <w:r>
+        <w:t xml:space="preserve">The error-controlled rule accepted almost as many designs as the simple rule (81.6 against 82.5 for S1; 98.4 against 100.2 for S2), at about 50% more batches, and reduced the expected number of unsafe acceptances three- to ninefold. The numbers of accepted designs differ between the two cohorts because they contain different materials. Wilson bounds are given only for observed counts; the verification-cohort rates are model expectations under the assumed analytical-error model.</w:t>
+      </w:r>
+    </w:p>
+    <w:p>
+      <w:pPr>
+        <w:keepNext w:val="false"/>
+        <w:spacing w:line="480" w:lineRule="auto"/>
+        <w:jc w:val="both"/>
+      </w:pPr>
+      <w:r>
+        <w:rPr>
+          <w:b/>
+          <w:bCs/>
+        </w:rPr>
         <w:t xml:space="preserve">Sensitivity of accepted designs (S1).</w:t>
       </w:r>
     </w:p>
@@ -22651,7 +25264,7 @@
         <w:jc w:val="both"/>
       </w:pPr>
       <w:r>
-        <w:t xml:space="preserve">R² on the log scale weights low concentrations, which matter for compliance, more than the linear-scale R² of Table 5 (linear-scale LOSO R² here: 0.87, 0.85, 0.56 and 0.52). The total-Cr models are less accurate than the Cr(VI) models, as expected from fewer training studies, and both lose about 0.2–0.4 in R² between random and study-level validation. Their study-level intervals are reported in Table 6.</w:t>
+        <w:t xml:space="preserve">R² on the log scale weights low concentrations, which matter for compliance, more than the linear-scale R² of Table 6 (linear-scale LOSO R² here: 0.87, 0.85, 0.56 and 0.52). The total-Cr models are less accurate than the Cr(VI) models, as expected from fewer training studies, and both lose about 0.2–0.4 in R² between random and study-level validation. Their study-level intervals are reported in Table 7.</w:t>
       </w:r>
     </w:p>
     <w:p>
@@ -22684,7 +25297,7 @@
           <w:sz w:val="22"/>
           <w:szCs w:val="22"/>
         </w:rPr>
-        <w:t xml:space="preserve">Table 7.</w:t>
+        <w:t xml:space="preserve">Table 8.</w:t>
       </w:r>
       <w:r>
         <w:rPr>
@@ -25464,7 +28077,7 @@
         <w:t xml:space="preserve">not rejected by the specified test</w:t>
       </w:r>
       <w:r>
-        <w:t xml:space="preserve"> for 63–76% of high-reduction studies, and it was </w:t>
+        <w:t xml:space="preserve"> for 65–78% of high-reduction studies, and it was </w:t>
       </w:r>
       <w:r>
         <w:rPr>
@@ -25474,7 +28087,7 @@
         <w:t xml:space="preserve">demonstrated equivalent within 10%</w:t>
       </w:r>
       <w:r>
-        <w:t xml:space="preserve"> for 43–65% of them (Table 4). For 90% of these studies the noise-free misfit was truly within 10%: the non-rejection reflects genuine structural equivalence of the Class C observations, not merely low power.</w:t>
+        <w:t xml:space="preserve"> for 43–73% of them (Table 5). For 90% of these studies the noise-free misfit was truly within 10%: the non-rejection reflects genuine structural equivalence of the Class C observations, not merely low power.</w:t>
       </w:r>
     </w:p>
     <w:p>
@@ -25555,7 +28168,7 @@
         <w:spacing w:line="480" w:lineRule="auto"/>
       </w:pPr>
       <w:r>
-        <w:t xml:space="preserve">Adding total Cr changes the picture qualitatively. The calibrated test then rejected adsorption-only in 80–88% of high-reduction studies, with cross-validated type-I error of 3–5%, and equivalence within 10% was demonstrated for only 12–20%.</w:t>
+        <w:t xml:space="preserve">Adding total Cr changes the picture qualitatively. The calibrated test then rejected adsorption-only in 80–88% of high-reduction studies, at a leave-one-corpus-out type-I error of 4.7–5.0% (95% intervals 2.5–8.3%), and equivalence within 10% was demonstrated for only 12–20%.</w:t>
       </w:r>
     </w:p>
     <w:p>
@@ -25595,7 +28208,7 @@
         <w:spacing w:line="480" w:lineRule="auto"/>
       </w:pPr>
       <w:r>
-        <w:t xml:space="preserve">A1 (oxidation state of the solid and final pH) raised calibrated power to 90–96%. XPS and XANES gave similar power in the fitted test, but their model-free diagnostics differed: the assumed beam reduction and surface enrichment made a simple XPS threshold false-alarm in 7.1% of pure-adsorption controls, against 1.0% for XANES (§3.3). An XPS Cr(III) signal is therefore not, on its own, evidence of chemical reduction.</w:t>
+        <w:t xml:space="preserve">A1 (oxidation state of the solid and final pH) raised calibrated power to 92–96%, at a type-I error of 4.7–5.6% on average across corpora. XPS and XANES gave similar power in the fitted test, but their model-free diagnostics differed: the assumed beam reduction and surface enrichment made a simple XPS threshold false-alarm in 7.1% of pure-adsorption controls, against 1.0% for XANES (§3.3). An XPS Cr(III) signal is therefore not, on its own, evidence of chemical reduction.</w:t>
       </w:r>
     </w:p>
     <w:p>
@@ -25608,7 +28221,7 @@
         <w:spacing w:line="480" w:lineRule="auto"/>
       </w:pPr>
       <w:r>
-        <w:t xml:space="preserve">A2 (adds a solid Cr inventory and phase evidence) added little to rejection power over A1, but it was the only design that constrained the </w:t>
+        <w:t xml:space="preserve">A2 (adds a solid Cr inventory and phase evidence) added little to rejection power over A1 (92–98%; phase evidence is not part of the test, §2.6), but it was the only design that constrained the </w:t>
       </w:r>
       <w:r>
         <w:rPr>
@@ -26162,6 +28775,23 @@
           <w:b/>
           <w:bCs/>
         </w:rPr>
+        <w:t xml:space="preserve">What kind of contribution this is.</w:t>
+      </w:r>
+      <w:r>
+        <w:t xml:space="preserve"> The paper is a methodological and theoretical benchmark: it characterises, under known truth, the identifiability, transferability and decision reliability of methods that are routinely applied to Cr(VI)–carbon data. Its quantitative findings are properties of those methods under the simulated data-generating processes. They become claims about real systems only through the empirical application of §3.8, which this paper does not report.</w:t>
+      </w:r>
+    </w:p>
+    <w:p>
+      <w:pPr>
+        <w:keepNext w:val="false"/>
+        <w:spacing w:line="480" w:lineRule="auto"/>
+        <w:jc w:val="both"/>
+      </w:pPr>
+      <w:r>
+        <w:rPr>
+          <w:b/>
+          <w:bCs/>
+        </w:rPr>
         <w:t xml:space="preserve">What it adds.</w:t>
       </w:r>
     </w:p>
@@ -26413,10 +29043,10 @@
           <w:b/>
           <w:bCs/>
         </w:rPr>
-        <w:t xml:space="preserve">Equivalence margins are conventions.</w:t>
-      </w:r>
-      <w:r>
-        <w:t xml:space="preserve"> The margins (5, 10, 20% systematic discrepancy) are expressed in units of the analytical SD and are choices, not physical constants. Equivalence is demonstrated relative to one flexible empirical model class; a more flexible class would make Class C data even less informative.</w:t>
+        <w:t xml:space="preserve">Type-I error is controlled on average, not everywhere.</w:t>
+      </w:r>
+      <w:r>
+        <w:t xml:space="preserve"> The rejection test holds its 5% level on average over simulated corpora (leave-one-corpus-out), not within every corpus (up to 15–25%), and only if a real study is exchangeable with the simulated corpora. Its threshold depends on the simulator's adsorption model and would have to be recalibrated, for example on real negative controls, before use on literature data.</w:t>
       </w:r>
     </w:p>
     <w:p>
@@ -26435,10 +29065,10 @@
           <w:b/>
           <w:bCs/>
         </w:rPr>
-        <w:t xml:space="preserve">Conformal guarantees.</w:t>
-      </w:r>
-      <w:r>
-        <w:t xml:space="preserve"> The M2s guarantee is exact but marginal over exchangeable studies (Appendix A). A new material from an unrepresented family violates exchangeability, as the leave-one-family-out results show. M2 has no proven guarantee.</w:t>
+        <w:t xml:space="preserve">Equivalence margins are conventions.</w:t>
+      </w:r>
+      <w:r>
+        <w:t xml:space="preserve"> The margins (5, 10, 20% systematic discrepancy) are expressed in units of the analytical SD and are choices, not physical constants. Equivalence is demonstrated relative to one flexible empirical model class; a more flexible class would make Class C data even less informative.</w:t>
       </w:r>
     </w:p>
     <w:p>
@@ -26457,10 +29087,10 @@
           <w:b/>
           <w:bCs/>
         </w:rPr>
-        <w:t xml:space="preserve">Approximate procedures.</w:t>
-      </w:r>
-      <w:r>
-        <w:t xml:space="preserve"> The Fisher analysis assumes known rate laws, and the profiles include the true parameters among optimiser starts. Sequential-verification error rates hold under the assumed analytical-error model (3% random, 5% calibration uncertainty).</w:t>
+        <w:t xml:space="preserve">Conformal guarantees.</w:t>
+      </w:r>
+      <w:r>
+        <w:t xml:space="preserve"> The M2s guarantee is exact but marginal over exchangeable studies (Appendix A). A new material from an unrepresented family violates exchangeability, as the leave-one-family-out results show. M2 has no proven guarantee.</w:t>
       </w:r>
     </w:p>
     <w:p>
@@ -26473,6 +29103,28 @@
       </w:pPr>
       <w:r>
         <w:t xml:space="preserve">8.	</w:t>
+      </w:r>
+      <w:r>
+        <w:rPr>
+          <w:b/>
+          <w:bCs/>
+        </w:rPr>
+        <w:t xml:space="preserve">Approximate procedures.</w:t>
+      </w:r>
+      <w:r>
+        <w:t xml:space="preserve"> The Fisher analysis assumes known rate laws, and the profiles include the true parameters among optimiser starts. Sequential-verification error rates hold under the assumed analytical-error model (3% random, 5% calibration uncertainty).</w:t>
+      </w:r>
+    </w:p>
+    <w:p>
+      <w:pPr>
+        <w:tabs>
+          <w:tab w:val="left" w:pos="567"/>
+        </w:tabs>
+        <w:spacing w:line="480" w:lineRule="auto"/>
+        <w:ind w:left="567" w:hanging="567"/>
+      </w:pPr>
+      <w:r>
+        <w:t xml:space="preserve">9.	</w:t>
       </w:r>
       <w:r>
         <w:rPr>
@@ -26574,7 +29226,7 @@
         <w:t xml:space="preserve">3.	</w:t>
       </w:r>
       <w:r>
-        <w:t xml:space="preserve">Observed through residual Cr(VI) alone, adsorption-only was not rejected by the calibrated test for 63–76% of high-reduction studies, and was demonstrated equivalent within a 10% margin for 43–65%. With total Cr, the calibrated test rejected it in 80–88% (type-I error 3–5%); with solid-phase evidence, in 90–96%. Only the A2 design constrained the precipitated share.</w:t>
+        <w:t xml:space="preserve">Observed through residual Cr(VI) alone, adsorption-only was not rejected by the calibrated test for 65–78% of high-reduction studies, and was demonstrated equivalent within a 10% margin for 43–73%. With total Cr, the test rejected it in 80–88%; with solid-phase evidence, in 92–98%. Calibrated on 360 negative controls from 18 corpora, the test's type-I error was 4.7–5.6% for every design on average across corpora (leave-one-corpus-out; 95% intervals within 2.5–8.6%), but up to 15–25% within single corpora; calibration on 6 corpora gave 14–15% for D1 on independent controls. Only the A2 design constrained the precipitated share.</w:t>
       </w:r>
     </w:p>
     <w:p>
@@ -26619,7 +29271,7 @@
         <w:t xml:space="preserve">6.	</w:t>
       </w:r>
       <w:r>
-        <w:t xml:space="preserve">Point-prediction designs were unsafe for 21% (S1) and 7% (S2) of new materials, and calibrated-bound designs were rarely available. Model-guided designs with sequential confirmatory testing were accepted for 98–105 of 300 materials per target; no unsafe accepted design was observed in the simulated cohorts (Wilson 95% upper bound 1.3%), and the error-controlled rule kept the per-material false-acceptance probability ≤ 0.7%.</w:t>
+        <w:t xml:space="preserve">Point-prediction designs were unsafe for 21% (S1) and 7% (S2) of new materials, and calibrated-bound designs were rarely available. Model-guided designs with sequential confirmatory testing (simple rule) were accepted for 105 (S1) and 98 (S2) of 300 materials per target, and no unsafe accepted designs were observed in the simulated test cohorts. The Wilson 95% upper bound is 1.3% of all materials, or 3.5–3.8% of accepted designs. In an independent cohort, the error-controlled rule accepted almost as many designs and kept the per-material false-acceptance probability ≤ 0.7%.</w:t>
       </w:r>
     </w:p>
     <w:p>
@@ -26756,24 +29408,7 @@
         <w:t xml:space="preserve">karthice1/adsorption</w:t>
       </w:r>
       <w:r>
-        <w:t xml:space="preserve"> (CASSIA 0.3.1).</w:t>
-      </w:r>
-    </w:p>
-    <w:p>
-      <w:pPr>
-        <w:keepNext w:val="false"/>
-        <w:spacing w:line="480" w:lineRule="auto"/>
-        <w:jc w:val="both"/>
-      </w:pPr>
-      <w:r>
-        <w:rPr>
-          <w:b/>
-          <w:bCs/>
-        </w:rPr>
-        <w:t xml:space="preserve">Fixed snapshot.</w:t>
-      </w:r>
-      <w:r>
-        <w:t xml:space="preserve"> The content of this release is identified by </w:t>
+        <w:t xml:space="preserve"> (CASSIA 0.3.2). The repository root contains the </w:t>
       </w:r>
       <w:r>
         <w:rPr>
@@ -26781,10 +29416,27 @@
           <w:sz w:val="20"/>
           <w:szCs w:val="20"/>
         </w:rPr>
-        <w:t xml:space="preserve">release/MANIFEST.sha256</w:t>
-      </w:r>
-      <w:r>
-        <w:t xml:space="preserve">: SHA-256 checksums of every code, database, data, result and figure file. </w:t>
+        <w:t xml:space="preserve">adsorption</w:t>
+      </w:r>
+      <w:r>
+        <w:t xml:space="preserve"> equation package on which CASSIA depends.</w:t>
+      </w:r>
+    </w:p>
+    <w:p>
+      <w:pPr>
+        <w:keepNext w:val="false"/>
+        <w:spacing w:line="480" w:lineRule="auto"/>
+        <w:jc w:val="both"/>
+      </w:pPr>
+      <w:r>
+        <w:rPr>
+          <w:b/>
+          <w:bCs/>
+        </w:rPr>
+        <w:t xml:space="preserve">Fixed snapshot.</w:t>
+      </w:r>
+      <w:r>
+        <w:t xml:space="preserve"> The code commit is </w:t>
       </w:r>
       <w:r>
         <w:rPr>
@@ -26792,23 +29444,10 @@
           <w:sz w:val="20"/>
           <w:szCs w:val="20"/>
         </w:rPr>
-        <w:t xml:space="preserve">release/RELEASE.md</w:t>
-      </w:r>
-      <w:r>
-        <w:t xml:space="preserve"> records:</w:t>
-      </w:r>
-    </w:p>
-    <w:p>
-      <w:pPr>
-        <w:pStyle w:val="ListParagraph"/>
-        <w:numPr>
-          <w:ilvl w:val="0"/>
-          <w:numId w:val="2"/>
-        </w:numPr>
-        <w:spacing w:line="480" w:lineRule="auto"/>
-      </w:pPr>
-      <w:r>
-        <w:t xml:space="preserve">the code commit </w:t>
+        <w:t xml:space="preserve">72a0b175c07b676093673cbf2b1e8c976de87142</w:t>
+      </w:r>
+      <w:r>
+        <w:t xml:space="preserve">. A source archive of this commit (</w:t>
       </w:r>
       <w:r>
         <w:rPr>
@@ -26816,23 +29455,10 @@
           <w:sz w:val="20"/>
           <w:szCs w:val="20"/>
         </w:rPr>
-        <w:t xml:space="preserve">0528c60cc3dcd567b246e9e883f41b5ef20de0ef</w:t>
-      </w:r>
-      <w:r>
-        <w:t xml:space="preserve">;</w:t>
-      </w:r>
-    </w:p>
-    <w:p>
-      <w:pPr>
-        <w:pStyle w:val="ListParagraph"/>
-        <w:numPr>
-          <w:ilvl w:val="0"/>
-          <w:numId w:val="2"/>
-        </w:numPr>
-        <w:spacing w:line="480" w:lineRule="auto"/>
-      </w:pPr>
-      <w:r>
-        <w:t xml:space="preserve">the environment (</w:t>
+        <w:t xml:space="preserve">git archive</w:t>
+      </w:r>
+      <w:r>
+        <w:t xml:space="preserve">, repository root) accompanies the submission for review. Its content is identified by </w:t>
       </w:r>
       <w:r>
         <w:rPr>
@@ -26840,36 +29466,10 @@
           <w:sz w:val="20"/>
           <w:szCs w:val="20"/>
         </w:rPr>
-        <w:t xml:space="preserve">requirements-lock.txt</w:t>
-      </w:r>
-      <w:r>
-        <w:t xml:space="preserve">, Python 3.13.17);</w:t>
-      </w:r>
-    </w:p>
-    <w:p>
-      <w:pPr>
-        <w:pStyle w:val="ListParagraph"/>
-        <w:numPr>
-          <w:ilvl w:val="0"/>
-          <w:numId w:val="2"/>
-        </w:numPr>
-        <w:spacing w:line="480" w:lineRule="auto"/>
-      </w:pPr>
-      <w:r>
-        <w:t xml:space="preserve">the test log and coverage report;</w:t>
-      </w:r>
-    </w:p>
-    <w:p>
-      <w:pPr>
-        <w:pStyle w:val="ListParagraph"/>
-        <w:numPr>
-          <w:ilvl w:val="0"/>
-          <w:numId w:val="2"/>
-        </w:numPr>
-        <w:spacing w:line="480" w:lineRule="auto"/>
-      </w:pPr>
-      <w:r>
-        <w:t xml:space="preserve">the exact commands: </w:t>
+        <w:t xml:space="preserve">release/MANIFEST.sha256</w:t>
+      </w:r>
+      <w:r>
+        <w:t xml:space="preserve"> (SHA-256 checksums of every code, database, data, result and figure file; verify with </w:t>
       </w:r>
       <w:r>
         <w:rPr>
@@ -26877,10 +29477,10 @@
           <w:sz w:val="20"/>
           <w:szCs w:val="20"/>
         </w:rPr>
-        <w:t xml:space="preserve">python scripts/run_v2.py --stage all</w:t>
-      </w:r>
-      <w:r>
-        <w:t xml:space="preserve"> and </w:t>
+        <w:t xml:space="preserve">sha256sum -c release/MANIFEST.sha256</w:t>
+      </w:r>
+      <w:r>
+        <w:t xml:space="preserve"> in </w:t>
       </w:r>
       <w:r>
         <w:rPr>
@@ -26888,33 +29488,10 @@
           <w:sz w:val="20"/>
           <w:szCs w:val="20"/>
         </w:rPr>
-        <w:t xml:space="preserve">python scripts/run_v3.py --stage all</w:t>
-      </w:r>
-      <w:r>
-        <w:t xml:space="preserve">;</w:t>
-      </w:r>
-    </w:p>
-    <w:p>
-      <w:pPr>
-        <w:pStyle w:val="ListParagraph"/>
-        <w:numPr>
-          <w:ilvl w:val="0"/>
-          <w:numId w:val="2"/>
-        </w:numPr>
-        <w:spacing w:line="480" w:lineRule="auto"/>
-      </w:pPr>
-      <w:r>
-        <w:t xml:space="preserve">the list of expected output tables.</w:t>
-      </w:r>
-    </w:p>
-    <w:p>
-      <w:pPr>
-        <w:keepNext w:val="false"/>
-        <w:spacing w:line="480" w:lineRule="auto"/>
-        <w:jc w:val="both"/>
-      </w:pPr>
-      <w:r>
-        <w:t xml:space="preserve">A tagged GitHub release (</w:t>
+        <w:t xml:space="preserve">cassia/</w:t>
+      </w:r>
+      <w:r>
+        <w:t xml:space="preserve">). </w:t>
       </w:r>
       <w:r>
         <w:rPr>
@@ -26922,27 +29499,10 @@
           <w:sz w:val="20"/>
           <w:szCs w:val="20"/>
         </w:rPr>
-        <w:t xml:space="preserve">cassia-v0.3.1</w:t>
-      </w:r>
-      <w:r>
-        <w:t xml:space="preserve">) of this commit, archived in Zenodo, will provide the permanent DOI. The tag and archive are created by the author at submission, because they could not be created from the computational environment; the commit hash and manifest above identify the content unambiguously in the meantime.</w:t>
-      </w:r>
-    </w:p>
-    <w:p>
-      <w:pPr>
-        <w:keepNext w:val="false"/>
-        <w:spacing w:line="480" w:lineRule="auto"/>
-        <w:jc w:val="both"/>
-      </w:pPr>
-      <w:r>
-        <w:rPr>
-          <w:b/>
-          <w:bCs/>
-        </w:rPr>
-        <w:t xml:space="preserve">Data templates.</w:t>
-      </w:r>
-      <w:r>
-        <w:t xml:space="preserve"> The master-dataset template, schema, study registry, search log and PRISMA flow templates are in </w:t>
+        <w:t xml:space="preserve">release/RELEASE.md</w:t>
+      </w:r>
+      <w:r>
+        <w:t xml:space="preserve"> records the commit, the environment (</w:t>
       </w:r>
       <w:r>
         <w:rPr>
@@ -26950,10 +29510,32 @@
           <w:sz w:val="20"/>
           <w:szCs w:val="20"/>
         </w:rPr>
-        <w:t xml:space="preserve">cassia/data/</w:t>
-      </w:r>
-      <w:r>
-        <w:t xml:space="preserve">.</w:t>
+        <w:t xml:space="preserve">requirements-lock.txt</w:t>
+      </w:r>
+      <w:r>
+        <w:t xml:space="preserve">, Python 3.13.17), the test log (</w:t>
+      </w:r>
+      <w:r>
+        <w:rPr>
+          <w:rFonts w:ascii="Courier New" w:cs="Courier New" w:eastAsia="Courier New" w:hAnsi="Courier New"/>
+          <w:sz w:val="20"/>
+          <w:szCs w:val="20"/>
+        </w:rPr>
+        <w:t xml:space="preserve">release/test_log.txt</w:t>
+      </w:r>
+      <w:r>
+        <w:t xml:space="preserve">), the coverage report (</w:t>
+      </w:r>
+      <w:r>
+        <w:rPr>
+          <w:rFonts w:ascii="Courier New" w:cs="Courier New" w:eastAsia="Courier New" w:hAnsi="Courier New"/>
+          <w:sz w:val="20"/>
+          <w:szCs w:val="20"/>
+        </w:rPr>
+        <w:t xml:space="preserve">results/coverage_report.txt</w:t>
+      </w:r>
+      <w:r>
+        <w:t xml:space="preserve">) and the list of expected output tables.</w:t>
       </w:r>
     </w:p>
     <w:p>
@@ -26967,10 +29549,124 @@
           <w:b/>
           <w:bCs/>
         </w:rPr>
-        <w:t xml:space="preserve">Third-party files.</w:t>
-      </w:r>
-      <w:r>
-        <w:t xml:space="preserve"> The PHREEQC databases are distributed with USGS PHREEQC, a U.S. Government work in the public domain, and are included unmodified.</w:t>
+        <w:t xml:space="preserve">Reproduction.</w:t>
+      </w:r>
+      <w:r>
+        <w:t xml:space="preserve"> From the repository root:</w:t>
+      </w:r>
+    </w:p>
+    <w:p>
+      <w:pPr>
+        <w:keepLines/>
+        <w:spacing w:line="240" w:lineRule="auto"/>
+        <w:ind w:left="567"/>
+      </w:pPr>
+      <w:r>
+        <w:rPr>
+          <w:rFonts w:ascii="Courier New" w:cs="Courier New" w:eastAsia="Courier New" w:hAnsi="Courier New"/>
+          <w:sz w:val="18"/>
+          <w:szCs w:val="18"/>
+        </w:rPr>
+        <w:t xml:space="preserve">pip install -e .                       # adsorption equation package</w:t>
+      </w:r>
+    </w:p>
+    <w:p>
+      <w:pPr>
+        <w:keepLines/>
+        <w:spacing w:line="240" w:lineRule="auto"/>
+        <w:ind w:left="567"/>
+      </w:pPr>
+      <w:r>
+        <w:rPr>
+          <w:rFonts w:ascii="Courier New" w:cs="Courier New" w:eastAsia="Courier New" w:hAnsi="Courier New"/>
+          <w:sz w:val="18"/>
+          <w:szCs w:val="18"/>
+        </w:rPr>
+        <w:t xml:space="preserve">cd cassia</w:t>
+      </w:r>
+    </w:p>
+    <w:p>
+      <w:pPr>
+        <w:keepLines/>
+        <w:spacing w:line="240" w:lineRule="auto"/>
+        <w:ind w:left="567"/>
+      </w:pPr>
+      <w:r>
+        <w:rPr>
+          <w:rFonts w:ascii="Courier New" w:cs="Courier New" w:eastAsia="Courier New" w:hAnsi="Courier New"/>
+          <w:sz w:val="18"/>
+          <w:szCs w:val="18"/>
+        </w:rPr>
+        <w:t xml:space="preserve">pip install -e .[ml,pores,dev]</w:t>
+      </w:r>
+    </w:p>
+    <w:p>
+      <w:pPr>
+        <w:keepLines/>
+        <w:spacing w:line="240" w:lineRule="auto"/>
+        <w:ind w:left="567"/>
+      </w:pPr>
+      <w:r>
+        <w:rPr>
+          <w:rFonts w:ascii="Courier New" w:cs="Courier New" w:eastAsia="Courier New" w:hAnsi="Courier New"/>
+          <w:sz w:val="18"/>
+          <w:szCs w:val="18"/>
+        </w:rPr>
+        <w:t xml:space="preserve">pytest -q tests                        # 40 tests</w:t>
+      </w:r>
+    </w:p>
+    <w:p>
+      <w:pPr>
+        <w:keepLines/>
+        <w:spacing w:line="240" w:lineRule="auto"/>
+        <w:ind w:left="567"/>
+      </w:pPr>
+      <w:r>
+        <w:rPr>
+          <w:rFonts w:ascii="Courier New" w:cs="Courier New" w:eastAsia="Courier New" w:hAnsi="Courier New"/>
+          <w:sz w:val="18"/>
+          <w:szCs w:val="18"/>
+        </w:rPr>
+        <w:t xml:space="preserve">bash scripts/reproduce_all.sh          # every table, figure and number, in dependency order (about 9-11 h, 4 cores)</w:t>
+      </w:r>
+    </w:p>
+    <w:p>
+      <w:pPr>
+        <w:keepNext w:val="false"/>
+        <w:spacing w:line="480" w:lineRule="auto"/>
+        <w:jc w:val="both"/>
+      </w:pPr>
+      <w:r>
+        <w:rPr>
+          <w:rFonts w:ascii="Courier New" w:cs="Courier New" w:eastAsia="Courier New" w:hAnsi="Courier New"/>
+          <w:sz w:val="20"/>
+          <w:szCs w:val="20"/>
+        </w:rPr>
+        <w:t xml:space="preserve">scripts/reproduce_all.sh</w:t>
+      </w:r>
+      <w:r>
+        <w:t xml:space="preserve"> runs the scripts of Table 2 in order. Each line can be run on its own; the outputs of each script are listed in Table 2 and in the Supplementary Material.</w:t>
+      </w:r>
+    </w:p>
+    <w:p>
+      <w:pPr>
+        <w:keepNext w:val="false"/>
+        <w:spacing w:line="480" w:lineRule="auto"/>
+        <w:jc w:val="both"/>
+      </w:pPr>
+      <w:r>
+        <w:t xml:space="preserve">A tagged GitHub release (</w:t>
+      </w:r>
+      <w:r>
+        <w:rPr>
+          <w:rFonts w:ascii="Courier New" w:cs="Courier New" w:eastAsia="Courier New" w:hAnsi="Courier New"/>
+          <w:sz w:val="20"/>
+          <w:szCs w:val="20"/>
+        </w:rPr>
+        <w:t xml:space="preserve">cassia-v0.3.2</w:t>
+      </w:r>
+      <w:r>
+        <w:t xml:space="preserve">) of this commit, archived in Zenodo, will provide the permanent DOI. The tag and archive must be created by the author from the repository account; they could not be created from the computational environment. Until then, the commit hash, the source archive and the manifest identify the content unambiguously.</w:t>
       </w:r>
     </w:p>
     <w:p>
@@ -26984,10 +29680,55 @@
           <w:b/>
           <w:bCs/>
         </w:rPr>
+        <w:t xml:space="preserve">Data templates.</w:t>
+      </w:r>
+      <w:r>
+        <w:t xml:space="preserve"> The master-dataset template, schema, study registry, search log and PRISMA flow templates are in </w:t>
+      </w:r>
+      <w:r>
+        <w:rPr>
+          <w:rFonts w:ascii="Courier New" w:cs="Courier New" w:eastAsia="Courier New" w:hAnsi="Courier New"/>
+          <w:sz w:val="20"/>
+          <w:szCs w:val="20"/>
+        </w:rPr>
+        <w:t xml:space="preserve">cassia/data/</w:t>
+      </w:r>
+      <w:r>
+        <w:t xml:space="preserve">.</w:t>
+      </w:r>
+    </w:p>
+    <w:p>
+      <w:pPr>
+        <w:keepNext w:val="false"/>
+        <w:spacing w:line="480" w:lineRule="auto"/>
+        <w:jc w:val="both"/>
+      </w:pPr>
+      <w:r>
+        <w:rPr>
+          <w:b/>
+          <w:bCs/>
+        </w:rPr>
+        <w:t xml:space="preserve">Third-party files.</w:t>
+      </w:r>
+      <w:r>
+        <w:t xml:space="preserve"> The PHREEQC databases are distributed with USGS PHREEQC, a U.S. Government work in the public domain, and are included unmodified.</w:t>
+      </w:r>
+    </w:p>
+    <w:p>
+      <w:pPr>
+        <w:keepNext w:val="false"/>
+        <w:spacing w:line="480" w:lineRule="auto"/>
+        <w:jc w:val="both"/>
+      </w:pPr>
+      <w:r>
+        <w:rPr>
+          <w:b/>
+          <w:bCs/>
+        </w:rPr>
         <w:t xml:space="preserve">Software versions.</w:t>
       </w:r>
       <w:r>
-        <w:t xml:space="preserve"> CASSIA 0.3.1; phreeqpython 1.6.2 (Vitens); PHREEQC databases minteq.v4.dat, minteq.dat and llnl.dat (revisions in Table S2); adsorption 0.1.0 (Amvro23); pyGAPS 4.3.1.dev693; NumPy 2.5.3; SciPy 1.18.1; pandas 3.0.5; scikit-learn 1.9.1; XGBoost 3.4.1; matplotlib 3.11.2; Python 3.13.17.</w:t>
+        <w:t xml:space="preserve"> CASSIA 0.3.2; phreeqpython 1.6.2 (Vitens); PHREEQC databases minteq.v4.dat, minteq.dat and llnl.dat (revisions in Table S2); adsorption 0.1.0 (Amvro23); pyGAPS 4.3.1.dev693; NumPy 2.5.3; SciPy 1.18.1; pandas 3.0.5; scikit-learn 1.9.1; XGBoost 3.4.1; matplotlib 3.11.2; Python 3.13.17.</w:t>
       </w:r>
     </w:p>
     <w:p>
@@ -27895,7 +30636,7 @@
         <w:t xml:space="preserve">Vector.</w:t>
       </w:r>
       <w:r>
-        <w:t xml:space="preserve"> The observation vector of a design (§2.6) contains residual Cr(VI) and, as the design requires, total aqueous Cr, the solid oxidation-state fraction, final pH and solid Cr inventory. Phase evidence is excluded, because it is undefined under adsorption only.</w:t>
+        <w:t xml:space="preserve"> The observation vector of a design (§2.6) contains residual Cr(VI) and, as the design requires, total aqueous Cr, the solid oxidation-state fraction, final pH and solid Cr inventory. Phase evidence is excluded, because the precipitated share of solid Cr(III) is undefined under adsorption only (there is no Cr(III)). For D5 the test therefore uses D4n + solid Cr inventory; phase evidence enters only the Fisher analysis of the precipitation share (§2.6, §3.3). No observation model for phase evidence under the null is assumed.</w:t>
       </w:r>
     </w:p>
     <w:p>
@@ -28384,7 +31125,7 @@
         <w:t xml:space="preserve">Calibration.</w:t>
       </w:r>
       <w:r>
-        <w:t xml:space="preserve"> The rejection threshold is instead the 95th percentile of χ</w:t>
+        <w:t xml:space="preserve"> The rejection threshold for each design and noise level is the conformal quantile \hat t=χ</w:t>
       </w:r>
       <w:r>
         <w:rPr>
@@ -28393,7 +31134,28 @@
         <w:t xml:space="preserve">2</w:t>
       </w:r>
       <w:r>
-        <w:t xml:space="preserve"> in the paired negative controls (same materials, reduction switched off), separately for each design and noise level.</w:t>
+        <w:rPr>
+          <w:vertAlign w:val="subscript"/>
+        </w:rPr>
+        <w:t xml:space="preserve">(k)</w:t>
+      </w:r>
+      <w:r>
+        <w:t xml:space="preserve">, the k-th smallest of n negative-control statistics, with k=⌈ 0.95(n+1)⌉. If a new null study is exchangeable with the controls, P(χ</w:t>
+      </w:r>
+      <w:r>
+        <w:rPr>
+          <w:vertAlign w:val="superscript"/>
+        </w:rPr>
+        <w:t xml:space="preserve">2</w:t>
+      </w:r>
+      <w:r>
+        <w:rPr>
+          <w:vertAlign w:val="subscript"/>
+        </w:rPr>
+        <w:t xml:space="preserve">n</w:t>
+      </w:r>
+      <w:r>
+        <w:t xml:space="preserve">ew&gt;\hat t)≤ 0.05 (the split-conformal quantile lemma; Vovk et al., 2005).</w:t>
       </w:r>
     </w:p>
     <w:p>
@@ -28410,10 +31172,59 @@
           <w:i/>
           <w:iCs/>
         </w:rPr>
-        <w:t xml:space="preserve">Cross-validated type-I error.</w:t>
-      </w:r>
-      <w:r>
-        <w:t xml:space="preserve"> The type-I error is estimated by split-half cross-validation of the controls: the threshold is estimated on one half and the error is evaluated on the other.</w:t>
+        <w:t xml:space="preserve">Unit of exchangeability.</w:t>
+      </w:r>
+      <w:r>
+        <w:t xml:space="preserve"> The negative controls of one corpus share its family hyper-priors, so the null χ</w:t>
+      </w:r>
+      <w:r>
+        <w:rPr>
+          <w:vertAlign w:val="superscript"/>
+        </w:rPr>
+        <w:t xml:space="preserve">2</w:t>
+      </w:r>
+      <w:r>
+        <w:t xml:space="preserve"> distribution differs between corpora; controls are exchangeable between corpora, not within a fixed set of corpora. A threshold estimated from few corpora therefore does not transfer. With the 120 controls of 6 corpora, the previous empirical 95th-percentile threshold gave a type-I error of 15.4% and 13.8% for D1 on 240 controls from 12 new corpora (Table S14).</w:t>
+      </w:r>
+    </w:p>
+    <w:p>
+      <w:pPr>
+        <w:pStyle w:val="ListParagraph"/>
+        <w:numPr>
+          <w:ilvl w:val="0"/>
+          <w:numId w:val="2"/>
+        </w:numPr>
+        <w:spacing w:line="480" w:lineRule="auto"/>
+      </w:pPr>
+      <w:r>
+        <w:rPr>
+          <w:i/>
+          <w:iCs/>
+        </w:rPr>
+        <w:t xml:space="preserve">Evaluation.</w:t>
+      </w:r>
+      <w:r>
+        <w:t xml:space="preserve"> Type-I error is estimated leave-one-corpus-out over all 18 corpora (360 controls): the threshold is computed from the other 17 corpora and applied to the held-out corpus. A 95% interval is obtained by resampling corpora (4,000 bootstrap replicates). The final threshold used for power and equivalence is the conformal quantile of all 360 controls.</w:t>
+      </w:r>
+    </w:p>
+    <w:p>
+      <w:pPr>
+        <w:pStyle w:val="ListParagraph"/>
+        <w:numPr>
+          <w:ilvl w:val="0"/>
+          <w:numId w:val="2"/>
+        </w:numPr>
+        <w:spacing w:line="480" w:lineRule="auto"/>
+      </w:pPr>
+      <w:r>
+        <w:rPr>
+          <w:i/>
+          <w:iCs/>
+        </w:rPr>
+        <w:t xml:space="preserve">Two error rates.</w:t>
+      </w:r>
+      <w:r>
+        <w:t xml:space="preserve"> The type-I error refers to rejecting a true adsorption-only model. The false-equivalence probability refers to declaring equivalence when the true misfit exceeds the margin. They are controlled by different procedures and reported separately.</w:t>
       </w:r>
     </w:p>
     <w:p>
